--- a/docs/package/out/BrokerVerse_Security_Due_Diligence_Questionnaire.docx
+++ b/docs/package/out/BrokerVerse_Security_Due_Diligence_Questionnaire.docx
@@ -10,7 +10,7 @@
       <w:r>
         <w:rPr/>
         <w:drawing>
-          <wp:anchor behindDoc="1" distT="0" distB="0" distL="0" distR="0" simplePos="0" locked="0" layoutInCell="0" allowOverlap="1" relativeHeight="28">
+          <wp:anchor behindDoc="1" distT="0" distB="0" distL="0" distR="0" simplePos="0" locked="0" layoutInCell="0" allowOverlap="1" relativeHeight="30">
             <wp:simplePos x="0" y="0"/>
             <wp:positionH relativeFrom="margin">
               <wp:posOffset>-914400</wp:posOffset>
@@ -55,7 +55,7 @@
           </wp:anchor>
         </w:drawing>
         <w:drawing>
-          <wp:anchor behindDoc="1" distT="0" distB="0" distL="0" distR="0" simplePos="0" locked="0" layoutInCell="0" allowOverlap="1" relativeHeight="39">
+          <wp:anchor behindDoc="1" distT="0" distB="0" distL="0" distR="0" simplePos="0" locked="0" layoutInCell="0" allowOverlap="1" relativeHeight="41">
             <wp:simplePos x="0" y="0"/>
             <wp:positionH relativeFrom="margin">
               <wp:align>center</wp:align>
@@ -111,7 +111,7 @@
         <mc:AlternateContent>
           <mc:Choice Requires="wps">
             <w:drawing>
-              <wp:anchor behindDoc="0" distT="45720" distB="45720" distL="114300" distR="114300" simplePos="0" locked="0" layoutInCell="0" allowOverlap="1" relativeHeight="29" wp14:anchorId="3D43415C">
+              <wp:anchor behindDoc="0" distT="45720" distB="45720" distL="114300" distR="114300" simplePos="0" locked="0" layoutInCell="0" allowOverlap="1" relativeHeight="31" wp14:anchorId="3D43415C">
                 <wp:simplePos x="0" y="0"/>
                 <wp:positionH relativeFrom="page">
                   <wp:posOffset>194310</wp:posOffset>
@@ -226,7 +226,7 @@
         <mc:AlternateContent>
           <mc:Choice Requires="wps">
             <w:drawing>
-              <wp:anchor behindDoc="0" distT="45720" distB="45720" distL="113030" distR="114935" simplePos="0" locked="0" layoutInCell="0" allowOverlap="1" relativeHeight="31" wp14:anchorId="58C23128">
+              <wp:anchor behindDoc="0" distT="45720" distB="45720" distL="113030" distR="114935" simplePos="0" locked="0" layoutInCell="0" allowOverlap="1" relativeHeight="33" wp14:anchorId="58C23128">
                 <wp:simplePos x="0" y="0"/>
                 <wp:positionH relativeFrom="page">
                   <wp:posOffset>3094990</wp:posOffset>
@@ -341,7 +341,7 @@
         <mc:AlternateContent>
           <mc:Choice Requires="wps">
             <w:drawing>
-              <wp:anchor behindDoc="0" distT="45720" distB="45720" distL="114300" distR="113665" simplePos="0" locked="0" layoutInCell="0" allowOverlap="1" relativeHeight="33" wp14:anchorId="1BF25123">
+              <wp:anchor behindDoc="0" distT="45720" distB="45720" distL="114300" distR="113665" simplePos="0" locked="0" layoutInCell="0" allowOverlap="1" relativeHeight="35" wp14:anchorId="1BF25123">
                 <wp:simplePos x="0" y="0"/>
                 <wp:positionH relativeFrom="page">
                   <wp:posOffset>4992370</wp:posOffset>
@@ -456,7 +456,7 @@
         <mc:AlternateContent>
           <mc:Choice Requires="wps">
             <w:drawing>
-              <wp:anchor behindDoc="0" distT="45720" distB="46355" distL="114300" distR="114300" simplePos="0" locked="0" layoutInCell="0" allowOverlap="1" relativeHeight="35" wp14:anchorId="01DE2BF4">
+              <wp:anchor behindDoc="0" distT="45720" distB="46355" distL="114300" distR="114300" simplePos="0" locked="0" layoutInCell="0" allowOverlap="1" relativeHeight="37" wp14:anchorId="01DE2BF4">
                 <wp:simplePos x="0" y="0"/>
                 <wp:positionH relativeFrom="margin">
                   <wp:align>center</wp:align>
@@ -601,7 +601,7 @@
         <mc:AlternateContent>
           <mc:Choice Requires="wps">
             <w:drawing>
-              <wp:anchor behindDoc="0" distT="45720" distB="50800" distL="114300" distR="114300" simplePos="0" locked="0" layoutInCell="0" allowOverlap="1" relativeHeight="37" wp14:anchorId="204C02CC">
+              <wp:anchor behindDoc="0" distT="45720" distB="50800" distL="114300" distR="114300" simplePos="0" locked="0" layoutInCell="0" allowOverlap="1" relativeHeight="39" wp14:anchorId="204C02CC">
                 <wp:simplePos x="0" y="0"/>
                 <wp:positionH relativeFrom="margin">
                   <wp:align>center</wp:align>
@@ -789,7 +789,7 @@
             </w:rPr>
             <w:fldChar w:fldCharType="separate"/>
           </w:r>
-          <w:hyperlink w:anchor="__RefHeading___Toc5992_1867798824">
+          <w:hyperlink w:anchor="__RefHeading___Toc5992_3089171863">
             <w:r>
               <w:rPr>
                 <w:webHidden/>
@@ -824,7 +824,7 @@
             </w:tabs>
             <w:rPr/>
           </w:pPr>
-          <w:hyperlink w:anchor="__RefHeading___Toc5994_1867798824">
+          <w:hyperlink w:anchor="__RefHeading___Toc5994_3089171863">
             <w:r>
               <w:rPr>
                 <w:webHidden/>
@@ -853,7 +853,7 @@
             </w:tabs>
             <w:rPr/>
           </w:pPr>
-          <w:hyperlink w:anchor="__RefHeading___Toc5996_1867798824">
+          <w:hyperlink w:anchor="__RefHeading___Toc5996_3089171863">
             <w:r>
               <w:rPr>
                 <w:webHidden/>
@@ -875,7 +875,7 @@
             </w:tabs>
             <w:rPr/>
           </w:pPr>
-          <w:hyperlink w:anchor="__RefHeading___Toc5998_1867798824">
+          <w:hyperlink w:anchor="__RefHeading___Toc5998_3089171863">
             <w:r>
               <w:rPr>
                 <w:webHidden/>
@@ -897,7 +897,7 @@
             </w:tabs>
             <w:rPr/>
           </w:pPr>
-          <w:hyperlink w:anchor="__RefHeading___Toc6000_1867798824">
+          <w:hyperlink w:anchor="__RefHeading___Toc6000_3089171863">
             <w:r>
               <w:rPr>
                 <w:webHidden/>
@@ -919,7 +919,7 @@
             </w:tabs>
             <w:rPr/>
           </w:pPr>
-          <w:hyperlink w:anchor="__RefHeading___Toc6002_1867798824">
+          <w:hyperlink w:anchor="__RefHeading___Toc6002_3089171863">
             <w:r>
               <w:rPr>
                 <w:webHidden/>
@@ -941,7 +941,7 @@
             </w:tabs>
             <w:rPr/>
           </w:pPr>
-          <w:hyperlink w:anchor="__RefHeading___Toc6004_1867798824">
+          <w:hyperlink w:anchor="__RefHeading___Toc6004_3089171863">
             <w:r>
               <w:rPr>
                 <w:webHidden/>
@@ -963,7 +963,7 @@
             </w:tabs>
             <w:rPr/>
           </w:pPr>
-          <w:hyperlink w:anchor="__RefHeading___Toc6006_1867798824">
+          <w:hyperlink w:anchor="__RefHeading___Toc6006_3089171863">
             <w:r>
               <w:rPr>
                 <w:webHidden/>
@@ -985,7 +985,7 @@
             </w:tabs>
             <w:rPr/>
           </w:pPr>
-          <w:hyperlink w:anchor="__RefHeading___Toc6008_1867798824">
+          <w:hyperlink w:anchor="__RefHeading___Toc6008_3089171863">
             <w:r>
               <w:rPr>
                 <w:webHidden/>
@@ -993,7 +993,7 @@
               </w:rPr>
               <w:t>6. Regulatory: Data Privacy Act</w:t>
               <w:tab/>
-              <w:t>9</w:t>
+              <w:t>10</w:t>
             </w:r>
           </w:hyperlink>
         </w:p>
@@ -1007,7 +1007,7 @@
             </w:tabs>
             <w:rPr/>
           </w:pPr>
-          <w:hyperlink w:anchor="__RefHeading___Toc6010_1867798824">
+          <w:hyperlink w:anchor="__RefHeading___Toc6010_3089171863">
             <w:r>
               <w:rPr>
                 <w:webHidden/>
@@ -1015,7 +1015,7 @@
               </w:rPr>
               <w:t>7. Access control</w:t>
               <w:tab/>
-              <w:t>11</w:t>
+              <w:t>12</w:t>
             </w:r>
           </w:hyperlink>
         </w:p>
@@ -1029,7 +1029,7 @@
             </w:tabs>
             <w:rPr/>
           </w:pPr>
-          <w:hyperlink w:anchor="__RefHeading___Toc6012_1867798824">
+          <w:hyperlink w:anchor="__RefHeading___Toc6012_3089171863">
             <w:r>
               <w:rPr>
                 <w:webHidden/>
@@ -1037,7 +1037,7 @@
               </w:rPr>
               <w:t>8. Cryptography and key management</w:t>
               <w:tab/>
-              <w:t>13</w:t>
+              <w:t>14</w:t>
             </w:r>
           </w:hyperlink>
         </w:p>
@@ -1051,7 +1051,7 @@
             </w:tabs>
             <w:rPr/>
           </w:pPr>
-          <w:hyperlink w:anchor="__RefHeading___Toc6014_1867798824">
+          <w:hyperlink w:anchor="__RefHeading___Toc6014_3089171863">
             <w:r>
               <w:rPr>
                 <w:webHidden/>
@@ -1059,7 +1059,7 @@
               </w:rPr>
               <w:t>9. Application and infrastructure security</w:t>
               <w:tab/>
-              <w:t>14</w:t>
+              <w:t>15</w:t>
             </w:r>
           </w:hyperlink>
         </w:p>
@@ -1073,7 +1073,7 @@
             </w:tabs>
             <w:rPr/>
           </w:pPr>
-          <w:hyperlink w:anchor="__RefHeading___Toc6016_1867798824">
+          <w:hyperlink w:anchor="__RefHeading___Toc6016_3089171863">
             <w:r>
               <w:rPr>
                 <w:webHidden/>
@@ -1081,7 +1081,7 @@
               </w:rPr>
               <w:t>10. Logging and monitoring</w:t>
               <w:tab/>
-              <w:t>15</w:t>
+              <w:t>17</w:t>
             </w:r>
           </w:hyperlink>
         </w:p>
@@ -1095,7 +1095,7 @@
             </w:tabs>
             <w:rPr/>
           </w:pPr>
-          <w:hyperlink w:anchor="__RefHeading___Toc6018_1867798824">
+          <w:hyperlink w:anchor="__RefHeading___Toc6018_3089171863">
             <w:r>
               <w:rPr>
                 <w:webHidden/>
@@ -1103,7 +1103,7 @@
               </w:rPr>
               <w:t>11. Vulnerability and patch management</w:t>
               <w:tab/>
-              <w:t>16</w:t>
+              <w:t>18</w:t>
             </w:r>
           </w:hyperlink>
         </w:p>
@@ -1117,7 +1117,7 @@
             </w:tabs>
             <w:rPr/>
           </w:pPr>
-          <w:hyperlink w:anchor="__RefHeading___Toc6020_1867798824">
+          <w:hyperlink w:anchor="__RefHeading___Toc6020_3089171863">
             <w:r>
               <w:rPr>
                 <w:webHidden/>
@@ -1125,7 +1125,7 @@
               </w:rPr>
               <w:t>12. Secure development and change management</w:t>
               <w:tab/>
-              <w:t>17</w:t>
+              <w:t>19</w:t>
             </w:r>
           </w:hyperlink>
         </w:p>
@@ -1139,7 +1139,7 @@
             </w:tabs>
             <w:rPr/>
           </w:pPr>
-          <w:hyperlink w:anchor="__RefHeading___Toc6022_1867798824">
+          <w:hyperlink w:anchor="__RefHeading___Toc6022_3089171863">
             <w:r>
               <w:rPr>
                 <w:webHidden/>
@@ -1147,7 +1147,7 @@
               </w:rPr>
               <w:t>13. Backup, continuity and disaster recovery</w:t>
               <w:tab/>
-              <w:t>18</w:t>
+              <w:t>20</w:t>
             </w:r>
           </w:hyperlink>
         </w:p>
@@ -1161,7 +1161,7 @@
             </w:tabs>
             <w:rPr/>
           </w:pPr>
-          <w:hyperlink w:anchor="__RefHeading___Toc6024_1867798824">
+          <w:hyperlink w:anchor="__RefHeading___Toc6024_3089171863">
             <w:r>
               <w:rPr>
                 <w:webHidden/>
@@ -1169,7 +1169,7 @@
               </w:rPr>
               <w:t>14. Incident management</w:t>
               <w:tab/>
-              <w:t>19</w:t>
+              <w:t>21</w:t>
             </w:r>
           </w:hyperlink>
         </w:p>
@@ -1183,7 +1183,7 @@
             </w:tabs>
             <w:rPr/>
           </w:pPr>
-          <w:hyperlink w:anchor="__RefHeading___Toc6026_1867798824">
+          <w:hyperlink w:anchor="__RefHeading___Toc6026_3089171863">
             <w:r>
               <w:rPr>
                 <w:webHidden/>
@@ -1191,7 +1191,7 @@
               </w:rPr>
               <w:t>15. Subcontractors, hosting and data residency</w:t>
               <w:tab/>
-              <w:t>20</w:t>
+              <w:t>22</w:t>
             </w:r>
           </w:hyperlink>
         </w:p>
@@ -1205,7 +1205,7 @@
             </w:tabs>
             <w:rPr/>
           </w:pPr>
-          <w:hyperlink w:anchor="__RefHeading___Toc6028_1867798824">
+          <w:hyperlink w:anchor="__RefHeading___Toc6028_3089171863">
             <w:r>
               <w:rPr>
                 <w:webHidden/>
@@ -1213,7 +1213,7 @@
               </w:rPr>
               <w:t>16. Audit and assurance</w:t>
               <w:tab/>
-              <w:t>21</w:t>
+              <w:t>23</w:t>
             </w:r>
           </w:hyperlink>
         </w:p>
@@ -1227,7 +1227,7 @@
             </w:tabs>
             <w:rPr/>
           </w:pPr>
-          <w:hyperlink w:anchor="__RefHeading___Toc6030_1867798824">
+          <w:hyperlink w:anchor="__RefHeading___Toc6030_3089171863">
             <w:r>
               <w:rPr>
                 <w:webHidden/>
@@ -1235,7 +1235,7 @@
               </w:rPr>
               <w:t>17. Open items before release to a broker</w:t>
               <w:tab/>
-              <w:t>22</w:t>
+              <w:t>24</w:t>
             </w:r>
           </w:hyperlink>
         </w:p>
@@ -1249,7 +1249,7 @@
             </w:tabs>
             <w:rPr/>
           </w:pPr>
-          <w:hyperlink w:anchor="__RefHeading___Toc6032_1867798824">
+          <w:hyperlink w:anchor="__RefHeading___Toc6032_3089171863">
             <w:r>
               <w:rPr>
                 <w:webHidden/>
@@ -1264,7 +1264,7 @@
                 <w:rStyle w:val="IndexLink"/>
               </w:rPr>
               <w:tab/>
-              <w:t>23</w:t>
+              <w:t>25</w:t>
             </w:r>
           </w:hyperlink>
           <w:r>
@@ -1297,7 +1297,7 @@
       <w:r>
         <w:br w:type="page"/>
       </w:r>
-      <w:bookmarkStart w:id="0" w:name="__RefHeading___Toc5992_1867798824"/>
+      <w:bookmarkStart w:id="0" w:name="__RefHeading___Toc5992_3089171863"/>
       <w:bookmarkStart w:id="1" w:name="_Toc48319687"/>
       <w:bookmarkStart w:id="2" w:name="_Toc11824118"/>
       <w:bookmarkEnd w:id="0"/>
@@ -1940,7 +1940,7 @@
           <w:spacing w:val="0"/>
         </w:rPr>
       </w:pPr>
-      <w:bookmarkStart w:id="4" w:name="__RefHeading___Toc5994_1867798824"/>
+      <w:bookmarkStart w:id="4" w:name="__RefHeading___Toc5994_3089171863"/>
       <w:bookmarkStart w:id="5" w:name="_Toc233203388"/>
       <w:bookmarkEnd w:id="4"/>
       <w:r>
@@ -4351,7 +4351,7 @@
         <w:pageBreakBefore w:val="false"/>
         <w:rPr/>
       </w:pPr>
-      <w:bookmarkStart w:id="6" w:name="__RefHeading___Toc5996_1867798824"/>
+      <w:bookmarkStart w:id="6" w:name="__RefHeading___Toc5996_3089171863"/>
       <w:bookmarkEnd w:id="6"/>
       <w:r>
         <w:rPr>
@@ -4368,7 +4368,7 @@
         <w:pStyle w:val="Heading2"/>
         <w:rPr/>
       </w:pPr>
-      <w:bookmarkStart w:id="7" w:name="__RefHeading___Toc5998_1867798824"/>
+      <w:bookmarkStart w:id="7" w:name="__RefHeading___Toc5998_3089171863"/>
       <w:bookmarkEnd w:id="7"/>
       <w:r>
         <w:rPr>
@@ -4432,7 +4432,7 @@
         <w:pStyle w:val="Heading2"/>
         <w:rPr/>
       </w:pPr>
-      <w:bookmarkStart w:id="8" w:name="__RefHeading___Toc6000_1867798824"/>
+      <w:bookmarkStart w:id="8" w:name="__RefHeading___Toc6000_3089171863"/>
       <w:bookmarkEnd w:id="8"/>
       <w:r>
         <w:rPr>
@@ -4684,7 +4684,7 @@
         <w:pStyle w:val="Heading2"/>
         <w:rPr/>
       </w:pPr>
-      <w:bookmarkStart w:id="9" w:name="__RefHeading___Toc6002_1867798824"/>
+      <w:bookmarkStart w:id="9" w:name="__RefHeading___Toc6002_3089171863"/>
       <w:bookmarkEnd w:id="9"/>
       <w:r>
         <w:rPr>
@@ -5895,7 +5895,7 @@
         <w:pStyle w:val="Heading1"/>
         <w:rPr/>
       </w:pPr>
-      <w:bookmarkStart w:id="10" w:name="__RefHeading___Toc6004_1867798824"/>
+      <w:bookmarkStart w:id="10" w:name="__RefHeading___Toc6004_3089171863"/>
       <w:bookmarkEnd w:id="10"/>
       <w:r>
         <w:rPr>
@@ -5924,10 +5924,10 @@
       </w:tblPr>
       <w:tblGrid>
         <w:gridCol w:w="906"/>
-        <w:gridCol w:w="1647"/>
-        <w:gridCol w:w="1124"/>
-        <w:gridCol w:w="2847"/>
-        <w:gridCol w:w="2491"/>
+        <w:gridCol w:w="2378"/>
+        <w:gridCol w:w="1123"/>
+        <w:gridCol w:w="2413"/>
+        <w:gridCol w:w="2195"/>
       </w:tblGrid>
       <w:tr>
         <w:trPr>
@@ -5974,7 +5974,7 @@
         </w:tc>
         <w:tc>
           <w:tcPr>
-            <w:tcW w:w="1647" w:type="dxa"/>
+            <w:tcW w:w="2378" w:type="dxa"/>
             <w:tcBorders>
               <w:top w:val="single" w:sz="4" w:space="0" w:color="BFC7D1"/>
               <w:left w:val="single" w:sz="4" w:space="0" w:color="BFC7D1"/>
@@ -6013,7 +6013,7 @@
         </w:tc>
         <w:tc>
           <w:tcPr>
-            <w:tcW w:w="1124" w:type="dxa"/>
+            <w:tcW w:w="1123" w:type="dxa"/>
             <w:tcBorders>
               <w:top w:val="single" w:sz="4" w:space="0" w:color="BFC7D1"/>
               <w:left w:val="single" w:sz="4" w:space="0" w:color="BFC7D1"/>
@@ -6052,7 +6052,7 @@
         </w:tc>
         <w:tc>
           <w:tcPr>
-            <w:tcW w:w="2847" w:type="dxa"/>
+            <w:tcW w:w="2413" w:type="dxa"/>
             <w:tcBorders>
               <w:top w:val="single" w:sz="4" w:space="0" w:color="BFC7D1"/>
               <w:left w:val="single" w:sz="4" w:space="0" w:color="BFC7D1"/>
@@ -6091,7 +6091,7 @@
         </w:tc>
         <w:tc>
           <w:tcPr>
-            <w:tcW w:w="2491" w:type="dxa"/>
+            <w:tcW w:w="2195" w:type="dxa"/>
             <w:tcBorders>
               <w:top w:val="single" w:sz="4" w:space="0" w:color="BFC7D1"/>
               <w:left w:val="single" w:sz="4" w:space="0" w:color="BFC7D1"/>
@@ -6170,7 +6170,7 @@
         </w:tc>
         <w:tc>
           <w:tcPr>
-            <w:tcW w:w="1647" w:type="dxa"/>
+            <w:tcW w:w="2378" w:type="dxa"/>
             <w:tcBorders>
               <w:top w:val="single" w:sz="4" w:space="0" w:color="BFC7D1"/>
               <w:left w:val="single" w:sz="4" w:space="0" w:color="BFC7D1"/>
@@ -6207,7 +6207,7 @@
         </w:tc>
         <w:tc>
           <w:tcPr>
-            <w:tcW w:w="1124" w:type="dxa"/>
+            <w:tcW w:w="1123" w:type="dxa"/>
             <w:tcBorders>
               <w:top w:val="single" w:sz="4" w:space="0" w:color="BFC7D1"/>
               <w:left w:val="single" w:sz="4" w:space="0" w:color="BFC7D1"/>
@@ -6244,7 +6244,7 @@
         </w:tc>
         <w:tc>
           <w:tcPr>
-            <w:tcW w:w="2847" w:type="dxa"/>
+            <w:tcW w:w="2413" w:type="dxa"/>
             <w:tcBorders>
               <w:top w:val="single" w:sz="4" w:space="0" w:color="BFC7D1"/>
               <w:left w:val="single" w:sz="4" w:space="0" w:color="BFC7D1"/>
@@ -6281,7 +6281,7 @@
         </w:tc>
         <w:tc>
           <w:tcPr>
-            <w:tcW w:w="2491" w:type="dxa"/>
+            <w:tcW w:w="2195" w:type="dxa"/>
             <w:tcBorders>
               <w:top w:val="single" w:sz="4" w:space="0" w:color="BFC7D1"/>
               <w:left w:val="single" w:sz="4" w:space="0" w:color="BFC7D1"/>
@@ -6358,7 +6358,7 @@
         </w:tc>
         <w:tc>
           <w:tcPr>
-            <w:tcW w:w="1647" w:type="dxa"/>
+            <w:tcW w:w="2378" w:type="dxa"/>
             <w:tcBorders>
               <w:top w:val="single" w:sz="4" w:space="0" w:color="BFC7D1"/>
               <w:left w:val="single" w:sz="4" w:space="0" w:color="BFC7D1"/>
@@ -6395,7 +6395,7 @@
         </w:tc>
         <w:tc>
           <w:tcPr>
-            <w:tcW w:w="1124" w:type="dxa"/>
+            <w:tcW w:w="1123" w:type="dxa"/>
             <w:tcBorders>
               <w:top w:val="single" w:sz="4" w:space="0" w:color="BFC7D1"/>
               <w:left w:val="single" w:sz="4" w:space="0" w:color="BFC7D1"/>
@@ -6432,7 +6432,7 @@
         </w:tc>
         <w:tc>
           <w:tcPr>
-            <w:tcW w:w="2847" w:type="dxa"/>
+            <w:tcW w:w="2413" w:type="dxa"/>
             <w:tcBorders>
               <w:top w:val="single" w:sz="4" w:space="0" w:color="BFC7D1"/>
               <w:left w:val="single" w:sz="4" w:space="0" w:color="BFC7D1"/>
@@ -6469,7 +6469,7 @@
         </w:tc>
         <w:tc>
           <w:tcPr>
-            <w:tcW w:w="2491" w:type="dxa"/>
+            <w:tcW w:w="2195" w:type="dxa"/>
             <w:tcBorders>
               <w:top w:val="single" w:sz="4" w:space="0" w:color="BFC7D1"/>
               <w:left w:val="single" w:sz="4" w:space="0" w:color="BFC7D1"/>
@@ -6546,7 +6546,7 @@
         </w:tc>
         <w:tc>
           <w:tcPr>
-            <w:tcW w:w="1647" w:type="dxa"/>
+            <w:tcW w:w="2378" w:type="dxa"/>
             <w:tcBorders>
               <w:top w:val="single" w:sz="4" w:space="0" w:color="BFC7D1"/>
               <w:left w:val="single" w:sz="4" w:space="0" w:color="BFC7D1"/>
@@ -6583,7 +6583,7 @@
         </w:tc>
         <w:tc>
           <w:tcPr>
-            <w:tcW w:w="1124" w:type="dxa"/>
+            <w:tcW w:w="1123" w:type="dxa"/>
             <w:tcBorders>
               <w:top w:val="single" w:sz="4" w:space="0" w:color="BFC7D1"/>
               <w:left w:val="single" w:sz="4" w:space="0" w:color="BFC7D1"/>
@@ -6620,7 +6620,7 @@
         </w:tc>
         <w:tc>
           <w:tcPr>
-            <w:tcW w:w="2847" w:type="dxa"/>
+            <w:tcW w:w="2413" w:type="dxa"/>
             <w:tcBorders>
               <w:top w:val="single" w:sz="4" w:space="0" w:color="BFC7D1"/>
               <w:left w:val="single" w:sz="4" w:space="0" w:color="BFC7D1"/>
@@ -6657,7 +6657,7 @@
         </w:tc>
         <w:tc>
           <w:tcPr>
-            <w:tcW w:w="2491" w:type="dxa"/>
+            <w:tcW w:w="2195" w:type="dxa"/>
             <w:tcBorders>
               <w:top w:val="single" w:sz="4" w:space="0" w:color="BFC7D1"/>
               <w:left w:val="single" w:sz="4" w:space="0" w:color="BFC7D1"/>
@@ -6734,7 +6734,7 @@
         </w:tc>
         <w:tc>
           <w:tcPr>
-            <w:tcW w:w="1647" w:type="dxa"/>
+            <w:tcW w:w="2378" w:type="dxa"/>
             <w:tcBorders>
               <w:top w:val="single" w:sz="4" w:space="0" w:color="BFC7D1"/>
               <w:left w:val="single" w:sz="4" w:space="0" w:color="BFC7D1"/>
@@ -6771,7 +6771,7 @@
         </w:tc>
         <w:tc>
           <w:tcPr>
-            <w:tcW w:w="1124" w:type="dxa"/>
+            <w:tcW w:w="1123" w:type="dxa"/>
             <w:tcBorders>
               <w:top w:val="single" w:sz="4" w:space="0" w:color="BFC7D1"/>
               <w:left w:val="single" w:sz="4" w:space="0" w:color="BFC7D1"/>
@@ -6808,7 +6808,7 @@
         </w:tc>
         <w:tc>
           <w:tcPr>
-            <w:tcW w:w="2847" w:type="dxa"/>
+            <w:tcW w:w="2413" w:type="dxa"/>
             <w:tcBorders>
               <w:top w:val="single" w:sz="4" w:space="0" w:color="BFC7D1"/>
               <w:left w:val="single" w:sz="4" w:space="0" w:color="BFC7D1"/>
@@ -6845,7 +6845,7 @@
         </w:tc>
         <w:tc>
           <w:tcPr>
-            <w:tcW w:w="2491" w:type="dxa"/>
+            <w:tcW w:w="2195" w:type="dxa"/>
             <w:tcBorders>
               <w:top w:val="single" w:sz="4" w:space="0" w:color="BFC7D1"/>
               <w:left w:val="single" w:sz="4" w:space="0" w:color="BFC7D1"/>
@@ -6922,7 +6922,7 @@
         </w:tc>
         <w:tc>
           <w:tcPr>
-            <w:tcW w:w="1647" w:type="dxa"/>
+            <w:tcW w:w="2378" w:type="dxa"/>
             <w:tcBorders>
               <w:top w:val="single" w:sz="4" w:space="0" w:color="BFC7D1"/>
               <w:left w:val="single" w:sz="4" w:space="0" w:color="BFC7D1"/>
@@ -6959,7 +6959,7 @@
         </w:tc>
         <w:tc>
           <w:tcPr>
-            <w:tcW w:w="1124" w:type="dxa"/>
+            <w:tcW w:w="1123" w:type="dxa"/>
             <w:tcBorders>
               <w:top w:val="single" w:sz="4" w:space="0" w:color="BFC7D1"/>
               <w:left w:val="single" w:sz="4" w:space="0" w:color="BFC7D1"/>
@@ -6996,7 +6996,7 @@
         </w:tc>
         <w:tc>
           <w:tcPr>
-            <w:tcW w:w="2847" w:type="dxa"/>
+            <w:tcW w:w="2413" w:type="dxa"/>
             <w:tcBorders>
               <w:top w:val="single" w:sz="4" w:space="0" w:color="BFC7D1"/>
               <w:left w:val="single" w:sz="4" w:space="0" w:color="BFC7D1"/>
@@ -7033,7 +7033,7 @@
         </w:tc>
         <w:tc>
           <w:tcPr>
-            <w:tcW w:w="2491" w:type="dxa"/>
+            <w:tcW w:w="2195" w:type="dxa"/>
             <w:tcBorders>
               <w:top w:val="single" w:sz="4" w:space="0" w:color="BFC7D1"/>
               <w:left w:val="single" w:sz="4" w:space="0" w:color="BFC7D1"/>
@@ -7110,7 +7110,7 @@
         </w:tc>
         <w:tc>
           <w:tcPr>
-            <w:tcW w:w="1647" w:type="dxa"/>
+            <w:tcW w:w="2378" w:type="dxa"/>
             <w:tcBorders>
               <w:top w:val="single" w:sz="4" w:space="0" w:color="BFC7D1"/>
               <w:left w:val="single" w:sz="4" w:space="0" w:color="BFC7D1"/>
@@ -7147,7 +7147,7 @@
         </w:tc>
         <w:tc>
           <w:tcPr>
-            <w:tcW w:w="1124" w:type="dxa"/>
+            <w:tcW w:w="1123" w:type="dxa"/>
             <w:tcBorders>
               <w:top w:val="single" w:sz="4" w:space="0" w:color="BFC7D1"/>
               <w:left w:val="single" w:sz="4" w:space="0" w:color="BFC7D1"/>
@@ -7184,7 +7184,7 @@
         </w:tc>
         <w:tc>
           <w:tcPr>
-            <w:tcW w:w="2847" w:type="dxa"/>
+            <w:tcW w:w="2413" w:type="dxa"/>
             <w:tcBorders>
               <w:top w:val="single" w:sz="4" w:space="0" w:color="BFC7D1"/>
               <w:left w:val="single" w:sz="4" w:space="0" w:color="BFC7D1"/>
@@ -7221,7 +7221,7 @@
         </w:tc>
         <w:tc>
           <w:tcPr>
-            <w:tcW w:w="2491" w:type="dxa"/>
+            <w:tcW w:w="2195" w:type="dxa"/>
             <w:tcBorders>
               <w:top w:val="single" w:sz="4" w:space="0" w:color="BFC7D1"/>
               <w:left w:val="single" w:sz="4" w:space="0" w:color="BFC7D1"/>
@@ -7298,7 +7298,7 @@
         </w:tc>
         <w:tc>
           <w:tcPr>
-            <w:tcW w:w="1647" w:type="dxa"/>
+            <w:tcW w:w="2378" w:type="dxa"/>
             <w:tcBorders>
               <w:top w:val="single" w:sz="4" w:space="0" w:color="BFC7D1"/>
               <w:left w:val="single" w:sz="4" w:space="0" w:color="BFC7D1"/>
@@ -7335,7 +7335,7 @@
         </w:tc>
         <w:tc>
           <w:tcPr>
-            <w:tcW w:w="1124" w:type="dxa"/>
+            <w:tcW w:w="1123" w:type="dxa"/>
             <w:tcBorders>
               <w:top w:val="single" w:sz="4" w:space="0" w:color="BFC7D1"/>
               <w:left w:val="single" w:sz="4" w:space="0" w:color="BFC7D1"/>
@@ -7372,7 +7372,7 @@
         </w:tc>
         <w:tc>
           <w:tcPr>
-            <w:tcW w:w="2847" w:type="dxa"/>
+            <w:tcW w:w="2413" w:type="dxa"/>
             <w:tcBorders>
               <w:top w:val="single" w:sz="4" w:space="0" w:color="BFC7D1"/>
               <w:left w:val="single" w:sz="4" w:space="0" w:color="BFC7D1"/>
@@ -7409,7 +7409,7 @@
         </w:tc>
         <w:tc>
           <w:tcPr>
-            <w:tcW w:w="2491" w:type="dxa"/>
+            <w:tcW w:w="2195" w:type="dxa"/>
             <w:tcBorders>
               <w:top w:val="single" w:sz="4" w:space="0" w:color="BFC7D1"/>
               <w:left w:val="single" w:sz="4" w:space="0" w:color="BFC7D1"/>
@@ -7486,7 +7486,7 @@
         </w:tc>
         <w:tc>
           <w:tcPr>
-            <w:tcW w:w="1647" w:type="dxa"/>
+            <w:tcW w:w="2378" w:type="dxa"/>
             <w:tcBorders>
               <w:top w:val="single" w:sz="4" w:space="0" w:color="BFC7D1"/>
               <w:left w:val="single" w:sz="4" w:space="0" w:color="BFC7D1"/>
@@ -7523,7 +7523,7 @@
         </w:tc>
         <w:tc>
           <w:tcPr>
-            <w:tcW w:w="1124" w:type="dxa"/>
+            <w:tcW w:w="1123" w:type="dxa"/>
             <w:tcBorders>
               <w:top w:val="single" w:sz="4" w:space="0" w:color="BFC7D1"/>
               <w:left w:val="single" w:sz="4" w:space="0" w:color="BFC7D1"/>
@@ -7560,7 +7560,7 @@
         </w:tc>
         <w:tc>
           <w:tcPr>
-            <w:tcW w:w="2847" w:type="dxa"/>
+            <w:tcW w:w="2413" w:type="dxa"/>
             <w:tcBorders>
               <w:top w:val="single" w:sz="4" w:space="0" w:color="BFC7D1"/>
               <w:left w:val="single" w:sz="4" w:space="0" w:color="BFC7D1"/>
@@ -7597,7 +7597,7 @@
         </w:tc>
         <w:tc>
           <w:tcPr>
-            <w:tcW w:w="2491" w:type="dxa"/>
+            <w:tcW w:w="2195" w:type="dxa"/>
             <w:tcBorders>
               <w:top w:val="single" w:sz="4" w:space="0" w:color="BFC7D1"/>
               <w:left w:val="single" w:sz="4" w:space="0" w:color="BFC7D1"/>
@@ -7674,7 +7674,7 @@
         </w:tc>
         <w:tc>
           <w:tcPr>
-            <w:tcW w:w="1647" w:type="dxa"/>
+            <w:tcW w:w="2378" w:type="dxa"/>
             <w:tcBorders>
               <w:top w:val="single" w:sz="4" w:space="0" w:color="BFC7D1"/>
               <w:left w:val="single" w:sz="4" w:space="0" w:color="BFC7D1"/>
@@ -7711,7 +7711,7 @@
         </w:tc>
         <w:tc>
           <w:tcPr>
-            <w:tcW w:w="1124" w:type="dxa"/>
+            <w:tcW w:w="1123" w:type="dxa"/>
             <w:tcBorders>
               <w:top w:val="single" w:sz="4" w:space="0" w:color="BFC7D1"/>
               <w:left w:val="single" w:sz="4" w:space="0" w:color="BFC7D1"/>
@@ -7748,7 +7748,7 @@
         </w:tc>
         <w:tc>
           <w:tcPr>
-            <w:tcW w:w="2847" w:type="dxa"/>
+            <w:tcW w:w="2413" w:type="dxa"/>
             <w:tcBorders>
               <w:top w:val="single" w:sz="4" w:space="0" w:color="BFC7D1"/>
               <w:left w:val="single" w:sz="4" w:space="0" w:color="BFC7D1"/>
@@ -7785,7 +7785,7 @@
         </w:tc>
         <w:tc>
           <w:tcPr>
-            <w:tcW w:w="2491" w:type="dxa"/>
+            <w:tcW w:w="2195" w:type="dxa"/>
             <w:tcBorders>
               <w:top w:val="single" w:sz="4" w:space="0" w:color="BFC7D1"/>
               <w:left w:val="single" w:sz="4" w:space="0" w:color="BFC7D1"/>
@@ -7862,7 +7862,7 @@
         </w:tc>
         <w:tc>
           <w:tcPr>
-            <w:tcW w:w="1647" w:type="dxa"/>
+            <w:tcW w:w="2378" w:type="dxa"/>
             <w:tcBorders>
               <w:top w:val="single" w:sz="4" w:space="0" w:color="BFC7D1"/>
               <w:left w:val="single" w:sz="4" w:space="0" w:color="BFC7D1"/>
@@ -7899,7 +7899,7 @@
         </w:tc>
         <w:tc>
           <w:tcPr>
-            <w:tcW w:w="1124" w:type="dxa"/>
+            <w:tcW w:w="1123" w:type="dxa"/>
             <w:tcBorders>
               <w:top w:val="single" w:sz="4" w:space="0" w:color="BFC7D1"/>
               <w:left w:val="single" w:sz="4" w:space="0" w:color="BFC7D1"/>
@@ -7936,7 +7936,7 @@
         </w:tc>
         <w:tc>
           <w:tcPr>
-            <w:tcW w:w="2847" w:type="dxa"/>
+            <w:tcW w:w="2413" w:type="dxa"/>
             <w:tcBorders>
               <w:top w:val="single" w:sz="4" w:space="0" w:color="BFC7D1"/>
               <w:left w:val="single" w:sz="4" w:space="0" w:color="BFC7D1"/>
@@ -7973,7 +7973,7 @@
         </w:tc>
         <w:tc>
           <w:tcPr>
-            <w:tcW w:w="2491" w:type="dxa"/>
+            <w:tcW w:w="2195" w:type="dxa"/>
             <w:tcBorders>
               <w:top w:val="single" w:sz="4" w:space="0" w:color="BFC7D1"/>
               <w:left w:val="single" w:sz="4" w:space="0" w:color="BFC7D1"/>
@@ -8050,7 +8050,7 @@
         </w:tc>
         <w:tc>
           <w:tcPr>
-            <w:tcW w:w="1647" w:type="dxa"/>
+            <w:tcW w:w="2378" w:type="dxa"/>
             <w:tcBorders>
               <w:top w:val="single" w:sz="4" w:space="0" w:color="BFC7D1"/>
               <w:left w:val="single" w:sz="4" w:space="0" w:color="BFC7D1"/>
@@ -8087,7 +8087,7 @@
         </w:tc>
         <w:tc>
           <w:tcPr>
-            <w:tcW w:w="1124" w:type="dxa"/>
+            <w:tcW w:w="1123" w:type="dxa"/>
             <w:tcBorders>
               <w:top w:val="single" w:sz="4" w:space="0" w:color="BFC7D1"/>
               <w:left w:val="single" w:sz="4" w:space="0" w:color="BFC7D1"/>
@@ -8124,7 +8124,7 @@
         </w:tc>
         <w:tc>
           <w:tcPr>
-            <w:tcW w:w="2847" w:type="dxa"/>
+            <w:tcW w:w="2413" w:type="dxa"/>
             <w:tcBorders>
               <w:top w:val="single" w:sz="4" w:space="0" w:color="BFC7D1"/>
               <w:left w:val="single" w:sz="4" w:space="0" w:color="BFC7D1"/>
@@ -8161,7 +8161,7 @@
         </w:tc>
         <w:tc>
           <w:tcPr>
-            <w:tcW w:w="2491" w:type="dxa"/>
+            <w:tcW w:w="2195" w:type="dxa"/>
             <w:tcBorders>
               <w:top w:val="single" w:sz="4" w:space="0" w:color="BFC7D1"/>
               <w:left w:val="single" w:sz="4" w:space="0" w:color="BFC7D1"/>
@@ -8238,7 +8238,7 @@
         </w:tc>
         <w:tc>
           <w:tcPr>
-            <w:tcW w:w="1647" w:type="dxa"/>
+            <w:tcW w:w="2378" w:type="dxa"/>
             <w:tcBorders>
               <w:top w:val="single" w:sz="4" w:space="0" w:color="BFC7D1"/>
               <w:left w:val="single" w:sz="4" w:space="0" w:color="BFC7D1"/>
@@ -8275,7 +8275,7 @@
         </w:tc>
         <w:tc>
           <w:tcPr>
-            <w:tcW w:w="1124" w:type="dxa"/>
+            <w:tcW w:w="1123" w:type="dxa"/>
             <w:tcBorders>
               <w:top w:val="single" w:sz="4" w:space="0" w:color="BFC7D1"/>
               <w:left w:val="single" w:sz="4" w:space="0" w:color="BFC7D1"/>
@@ -8312,7 +8312,7 @@
         </w:tc>
         <w:tc>
           <w:tcPr>
-            <w:tcW w:w="2847" w:type="dxa"/>
+            <w:tcW w:w="2413" w:type="dxa"/>
             <w:tcBorders>
               <w:top w:val="single" w:sz="4" w:space="0" w:color="BFC7D1"/>
               <w:left w:val="single" w:sz="4" w:space="0" w:color="BFC7D1"/>
@@ -8349,7 +8349,7 @@
         </w:tc>
         <w:tc>
           <w:tcPr>
-            <w:tcW w:w="2491" w:type="dxa"/>
+            <w:tcW w:w="2195" w:type="dxa"/>
             <w:tcBorders>
               <w:top w:val="single" w:sz="4" w:space="0" w:color="BFC7D1"/>
               <w:left w:val="single" w:sz="4" w:space="0" w:color="BFC7D1"/>
@@ -8426,7 +8426,7 @@
         </w:tc>
         <w:tc>
           <w:tcPr>
-            <w:tcW w:w="1647" w:type="dxa"/>
+            <w:tcW w:w="2378" w:type="dxa"/>
             <w:tcBorders>
               <w:top w:val="single" w:sz="4" w:space="0" w:color="BFC7D1"/>
               <w:left w:val="single" w:sz="4" w:space="0" w:color="BFC7D1"/>
@@ -8463,7 +8463,7 @@
         </w:tc>
         <w:tc>
           <w:tcPr>
-            <w:tcW w:w="1124" w:type="dxa"/>
+            <w:tcW w:w="1123" w:type="dxa"/>
             <w:tcBorders>
               <w:top w:val="single" w:sz="4" w:space="0" w:color="BFC7D1"/>
               <w:left w:val="single" w:sz="4" w:space="0" w:color="BFC7D1"/>
@@ -8500,7 +8500,7 @@
         </w:tc>
         <w:tc>
           <w:tcPr>
-            <w:tcW w:w="2847" w:type="dxa"/>
+            <w:tcW w:w="2413" w:type="dxa"/>
             <w:tcBorders>
               <w:top w:val="single" w:sz="4" w:space="0" w:color="BFC7D1"/>
               <w:left w:val="single" w:sz="4" w:space="0" w:color="BFC7D1"/>
@@ -8537,7 +8537,7 @@
         </w:tc>
         <w:tc>
           <w:tcPr>
-            <w:tcW w:w="2491" w:type="dxa"/>
+            <w:tcW w:w="2195" w:type="dxa"/>
             <w:tcBorders>
               <w:top w:val="single" w:sz="4" w:space="0" w:color="BFC7D1"/>
               <w:left w:val="single" w:sz="4" w:space="0" w:color="BFC7D1"/>
@@ -8614,7 +8614,7 @@
         </w:tc>
         <w:tc>
           <w:tcPr>
-            <w:tcW w:w="1647" w:type="dxa"/>
+            <w:tcW w:w="2378" w:type="dxa"/>
             <w:tcBorders>
               <w:top w:val="single" w:sz="4" w:space="0" w:color="BFC7D1"/>
               <w:left w:val="single" w:sz="4" w:space="0" w:color="BFC7D1"/>
@@ -8651,7 +8651,7 @@
         </w:tc>
         <w:tc>
           <w:tcPr>
-            <w:tcW w:w="1124" w:type="dxa"/>
+            <w:tcW w:w="1123" w:type="dxa"/>
             <w:tcBorders>
               <w:top w:val="single" w:sz="4" w:space="0" w:color="BFC7D1"/>
               <w:left w:val="single" w:sz="4" w:space="0" w:color="BFC7D1"/>
@@ -8688,7 +8688,7 @@
         </w:tc>
         <w:tc>
           <w:tcPr>
-            <w:tcW w:w="2847" w:type="dxa"/>
+            <w:tcW w:w="2413" w:type="dxa"/>
             <w:tcBorders>
               <w:top w:val="single" w:sz="4" w:space="0" w:color="BFC7D1"/>
               <w:left w:val="single" w:sz="4" w:space="0" w:color="BFC7D1"/>
@@ -8725,7 +8725,7 @@
         </w:tc>
         <w:tc>
           <w:tcPr>
-            <w:tcW w:w="2491" w:type="dxa"/>
+            <w:tcW w:w="2195" w:type="dxa"/>
             <w:tcBorders>
               <w:top w:val="single" w:sz="4" w:space="0" w:color="BFC7D1"/>
               <w:left w:val="single" w:sz="4" w:space="0" w:color="BFC7D1"/>
@@ -8780,7 +8780,7 @@
         <w:pStyle w:val="Heading1"/>
         <w:rPr/>
       </w:pPr>
-      <w:bookmarkStart w:id="11" w:name="__RefHeading___Toc6006_1867798824"/>
+      <w:bookmarkStart w:id="11" w:name="__RefHeading___Toc6006_3089171863"/>
       <w:bookmarkEnd w:id="11"/>
       <w:r>
         <w:rPr>
@@ -8795,7 +8795,7 @@
     <w:tbl>
       <w:tblPr>
         <w:tblStyle w:val="TableGrid"/>
-        <w:tblW w:w="9014" w:type="dxa"/>
+        <w:tblW w:w="9015" w:type="dxa"/>
         <w:jc w:val="left"/>
         <w:tblInd w:w="0" w:type="dxa"/>
         <w:tblLayout w:type="fixed"/>
@@ -8809,10 +8809,10 @@
       </w:tblPr>
       <w:tblGrid>
         <w:gridCol w:w="906"/>
-        <w:gridCol w:w="1577"/>
-        <w:gridCol w:w="1122"/>
-        <w:gridCol w:w="2792"/>
-        <w:gridCol w:w="2617"/>
+        <w:gridCol w:w="2389"/>
+        <w:gridCol w:w="1124"/>
+        <w:gridCol w:w="2317"/>
+        <w:gridCol w:w="2279"/>
       </w:tblGrid>
       <w:tr>
         <w:trPr>
@@ -8859,7 +8859,7 @@
         </w:tc>
         <w:tc>
           <w:tcPr>
-            <w:tcW w:w="1577" w:type="dxa"/>
+            <w:tcW w:w="2389" w:type="dxa"/>
             <w:tcBorders>
               <w:top w:val="single" w:sz="4" w:space="0" w:color="BFC7D1"/>
               <w:left w:val="single" w:sz="4" w:space="0" w:color="BFC7D1"/>
@@ -8898,7 +8898,7 @@
         </w:tc>
         <w:tc>
           <w:tcPr>
-            <w:tcW w:w="1122" w:type="dxa"/>
+            <w:tcW w:w="1124" w:type="dxa"/>
             <w:tcBorders>
               <w:top w:val="single" w:sz="4" w:space="0" w:color="BFC7D1"/>
               <w:left w:val="single" w:sz="4" w:space="0" w:color="BFC7D1"/>
@@ -8937,7 +8937,7 @@
         </w:tc>
         <w:tc>
           <w:tcPr>
-            <w:tcW w:w="2792" w:type="dxa"/>
+            <w:tcW w:w="2317" w:type="dxa"/>
             <w:tcBorders>
               <w:top w:val="single" w:sz="4" w:space="0" w:color="BFC7D1"/>
               <w:left w:val="single" w:sz="4" w:space="0" w:color="BFC7D1"/>
@@ -8976,7 +8976,7 @@
         </w:tc>
         <w:tc>
           <w:tcPr>
-            <w:tcW w:w="2617" w:type="dxa"/>
+            <w:tcW w:w="2279" w:type="dxa"/>
             <w:tcBorders>
               <w:top w:val="single" w:sz="4" w:space="0" w:color="BFC7D1"/>
               <w:left w:val="single" w:sz="4" w:space="0" w:color="BFC7D1"/>
@@ -9055,7 +9055,7 @@
         </w:tc>
         <w:tc>
           <w:tcPr>
-            <w:tcW w:w="1577" w:type="dxa"/>
+            <w:tcW w:w="2389" w:type="dxa"/>
             <w:tcBorders>
               <w:top w:val="single" w:sz="4" w:space="0" w:color="BFC7D1"/>
               <w:left w:val="single" w:sz="4" w:space="0" w:color="BFC7D1"/>
@@ -9092,7 +9092,7 @@
         </w:tc>
         <w:tc>
           <w:tcPr>
-            <w:tcW w:w="1122" w:type="dxa"/>
+            <w:tcW w:w="1124" w:type="dxa"/>
             <w:tcBorders>
               <w:top w:val="single" w:sz="4" w:space="0" w:color="BFC7D1"/>
               <w:left w:val="single" w:sz="4" w:space="0" w:color="BFC7D1"/>
@@ -9129,7 +9129,7 @@
         </w:tc>
         <w:tc>
           <w:tcPr>
-            <w:tcW w:w="2792" w:type="dxa"/>
+            <w:tcW w:w="2317" w:type="dxa"/>
             <w:tcBorders>
               <w:top w:val="single" w:sz="4" w:space="0" w:color="BFC7D1"/>
               <w:left w:val="single" w:sz="4" w:space="0" w:color="BFC7D1"/>
@@ -9166,7 +9166,7 @@
         </w:tc>
         <w:tc>
           <w:tcPr>
-            <w:tcW w:w="2617" w:type="dxa"/>
+            <w:tcW w:w="2279" w:type="dxa"/>
             <w:tcBorders>
               <w:top w:val="single" w:sz="4" w:space="0" w:color="BFC7D1"/>
               <w:left w:val="single" w:sz="4" w:space="0" w:color="BFC7D1"/>
@@ -9243,7 +9243,7 @@
         </w:tc>
         <w:tc>
           <w:tcPr>
-            <w:tcW w:w="1577" w:type="dxa"/>
+            <w:tcW w:w="2389" w:type="dxa"/>
             <w:tcBorders>
               <w:top w:val="single" w:sz="4" w:space="0" w:color="BFC7D1"/>
               <w:left w:val="single" w:sz="4" w:space="0" w:color="BFC7D1"/>
@@ -9280,7 +9280,7 @@
         </w:tc>
         <w:tc>
           <w:tcPr>
-            <w:tcW w:w="1122" w:type="dxa"/>
+            <w:tcW w:w="1124" w:type="dxa"/>
             <w:tcBorders>
               <w:top w:val="single" w:sz="4" w:space="0" w:color="BFC7D1"/>
               <w:left w:val="single" w:sz="4" w:space="0" w:color="BFC7D1"/>
@@ -9317,7 +9317,7 @@
         </w:tc>
         <w:tc>
           <w:tcPr>
-            <w:tcW w:w="2792" w:type="dxa"/>
+            <w:tcW w:w="2317" w:type="dxa"/>
             <w:tcBorders>
               <w:top w:val="single" w:sz="4" w:space="0" w:color="BFC7D1"/>
               <w:left w:val="single" w:sz="4" w:space="0" w:color="BFC7D1"/>
@@ -9354,7 +9354,7 @@
         </w:tc>
         <w:tc>
           <w:tcPr>
-            <w:tcW w:w="2617" w:type="dxa"/>
+            <w:tcW w:w="2279" w:type="dxa"/>
             <w:tcBorders>
               <w:top w:val="single" w:sz="4" w:space="0" w:color="BFC7D1"/>
               <w:left w:val="single" w:sz="4" w:space="0" w:color="BFC7D1"/>
@@ -9431,7 +9431,7 @@
         </w:tc>
         <w:tc>
           <w:tcPr>
-            <w:tcW w:w="1577" w:type="dxa"/>
+            <w:tcW w:w="2389" w:type="dxa"/>
             <w:tcBorders>
               <w:top w:val="single" w:sz="4" w:space="0" w:color="BFC7D1"/>
               <w:left w:val="single" w:sz="4" w:space="0" w:color="BFC7D1"/>
@@ -9468,7 +9468,7 @@
         </w:tc>
         <w:tc>
           <w:tcPr>
-            <w:tcW w:w="1122" w:type="dxa"/>
+            <w:tcW w:w="1124" w:type="dxa"/>
             <w:tcBorders>
               <w:top w:val="single" w:sz="4" w:space="0" w:color="BFC7D1"/>
               <w:left w:val="single" w:sz="4" w:space="0" w:color="BFC7D1"/>
@@ -9505,7 +9505,7 @@
         </w:tc>
         <w:tc>
           <w:tcPr>
-            <w:tcW w:w="2792" w:type="dxa"/>
+            <w:tcW w:w="2317" w:type="dxa"/>
             <w:tcBorders>
               <w:top w:val="single" w:sz="4" w:space="0" w:color="BFC7D1"/>
               <w:left w:val="single" w:sz="4" w:space="0" w:color="BFC7D1"/>
@@ -9542,7 +9542,7 @@
         </w:tc>
         <w:tc>
           <w:tcPr>
-            <w:tcW w:w="2617" w:type="dxa"/>
+            <w:tcW w:w="2279" w:type="dxa"/>
             <w:tcBorders>
               <w:top w:val="single" w:sz="4" w:space="0" w:color="BFC7D1"/>
               <w:left w:val="single" w:sz="4" w:space="0" w:color="BFC7D1"/>
@@ -9619,7 +9619,7 @@
         </w:tc>
         <w:tc>
           <w:tcPr>
-            <w:tcW w:w="1577" w:type="dxa"/>
+            <w:tcW w:w="2389" w:type="dxa"/>
             <w:tcBorders>
               <w:top w:val="single" w:sz="4" w:space="0" w:color="BFC7D1"/>
               <w:left w:val="single" w:sz="4" w:space="0" w:color="BFC7D1"/>
@@ -9656,7 +9656,7 @@
         </w:tc>
         <w:tc>
           <w:tcPr>
-            <w:tcW w:w="1122" w:type="dxa"/>
+            <w:tcW w:w="1124" w:type="dxa"/>
             <w:tcBorders>
               <w:top w:val="single" w:sz="4" w:space="0" w:color="BFC7D1"/>
               <w:left w:val="single" w:sz="4" w:space="0" w:color="BFC7D1"/>
@@ -9693,7 +9693,7 @@
         </w:tc>
         <w:tc>
           <w:tcPr>
-            <w:tcW w:w="2792" w:type="dxa"/>
+            <w:tcW w:w="2317" w:type="dxa"/>
             <w:tcBorders>
               <w:top w:val="single" w:sz="4" w:space="0" w:color="BFC7D1"/>
               <w:left w:val="single" w:sz="4" w:space="0" w:color="BFC7D1"/>
@@ -9730,7 +9730,7 @@
         </w:tc>
         <w:tc>
           <w:tcPr>
-            <w:tcW w:w="2617" w:type="dxa"/>
+            <w:tcW w:w="2279" w:type="dxa"/>
             <w:tcBorders>
               <w:top w:val="single" w:sz="4" w:space="0" w:color="BFC7D1"/>
               <w:left w:val="single" w:sz="4" w:space="0" w:color="BFC7D1"/>
@@ -9807,7 +9807,7 @@
         </w:tc>
         <w:tc>
           <w:tcPr>
-            <w:tcW w:w="1577" w:type="dxa"/>
+            <w:tcW w:w="2389" w:type="dxa"/>
             <w:tcBorders>
               <w:top w:val="single" w:sz="4" w:space="0" w:color="BFC7D1"/>
               <w:left w:val="single" w:sz="4" w:space="0" w:color="BFC7D1"/>
@@ -9844,7 +9844,7 @@
         </w:tc>
         <w:tc>
           <w:tcPr>
-            <w:tcW w:w="1122" w:type="dxa"/>
+            <w:tcW w:w="1124" w:type="dxa"/>
             <w:tcBorders>
               <w:top w:val="single" w:sz="4" w:space="0" w:color="BFC7D1"/>
               <w:left w:val="single" w:sz="4" w:space="0" w:color="BFC7D1"/>
@@ -9881,7 +9881,7 @@
         </w:tc>
         <w:tc>
           <w:tcPr>
-            <w:tcW w:w="2792" w:type="dxa"/>
+            <w:tcW w:w="2317" w:type="dxa"/>
             <w:tcBorders>
               <w:top w:val="single" w:sz="4" w:space="0" w:color="BFC7D1"/>
               <w:left w:val="single" w:sz="4" w:space="0" w:color="BFC7D1"/>
@@ -9918,7 +9918,7 @@
         </w:tc>
         <w:tc>
           <w:tcPr>
-            <w:tcW w:w="2617" w:type="dxa"/>
+            <w:tcW w:w="2279" w:type="dxa"/>
             <w:tcBorders>
               <w:top w:val="single" w:sz="4" w:space="0" w:color="BFC7D1"/>
               <w:left w:val="single" w:sz="4" w:space="0" w:color="BFC7D1"/>
@@ -9995,7 +9995,7 @@
         </w:tc>
         <w:tc>
           <w:tcPr>
-            <w:tcW w:w="1577" w:type="dxa"/>
+            <w:tcW w:w="2389" w:type="dxa"/>
             <w:tcBorders>
               <w:top w:val="single" w:sz="4" w:space="0" w:color="BFC7D1"/>
               <w:left w:val="single" w:sz="4" w:space="0" w:color="BFC7D1"/>
@@ -10032,7 +10032,7 @@
         </w:tc>
         <w:tc>
           <w:tcPr>
-            <w:tcW w:w="1122" w:type="dxa"/>
+            <w:tcW w:w="1124" w:type="dxa"/>
             <w:tcBorders>
               <w:top w:val="single" w:sz="4" w:space="0" w:color="BFC7D1"/>
               <w:left w:val="single" w:sz="4" w:space="0" w:color="BFC7D1"/>
@@ -10069,7 +10069,7 @@
         </w:tc>
         <w:tc>
           <w:tcPr>
-            <w:tcW w:w="2792" w:type="dxa"/>
+            <w:tcW w:w="2317" w:type="dxa"/>
             <w:tcBorders>
               <w:top w:val="single" w:sz="4" w:space="0" w:color="BFC7D1"/>
               <w:left w:val="single" w:sz="4" w:space="0" w:color="BFC7D1"/>
@@ -10106,7 +10106,7 @@
         </w:tc>
         <w:tc>
           <w:tcPr>
-            <w:tcW w:w="2617" w:type="dxa"/>
+            <w:tcW w:w="2279" w:type="dxa"/>
             <w:tcBorders>
               <w:top w:val="single" w:sz="4" w:space="0" w:color="BFC7D1"/>
               <w:left w:val="single" w:sz="4" w:space="0" w:color="BFC7D1"/>
@@ -10183,7 +10183,7 @@
         </w:tc>
         <w:tc>
           <w:tcPr>
-            <w:tcW w:w="1577" w:type="dxa"/>
+            <w:tcW w:w="2389" w:type="dxa"/>
             <w:tcBorders>
               <w:top w:val="single" w:sz="4" w:space="0" w:color="BFC7D1"/>
               <w:left w:val="single" w:sz="4" w:space="0" w:color="BFC7D1"/>
@@ -10220,7 +10220,7 @@
         </w:tc>
         <w:tc>
           <w:tcPr>
-            <w:tcW w:w="1122" w:type="dxa"/>
+            <w:tcW w:w="1124" w:type="dxa"/>
             <w:tcBorders>
               <w:top w:val="single" w:sz="4" w:space="0" w:color="BFC7D1"/>
               <w:left w:val="single" w:sz="4" w:space="0" w:color="BFC7D1"/>
@@ -10257,7 +10257,7 @@
         </w:tc>
         <w:tc>
           <w:tcPr>
-            <w:tcW w:w="2792" w:type="dxa"/>
+            <w:tcW w:w="2317" w:type="dxa"/>
             <w:tcBorders>
               <w:top w:val="single" w:sz="4" w:space="0" w:color="BFC7D1"/>
               <w:left w:val="single" w:sz="4" w:space="0" w:color="BFC7D1"/>
@@ -10294,7 +10294,7 @@
         </w:tc>
         <w:tc>
           <w:tcPr>
-            <w:tcW w:w="2617" w:type="dxa"/>
+            <w:tcW w:w="2279" w:type="dxa"/>
             <w:tcBorders>
               <w:top w:val="single" w:sz="4" w:space="0" w:color="BFC7D1"/>
               <w:left w:val="single" w:sz="4" w:space="0" w:color="BFC7D1"/>
@@ -10371,7 +10371,7 @@
         </w:tc>
         <w:tc>
           <w:tcPr>
-            <w:tcW w:w="1577" w:type="dxa"/>
+            <w:tcW w:w="2389" w:type="dxa"/>
             <w:tcBorders>
               <w:top w:val="single" w:sz="4" w:space="0" w:color="BFC7D1"/>
               <w:left w:val="single" w:sz="4" w:space="0" w:color="BFC7D1"/>
@@ -10408,7 +10408,7 @@
         </w:tc>
         <w:tc>
           <w:tcPr>
-            <w:tcW w:w="1122" w:type="dxa"/>
+            <w:tcW w:w="1124" w:type="dxa"/>
             <w:tcBorders>
               <w:top w:val="single" w:sz="4" w:space="0" w:color="BFC7D1"/>
               <w:left w:val="single" w:sz="4" w:space="0" w:color="BFC7D1"/>
@@ -10445,7 +10445,7 @@
         </w:tc>
         <w:tc>
           <w:tcPr>
-            <w:tcW w:w="2792" w:type="dxa"/>
+            <w:tcW w:w="2317" w:type="dxa"/>
             <w:tcBorders>
               <w:top w:val="single" w:sz="4" w:space="0" w:color="BFC7D1"/>
               <w:left w:val="single" w:sz="4" w:space="0" w:color="BFC7D1"/>
@@ -10482,7 +10482,7 @@
         </w:tc>
         <w:tc>
           <w:tcPr>
-            <w:tcW w:w="2617" w:type="dxa"/>
+            <w:tcW w:w="2279" w:type="dxa"/>
             <w:tcBorders>
               <w:top w:val="single" w:sz="4" w:space="0" w:color="BFC7D1"/>
               <w:left w:val="single" w:sz="4" w:space="0" w:color="BFC7D1"/>
@@ -10559,7 +10559,7 @@
         </w:tc>
         <w:tc>
           <w:tcPr>
-            <w:tcW w:w="1577" w:type="dxa"/>
+            <w:tcW w:w="2389" w:type="dxa"/>
             <w:tcBorders>
               <w:top w:val="single" w:sz="4" w:space="0" w:color="BFC7D1"/>
               <w:left w:val="single" w:sz="4" w:space="0" w:color="BFC7D1"/>
@@ -10596,7 +10596,7 @@
         </w:tc>
         <w:tc>
           <w:tcPr>
-            <w:tcW w:w="1122" w:type="dxa"/>
+            <w:tcW w:w="1124" w:type="dxa"/>
             <w:tcBorders>
               <w:top w:val="single" w:sz="4" w:space="0" w:color="BFC7D1"/>
               <w:left w:val="single" w:sz="4" w:space="0" w:color="BFC7D1"/>
@@ -10633,7 +10633,7 @@
         </w:tc>
         <w:tc>
           <w:tcPr>
-            <w:tcW w:w="2792" w:type="dxa"/>
+            <w:tcW w:w="2317" w:type="dxa"/>
             <w:tcBorders>
               <w:top w:val="single" w:sz="4" w:space="0" w:color="BFC7D1"/>
               <w:left w:val="single" w:sz="4" w:space="0" w:color="BFC7D1"/>
@@ -10670,7 +10670,7 @@
         </w:tc>
         <w:tc>
           <w:tcPr>
-            <w:tcW w:w="2617" w:type="dxa"/>
+            <w:tcW w:w="2279" w:type="dxa"/>
             <w:tcBorders>
               <w:top w:val="single" w:sz="4" w:space="0" w:color="BFC7D1"/>
               <w:left w:val="single" w:sz="4" w:space="0" w:color="BFC7D1"/>
@@ -10725,7 +10725,7 @@
         <w:pStyle w:val="Heading1"/>
         <w:rPr/>
       </w:pPr>
-      <w:bookmarkStart w:id="12" w:name="__RefHeading___Toc6008_1867798824"/>
+      <w:bookmarkStart w:id="12" w:name="__RefHeading___Toc6008_3089171863"/>
       <w:bookmarkEnd w:id="12"/>
       <w:r>
         <w:rPr>
@@ -10754,10 +10754,10 @@
       </w:tblPr>
       <w:tblGrid>
         <w:gridCol w:w="906"/>
-        <w:gridCol w:w="1554"/>
+        <w:gridCol w:w="2331"/>
         <w:gridCol w:w="1122"/>
-        <w:gridCol w:w="2775"/>
-        <w:gridCol w:w="2658"/>
+        <w:gridCol w:w="2400"/>
+        <w:gridCol w:w="2256"/>
       </w:tblGrid>
       <w:tr>
         <w:trPr>
@@ -10804,7 +10804,7 @@
         </w:tc>
         <w:tc>
           <w:tcPr>
-            <w:tcW w:w="1554" w:type="dxa"/>
+            <w:tcW w:w="2331" w:type="dxa"/>
             <w:tcBorders>
               <w:top w:val="single" w:sz="4" w:space="0" w:color="BFC7D1"/>
               <w:left w:val="single" w:sz="4" w:space="0" w:color="BFC7D1"/>
@@ -10882,7 +10882,7 @@
         </w:tc>
         <w:tc>
           <w:tcPr>
-            <w:tcW w:w="2775" w:type="dxa"/>
+            <w:tcW w:w="2400" w:type="dxa"/>
             <w:tcBorders>
               <w:top w:val="single" w:sz="4" w:space="0" w:color="BFC7D1"/>
               <w:left w:val="single" w:sz="4" w:space="0" w:color="BFC7D1"/>
@@ -10921,7 +10921,7 @@
         </w:tc>
         <w:tc>
           <w:tcPr>
-            <w:tcW w:w="2658" w:type="dxa"/>
+            <w:tcW w:w="2256" w:type="dxa"/>
             <w:tcBorders>
               <w:top w:val="single" w:sz="4" w:space="0" w:color="BFC7D1"/>
               <w:left w:val="single" w:sz="4" w:space="0" w:color="BFC7D1"/>
@@ -11000,7 +11000,7 @@
         </w:tc>
         <w:tc>
           <w:tcPr>
-            <w:tcW w:w="1554" w:type="dxa"/>
+            <w:tcW w:w="2331" w:type="dxa"/>
             <w:tcBorders>
               <w:top w:val="single" w:sz="4" w:space="0" w:color="BFC7D1"/>
               <w:left w:val="single" w:sz="4" w:space="0" w:color="BFC7D1"/>
@@ -11074,7 +11074,7 @@
         </w:tc>
         <w:tc>
           <w:tcPr>
-            <w:tcW w:w="2775" w:type="dxa"/>
+            <w:tcW w:w="2400" w:type="dxa"/>
             <w:tcBorders>
               <w:top w:val="single" w:sz="4" w:space="0" w:color="BFC7D1"/>
               <w:left w:val="single" w:sz="4" w:space="0" w:color="BFC7D1"/>
@@ -11111,7 +11111,7 @@
         </w:tc>
         <w:tc>
           <w:tcPr>
-            <w:tcW w:w="2658" w:type="dxa"/>
+            <w:tcW w:w="2256" w:type="dxa"/>
             <w:tcBorders>
               <w:top w:val="single" w:sz="4" w:space="0" w:color="BFC7D1"/>
               <w:left w:val="single" w:sz="4" w:space="0" w:color="BFC7D1"/>
@@ -11188,7 +11188,7 @@
         </w:tc>
         <w:tc>
           <w:tcPr>
-            <w:tcW w:w="1554" w:type="dxa"/>
+            <w:tcW w:w="2331" w:type="dxa"/>
             <w:tcBorders>
               <w:top w:val="single" w:sz="4" w:space="0" w:color="BFC7D1"/>
               <w:left w:val="single" w:sz="4" w:space="0" w:color="BFC7D1"/>
@@ -11262,7 +11262,7 @@
         </w:tc>
         <w:tc>
           <w:tcPr>
-            <w:tcW w:w="2775" w:type="dxa"/>
+            <w:tcW w:w="2400" w:type="dxa"/>
             <w:tcBorders>
               <w:top w:val="single" w:sz="4" w:space="0" w:color="BFC7D1"/>
               <w:left w:val="single" w:sz="4" w:space="0" w:color="BFC7D1"/>
@@ -11299,7 +11299,7 @@
         </w:tc>
         <w:tc>
           <w:tcPr>
-            <w:tcW w:w="2658" w:type="dxa"/>
+            <w:tcW w:w="2256" w:type="dxa"/>
             <w:tcBorders>
               <w:top w:val="single" w:sz="4" w:space="0" w:color="BFC7D1"/>
               <w:left w:val="single" w:sz="4" w:space="0" w:color="BFC7D1"/>
@@ -11376,7 +11376,7 @@
         </w:tc>
         <w:tc>
           <w:tcPr>
-            <w:tcW w:w="1554" w:type="dxa"/>
+            <w:tcW w:w="2331" w:type="dxa"/>
             <w:tcBorders>
               <w:top w:val="single" w:sz="4" w:space="0" w:color="BFC7D1"/>
               <w:left w:val="single" w:sz="4" w:space="0" w:color="BFC7D1"/>
@@ -11450,7 +11450,7 @@
         </w:tc>
         <w:tc>
           <w:tcPr>
-            <w:tcW w:w="2775" w:type="dxa"/>
+            <w:tcW w:w="2400" w:type="dxa"/>
             <w:tcBorders>
               <w:top w:val="single" w:sz="4" w:space="0" w:color="BFC7D1"/>
               <w:left w:val="single" w:sz="4" w:space="0" w:color="BFC7D1"/>
@@ -11487,7 +11487,7 @@
         </w:tc>
         <w:tc>
           <w:tcPr>
-            <w:tcW w:w="2658" w:type="dxa"/>
+            <w:tcW w:w="2256" w:type="dxa"/>
             <w:tcBorders>
               <w:top w:val="single" w:sz="4" w:space="0" w:color="BFC7D1"/>
               <w:left w:val="single" w:sz="4" w:space="0" w:color="BFC7D1"/>
@@ -11564,7 +11564,7 @@
         </w:tc>
         <w:tc>
           <w:tcPr>
-            <w:tcW w:w="1554" w:type="dxa"/>
+            <w:tcW w:w="2331" w:type="dxa"/>
             <w:tcBorders>
               <w:top w:val="single" w:sz="4" w:space="0" w:color="BFC7D1"/>
               <w:left w:val="single" w:sz="4" w:space="0" w:color="BFC7D1"/>
@@ -11638,7 +11638,7 @@
         </w:tc>
         <w:tc>
           <w:tcPr>
-            <w:tcW w:w="2775" w:type="dxa"/>
+            <w:tcW w:w="2400" w:type="dxa"/>
             <w:tcBorders>
               <w:top w:val="single" w:sz="4" w:space="0" w:color="BFC7D1"/>
               <w:left w:val="single" w:sz="4" w:space="0" w:color="BFC7D1"/>
@@ -11675,7 +11675,7 @@
         </w:tc>
         <w:tc>
           <w:tcPr>
-            <w:tcW w:w="2658" w:type="dxa"/>
+            <w:tcW w:w="2256" w:type="dxa"/>
             <w:tcBorders>
               <w:top w:val="single" w:sz="4" w:space="0" w:color="BFC7D1"/>
               <w:left w:val="single" w:sz="4" w:space="0" w:color="BFC7D1"/>
@@ -11752,7 +11752,7 @@
         </w:tc>
         <w:tc>
           <w:tcPr>
-            <w:tcW w:w="1554" w:type="dxa"/>
+            <w:tcW w:w="2331" w:type="dxa"/>
             <w:tcBorders>
               <w:top w:val="single" w:sz="4" w:space="0" w:color="BFC7D1"/>
               <w:left w:val="single" w:sz="4" w:space="0" w:color="BFC7D1"/>
@@ -11826,7 +11826,7 @@
         </w:tc>
         <w:tc>
           <w:tcPr>
-            <w:tcW w:w="2775" w:type="dxa"/>
+            <w:tcW w:w="2400" w:type="dxa"/>
             <w:tcBorders>
               <w:top w:val="single" w:sz="4" w:space="0" w:color="BFC7D1"/>
               <w:left w:val="single" w:sz="4" w:space="0" w:color="BFC7D1"/>
@@ -11863,7 +11863,7 @@
         </w:tc>
         <w:tc>
           <w:tcPr>
-            <w:tcW w:w="2658" w:type="dxa"/>
+            <w:tcW w:w="2256" w:type="dxa"/>
             <w:tcBorders>
               <w:top w:val="single" w:sz="4" w:space="0" w:color="BFC7D1"/>
               <w:left w:val="single" w:sz="4" w:space="0" w:color="BFC7D1"/>
@@ -11940,7 +11940,7 @@
         </w:tc>
         <w:tc>
           <w:tcPr>
-            <w:tcW w:w="1554" w:type="dxa"/>
+            <w:tcW w:w="2331" w:type="dxa"/>
             <w:tcBorders>
               <w:top w:val="single" w:sz="4" w:space="0" w:color="BFC7D1"/>
               <w:left w:val="single" w:sz="4" w:space="0" w:color="BFC7D1"/>
@@ -12014,7 +12014,7 @@
         </w:tc>
         <w:tc>
           <w:tcPr>
-            <w:tcW w:w="2775" w:type="dxa"/>
+            <w:tcW w:w="2400" w:type="dxa"/>
             <w:tcBorders>
               <w:top w:val="single" w:sz="4" w:space="0" w:color="BFC7D1"/>
               <w:left w:val="single" w:sz="4" w:space="0" w:color="BFC7D1"/>
@@ -12073,7 +12073,7 @@
         </w:tc>
         <w:tc>
           <w:tcPr>
-            <w:tcW w:w="2658" w:type="dxa"/>
+            <w:tcW w:w="2256" w:type="dxa"/>
             <w:tcBorders>
               <w:top w:val="single" w:sz="4" w:space="0" w:color="BFC7D1"/>
               <w:left w:val="single" w:sz="4" w:space="0" w:color="BFC7D1"/>
@@ -12150,7 +12150,7 @@
         </w:tc>
         <w:tc>
           <w:tcPr>
-            <w:tcW w:w="1554" w:type="dxa"/>
+            <w:tcW w:w="2331" w:type="dxa"/>
             <w:tcBorders>
               <w:top w:val="single" w:sz="4" w:space="0" w:color="BFC7D1"/>
               <w:left w:val="single" w:sz="4" w:space="0" w:color="BFC7D1"/>
@@ -12224,7 +12224,7 @@
         </w:tc>
         <w:tc>
           <w:tcPr>
-            <w:tcW w:w="2775" w:type="dxa"/>
+            <w:tcW w:w="2400" w:type="dxa"/>
             <w:tcBorders>
               <w:top w:val="single" w:sz="4" w:space="0" w:color="BFC7D1"/>
               <w:left w:val="single" w:sz="4" w:space="0" w:color="BFC7D1"/>
@@ -12283,7 +12283,7 @@
         </w:tc>
         <w:tc>
           <w:tcPr>
-            <w:tcW w:w="2658" w:type="dxa"/>
+            <w:tcW w:w="2256" w:type="dxa"/>
             <w:tcBorders>
               <w:top w:val="single" w:sz="4" w:space="0" w:color="BFC7D1"/>
               <w:left w:val="single" w:sz="4" w:space="0" w:color="BFC7D1"/>
@@ -12360,7 +12360,7 @@
         </w:tc>
         <w:tc>
           <w:tcPr>
-            <w:tcW w:w="1554" w:type="dxa"/>
+            <w:tcW w:w="2331" w:type="dxa"/>
             <w:tcBorders>
               <w:top w:val="single" w:sz="4" w:space="0" w:color="BFC7D1"/>
               <w:left w:val="single" w:sz="4" w:space="0" w:color="BFC7D1"/>
@@ -12434,7 +12434,7 @@
         </w:tc>
         <w:tc>
           <w:tcPr>
-            <w:tcW w:w="2775" w:type="dxa"/>
+            <w:tcW w:w="2400" w:type="dxa"/>
             <w:tcBorders>
               <w:top w:val="single" w:sz="4" w:space="0" w:color="BFC7D1"/>
               <w:left w:val="single" w:sz="4" w:space="0" w:color="BFC7D1"/>
@@ -12471,7 +12471,7 @@
         </w:tc>
         <w:tc>
           <w:tcPr>
-            <w:tcW w:w="2658" w:type="dxa"/>
+            <w:tcW w:w="2256" w:type="dxa"/>
             <w:tcBorders>
               <w:top w:val="single" w:sz="4" w:space="0" w:color="BFC7D1"/>
               <w:left w:val="single" w:sz="4" w:space="0" w:color="BFC7D1"/>
@@ -12548,7 +12548,7 @@
         </w:tc>
         <w:tc>
           <w:tcPr>
-            <w:tcW w:w="1554" w:type="dxa"/>
+            <w:tcW w:w="2331" w:type="dxa"/>
             <w:tcBorders>
               <w:top w:val="single" w:sz="4" w:space="0" w:color="BFC7D1"/>
               <w:left w:val="single" w:sz="4" w:space="0" w:color="BFC7D1"/>
@@ -12622,7 +12622,7 @@
         </w:tc>
         <w:tc>
           <w:tcPr>
-            <w:tcW w:w="2775" w:type="dxa"/>
+            <w:tcW w:w="2400" w:type="dxa"/>
             <w:tcBorders>
               <w:top w:val="single" w:sz="4" w:space="0" w:color="BFC7D1"/>
               <w:left w:val="single" w:sz="4" w:space="0" w:color="BFC7D1"/>
@@ -12659,7 +12659,7 @@
         </w:tc>
         <w:tc>
           <w:tcPr>
-            <w:tcW w:w="2658" w:type="dxa"/>
+            <w:tcW w:w="2256" w:type="dxa"/>
             <w:tcBorders>
               <w:top w:val="single" w:sz="4" w:space="0" w:color="BFC7D1"/>
               <w:left w:val="single" w:sz="4" w:space="0" w:color="BFC7D1"/>
@@ -12736,7 +12736,7 @@
         </w:tc>
         <w:tc>
           <w:tcPr>
-            <w:tcW w:w="1554" w:type="dxa"/>
+            <w:tcW w:w="2331" w:type="dxa"/>
             <w:tcBorders>
               <w:top w:val="single" w:sz="4" w:space="0" w:color="BFC7D1"/>
               <w:left w:val="single" w:sz="4" w:space="0" w:color="BFC7D1"/>
@@ -12810,7 +12810,7 @@
         </w:tc>
         <w:tc>
           <w:tcPr>
-            <w:tcW w:w="2775" w:type="dxa"/>
+            <w:tcW w:w="2400" w:type="dxa"/>
             <w:tcBorders>
               <w:top w:val="single" w:sz="4" w:space="0" w:color="BFC7D1"/>
               <w:left w:val="single" w:sz="4" w:space="0" w:color="BFC7D1"/>
@@ -12847,7 +12847,7 @@
         </w:tc>
         <w:tc>
           <w:tcPr>
-            <w:tcW w:w="2658" w:type="dxa"/>
+            <w:tcW w:w="2256" w:type="dxa"/>
             <w:tcBorders>
               <w:top w:val="single" w:sz="4" w:space="0" w:color="BFC7D1"/>
               <w:left w:val="single" w:sz="4" w:space="0" w:color="BFC7D1"/>
@@ -12924,7 +12924,7 @@
         </w:tc>
         <w:tc>
           <w:tcPr>
-            <w:tcW w:w="1554" w:type="dxa"/>
+            <w:tcW w:w="2331" w:type="dxa"/>
             <w:tcBorders>
               <w:top w:val="single" w:sz="4" w:space="0" w:color="BFC7D1"/>
               <w:left w:val="single" w:sz="4" w:space="0" w:color="BFC7D1"/>
@@ -12998,7 +12998,7 @@
         </w:tc>
         <w:tc>
           <w:tcPr>
-            <w:tcW w:w="2775" w:type="dxa"/>
+            <w:tcW w:w="2400" w:type="dxa"/>
             <w:tcBorders>
               <w:top w:val="single" w:sz="4" w:space="0" w:color="BFC7D1"/>
               <w:left w:val="single" w:sz="4" w:space="0" w:color="BFC7D1"/>
@@ -13035,7 +13035,7 @@
         </w:tc>
         <w:tc>
           <w:tcPr>
-            <w:tcW w:w="2658" w:type="dxa"/>
+            <w:tcW w:w="2256" w:type="dxa"/>
             <w:tcBorders>
               <w:top w:val="single" w:sz="4" w:space="0" w:color="BFC7D1"/>
               <w:left w:val="single" w:sz="4" w:space="0" w:color="BFC7D1"/>
@@ -13112,7 +13112,7 @@
         </w:tc>
         <w:tc>
           <w:tcPr>
-            <w:tcW w:w="1554" w:type="dxa"/>
+            <w:tcW w:w="2331" w:type="dxa"/>
             <w:tcBorders>
               <w:top w:val="single" w:sz="4" w:space="0" w:color="BFC7D1"/>
               <w:left w:val="single" w:sz="4" w:space="0" w:color="BFC7D1"/>
@@ -13186,7 +13186,7 @@
         </w:tc>
         <w:tc>
           <w:tcPr>
-            <w:tcW w:w="2775" w:type="dxa"/>
+            <w:tcW w:w="2400" w:type="dxa"/>
             <w:tcBorders>
               <w:top w:val="single" w:sz="4" w:space="0" w:color="BFC7D1"/>
               <w:left w:val="single" w:sz="4" w:space="0" w:color="BFC7D1"/>
@@ -13223,7 +13223,7 @@
         </w:tc>
         <w:tc>
           <w:tcPr>
-            <w:tcW w:w="2658" w:type="dxa"/>
+            <w:tcW w:w="2256" w:type="dxa"/>
             <w:tcBorders>
               <w:top w:val="single" w:sz="4" w:space="0" w:color="BFC7D1"/>
               <w:left w:val="single" w:sz="4" w:space="0" w:color="BFC7D1"/>
@@ -13300,7 +13300,7 @@
         </w:tc>
         <w:tc>
           <w:tcPr>
-            <w:tcW w:w="1554" w:type="dxa"/>
+            <w:tcW w:w="2331" w:type="dxa"/>
             <w:tcBorders>
               <w:top w:val="single" w:sz="4" w:space="0" w:color="BFC7D1"/>
               <w:left w:val="single" w:sz="4" w:space="0" w:color="BFC7D1"/>
@@ -13374,7 +13374,7 @@
         </w:tc>
         <w:tc>
           <w:tcPr>
-            <w:tcW w:w="2775" w:type="dxa"/>
+            <w:tcW w:w="2400" w:type="dxa"/>
             <w:tcBorders>
               <w:top w:val="single" w:sz="4" w:space="0" w:color="BFC7D1"/>
               <w:left w:val="single" w:sz="4" w:space="0" w:color="BFC7D1"/>
@@ -13411,7 +13411,7 @@
         </w:tc>
         <w:tc>
           <w:tcPr>
-            <w:tcW w:w="2658" w:type="dxa"/>
+            <w:tcW w:w="2256" w:type="dxa"/>
             <w:tcBorders>
               <w:top w:val="single" w:sz="4" w:space="0" w:color="BFC7D1"/>
               <w:left w:val="single" w:sz="4" w:space="0" w:color="BFC7D1"/>
@@ -13488,7 +13488,7 @@
         </w:tc>
         <w:tc>
           <w:tcPr>
-            <w:tcW w:w="1554" w:type="dxa"/>
+            <w:tcW w:w="2331" w:type="dxa"/>
             <w:tcBorders>
               <w:top w:val="single" w:sz="4" w:space="0" w:color="BFC7D1"/>
               <w:left w:val="single" w:sz="4" w:space="0" w:color="BFC7D1"/>
@@ -13562,7 +13562,7 @@
         </w:tc>
         <w:tc>
           <w:tcPr>
-            <w:tcW w:w="2775" w:type="dxa"/>
+            <w:tcW w:w="2400" w:type="dxa"/>
             <w:tcBorders>
               <w:top w:val="single" w:sz="4" w:space="0" w:color="BFC7D1"/>
               <w:left w:val="single" w:sz="4" w:space="0" w:color="BFC7D1"/>
@@ -13599,7 +13599,7 @@
         </w:tc>
         <w:tc>
           <w:tcPr>
-            <w:tcW w:w="2658" w:type="dxa"/>
+            <w:tcW w:w="2256" w:type="dxa"/>
             <w:tcBorders>
               <w:top w:val="single" w:sz="4" w:space="0" w:color="BFC7D1"/>
               <w:left w:val="single" w:sz="4" w:space="0" w:color="BFC7D1"/>
@@ -13676,7 +13676,7 @@
         </w:tc>
         <w:tc>
           <w:tcPr>
-            <w:tcW w:w="1554" w:type="dxa"/>
+            <w:tcW w:w="2331" w:type="dxa"/>
             <w:tcBorders>
               <w:top w:val="single" w:sz="4" w:space="0" w:color="BFC7D1"/>
               <w:left w:val="single" w:sz="4" w:space="0" w:color="BFC7D1"/>
@@ -13750,7 +13750,7 @@
         </w:tc>
         <w:tc>
           <w:tcPr>
-            <w:tcW w:w="2775" w:type="dxa"/>
+            <w:tcW w:w="2400" w:type="dxa"/>
             <w:tcBorders>
               <w:top w:val="single" w:sz="4" w:space="0" w:color="BFC7D1"/>
               <w:left w:val="single" w:sz="4" w:space="0" w:color="BFC7D1"/>
@@ -13809,7 +13809,7 @@
         </w:tc>
         <w:tc>
           <w:tcPr>
-            <w:tcW w:w="2658" w:type="dxa"/>
+            <w:tcW w:w="2256" w:type="dxa"/>
             <w:tcBorders>
               <w:top w:val="single" w:sz="4" w:space="0" w:color="BFC7D1"/>
               <w:left w:val="single" w:sz="4" w:space="0" w:color="BFC7D1"/>
@@ -13864,7 +13864,7 @@
         <w:pStyle w:val="Heading1"/>
         <w:rPr/>
       </w:pPr>
-      <w:bookmarkStart w:id="13" w:name="__RefHeading___Toc6010_1867798824"/>
+      <w:bookmarkStart w:id="13" w:name="__RefHeading___Toc6010_3089171863"/>
       <w:bookmarkEnd w:id="13"/>
       <w:r>
         <w:rPr>
@@ -13879,7 +13879,7 @@
     <w:tbl>
       <w:tblPr>
         <w:tblStyle w:val="TableGrid"/>
-        <w:tblW w:w="9014" w:type="dxa"/>
+        <w:tblW w:w="9015" w:type="dxa"/>
         <w:jc w:val="left"/>
         <w:tblInd w:w="0" w:type="dxa"/>
         <w:tblLayout w:type="fixed"/>
@@ -13893,10 +13893,10 @@
       </w:tblPr>
       <w:tblGrid>
         <w:gridCol w:w="906"/>
-        <w:gridCol w:w="1907"/>
-        <w:gridCol w:w="1123"/>
-        <w:gridCol w:w="3047"/>
-        <w:gridCol w:w="2031"/>
+        <w:gridCol w:w="2532"/>
+        <w:gridCol w:w="1122"/>
+        <w:gridCol w:w="2597"/>
+        <w:gridCol w:w="1858"/>
       </w:tblGrid>
       <w:tr>
         <w:trPr>
@@ -13943,7 +13943,7 @@
         </w:tc>
         <w:tc>
           <w:tcPr>
-            <w:tcW w:w="1907" w:type="dxa"/>
+            <w:tcW w:w="2532" w:type="dxa"/>
             <w:tcBorders>
               <w:top w:val="single" w:sz="4" w:space="0" w:color="BFC7D1"/>
               <w:left w:val="single" w:sz="4" w:space="0" w:color="BFC7D1"/>
@@ -13982,7 +13982,7 @@
         </w:tc>
         <w:tc>
           <w:tcPr>
-            <w:tcW w:w="1123" w:type="dxa"/>
+            <w:tcW w:w="1122" w:type="dxa"/>
             <w:tcBorders>
               <w:top w:val="single" w:sz="4" w:space="0" w:color="BFC7D1"/>
               <w:left w:val="single" w:sz="4" w:space="0" w:color="BFC7D1"/>
@@ -14021,7 +14021,7 @@
         </w:tc>
         <w:tc>
           <w:tcPr>
-            <w:tcW w:w="3047" w:type="dxa"/>
+            <w:tcW w:w="2597" w:type="dxa"/>
             <w:tcBorders>
               <w:top w:val="single" w:sz="4" w:space="0" w:color="BFC7D1"/>
               <w:left w:val="single" w:sz="4" w:space="0" w:color="BFC7D1"/>
@@ -14060,7 +14060,7 @@
         </w:tc>
         <w:tc>
           <w:tcPr>
-            <w:tcW w:w="2031" w:type="dxa"/>
+            <w:tcW w:w="1858" w:type="dxa"/>
             <w:tcBorders>
               <w:top w:val="single" w:sz="4" w:space="0" w:color="BFC7D1"/>
               <w:left w:val="single" w:sz="4" w:space="0" w:color="BFC7D1"/>
@@ -14139,7 +14139,7 @@
         </w:tc>
         <w:tc>
           <w:tcPr>
-            <w:tcW w:w="1907" w:type="dxa"/>
+            <w:tcW w:w="2532" w:type="dxa"/>
             <w:tcBorders>
               <w:top w:val="single" w:sz="4" w:space="0" w:color="BFC7D1"/>
               <w:left w:val="single" w:sz="4" w:space="0" w:color="BFC7D1"/>
@@ -14176,7 +14176,7 @@
         </w:tc>
         <w:tc>
           <w:tcPr>
-            <w:tcW w:w="1123" w:type="dxa"/>
+            <w:tcW w:w="1122" w:type="dxa"/>
             <w:tcBorders>
               <w:top w:val="single" w:sz="4" w:space="0" w:color="BFC7D1"/>
               <w:left w:val="single" w:sz="4" w:space="0" w:color="BFC7D1"/>
@@ -14213,7 +14213,7 @@
         </w:tc>
         <w:tc>
           <w:tcPr>
-            <w:tcW w:w="3047" w:type="dxa"/>
+            <w:tcW w:w="2597" w:type="dxa"/>
             <w:tcBorders>
               <w:top w:val="single" w:sz="4" w:space="0" w:color="BFC7D1"/>
               <w:left w:val="single" w:sz="4" w:space="0" w:color="BFC7D1"/>
@@ -14250,7 +14250,7 @@
         </w:tc>
         <w:tc>
           <w:tcPr>
-            <w:tcW w:w="2031" w:type="dxa"/>
+            <w:tcW w:w="1858" w:type="dxa"/>
             <w:tcBorders>
               <w:top w:val="single" w:sz="4" w:space="0" w:color="BFC7D1"/>
               <w:left w:val="single" w:sz="4" w:space="0" w:color="BFC7D1"/>
@@ -14327,7 +14327,7 @@
         </w:tc>
         <w:tc>
           <w:tcPr>
-            <w:tcW w:w="1907" w:type="dxa"/>
+            <w:tcW w:w="2532" w:type="dxa"/>
             <w:tcBorders>
               <w:top w:val="single" w:sz="4" w:space="0" w:color="BFC7D1"/>
               <w:left w:val="single" w:sz="4" w:space="0" w:color="BFC7D1"/>
@@ -14364,7 +14364,7 @@
         </w:tc>
         <w:tc>
           <w:tcPr>
-            <w:tcW w:w="1123" w:type="dxa"/>
+            <w:tcW w:w="1122" w:type="dxa"/>
             <w:tcBorders>
               <w:top w:val="single" w:sz="4" w:space="0" w:color="BFC7D1"/>
               <w:left w:val="single" w:sz="4" w:space="0" w:color="BFC7D1"/>
@@ -14401,7 +14401,7 @@
         </w:tc>
         <w:tc>
           <w:tcPr>
-            <w:tcW w:w="3047" w:type="dxa"/>
+            <w:tcW w:w="2597" w:type="dxa"/>
             <w:tcBorders>
               <w:top w:val="single" w:sz="4" w:space="0" w:color="BFC7D1"/>
               <w:left w:val="single" w:sz="4" w:space="0" w:color="BFC7D1"/>
@@ -14460,7 +14460,7 @@
         </w:tc>
         <w:tc>
           <w:tcPr>
-            <w:tcW w:w="2031" w:type="dxa"/>
+            <w:tcW w:w="1858" w:type="dxa"/>
             <w:tcBorders>
               <w:top w:val="single" w:sz="4" w:space="0" w:color="BFC7D1"/>
               <w:left w:val="single" w:sz="4" w:space="0" w:color="BFC7D1"/>
@@ -14537,7 +14537,7 @@
         </w:tc>
         <w:tc>
           <w:tcPr>
-            <w:tcW w:w="1907" w:type="dxa"/>
+            <w:tcW w:w="2532" w:type="dxa"/>
             <w:tcBorders>
               <w:top w:val="single" w:sz="4" w:space="0" w:color="BFC7D1"/>
               <w:left w:val="single" w:sz="4" w:space="0" w:color="BFC7D1"/>
@@ -14574,7 +14574,7 @@
         </w:tc>
         <w:tc>
           <w:tcPr>
-            <w:tcW w:w="1123" w:type="dxa"/>
+            <w:tcW w:w="1122" w:type="dxa"/>
             <w:tcBorders>
               <w:top w:val="single" w:sz="4" w:space="0" w:color="BFC7D1"/>
               <w:left w:val="single" w:sz="4" w:space="0" w:color="BFC7D1"/>
@@ -14611,7 +14611,7 @@
         </w:tc>
         <w:tc>
           <w:tcPr>
-            <w:tcW w:w="3047" w:type="dxa"/>
+            <w:tcW w:w="2597" w:type="dxa"/>
             <w:tcBorders>
               <w:top w:val="single" w:sz="4" w:space="0" w:color="BFC7D1"/>
               <w:left w:val="single" w:sz="4" w:space="0" w:color="BFC7D1"/>
@@ -14648,7 +14648,7 @@
         </w:tc>
         <w:tc>
           <w:tcPr>
-            <w:tcW w:w="2031" w:type="dxa"/>
+            <w:tcW w:w="1858" w:type="dxa"/>
             <w:tcBorders>
               <w:top w:val="single" w:sz="4" w:space="0" w:color="BFC7D1"/>
               <w:left w:val="single" w:sz="4" w:space="0" w:color="BFC7D1"/>
@@ -14725,7 +14725,7 @@
         </w:tc>
         <w:tc>
           <w:tcPr>
-            <w:tcW w:w="1907" w:type="dxa"/>
+            <w:tcW w:w="2532" w:type="dxa"/>
             <w:tcBorders>
               <w:top w:val="single" w:sz="4" w:space="0" w:color="BFC7D1"/>
               <w:left w:val="single" w:sz="4" w:space="0" w:color="BFC7D1"/>
@@ -14762,7 +14762,7 @@
         </w:tc>
         <w:tc>
           <w:tcPr>
-            <w:tcW w:w="1123" w:type="dxa"/>
+            <w:tcW w:w="1122" w:type="dxa"/>
             <w:tcBorders>
               <w:top w:val="single" w:sz="4" w:space="0" w:color="BFC7D1"/>
               <w:left w:val="single" w:sz="4" w:space="0" w:color="BFC7D1"/>
@@ -14799,7 +14799,7 @@
         </w:tc>
         <w:tc>
           <w:tcPr>
-            <w:tcW w:w="3047" w:type="dxa"/>
+            <w:tcW w:w="2597" w:type="dxa"/>
             <w:tcBorders>
               <w:top w:val="single" w:sz="4" w:space="0" w:color="BFC7D1"/>
               <w:left w:val="single" w:sz="4" w:space="0" w:color="BFC7D1"/>
@@ -14852,13 +14852,13 @@
                 <w:szCs w:val="24"/>
                 <w:lang w:val="en-US" w:eastAsia="ja-JP" w:bidi="ar-SA"/>
               </w:rPr>
-              <w:t>); sign-in and forgot-password limited to 10 attempts per 5 minutes per IP and per user name; unlock is audited</w:t>
-            </w:r>
-          </w:p>
-        </w:tc>
-        <w:tc>
-          <w:tcPr>
-            <w:tcW w:w="2031" w:type="dxa"/>
+              <w:t>); sign-in and forgot-password limited to 10 attempts per 5 minutes per IP and per user name; reopening a locked account is audited</w:t>
+            </w:r>
+          </w:p>
+        </w:tc>
+        <w:tc>
+          <w:tcPr>
+            <w:tcW w:w="1858" w:type="dxa"/>
             <w:tcBorders>
               <w:top w:val="single" w:sz="4" w:space="0" w:color="BFC7D1"/>
               <w:left w:val="single" w:sz="4" w:space="0" w:color="BFC7D1"/>
@@ -14935,7 +14935,7 @@
         </w:tc>
         <w:tc>
           <w:tcPr>
-            <w:tcW w:w="1907" w:type="dxa"/>
+            <w:tcW w:w="2532" w:type="dxa"/>
             <w:tcBorders>
               <w:top w:val="single" w:sz="4" w:space="0" w:color="BFC7D1"/>
               <w:left w:val="single" w:sz="4" w:space="0" w:color="BFC7D1"/>
@@ -14972,7 +14972,7 @@
         </w:tc>
         <w:tc>
           <w:tcPr>
-            <w:tcW w:w="1123" w:type="dxa"/>
+            <w:tcW w:w="1122" w:type="dxa"/>
             <w:tcBorders>
               <w:top w:val="single" w:sz="4" w:space="0" w:color="BFC7D1"/>
               <w:left w:val="single" w:sz="4" w:space="0" w:color="BFC7D1"/>
@@ -15009,7 +15009,7 @@
         </w:tc>
         <w:tc>
           <w:tcPr>
-            <w:tcW w:w="3047" w:type="dxa"/>
+            <w:tcW w:w="2597" w:type="dxa"/>
             <w:tcBorders>
               <w:top w:val="single" w:sz="4" w:space="0" w:color="BFC7D1"/>
               <w:left w:val="single" w:sz="4" w:space="0" w:color="BFC7D1"/>
@@ -15068,7 +15068,7 @@
         </w:tc>
         <w:tc>
           <w:tcPr>
-            <w:tcW w:w="2031" w:type="dxa"/>
+            <w:tcW w:w="1858" w:type="dxa"/>
             <w:tcBorders>
               <w:top w:val="single" w:sz="4" w:space="0" w:color="BFC7D1"/>
               <w:left w:val="single" w:sz="4" w:space="0" w:color="BFC7D1"/>
@@ -15145,7 +15145,7 @@
         </w:tc>
         <w:tc>
           <w:tcPr>
-            <w:tcW w:w="1907" w:type="dxa"/>
+            <w:tcW w:w="2532" w:type="dxa"/>
             <w:tcBorders>
               <w:top w:val="single" w:sz="4" w:space="0" w:color="BFC7D1"/>
               <w:left w:val="single" w:sz="4" w:space="0" w:color="BFC7D1"/>
@@ -15182,7 +15182,7 @@
         </w:tc>
         <w:tc>
           <w:tcPr>
-            <w:tcW w:w="1123" w:type="dxa"/>
+            <w:tcW w:w="1122" w:type="dxa"/>
             <w:tcBorders>
               <w:top w:val="single" w:sz="4" w:space="0" w:color="BFC7D1"/>
               <w:left w:val="single" w:sz="4" w:space="0" w:color="BFC7D1"/>
@@ -15219,7 +15219,7 @@
         </w:tc>
         <w:tc>
           <w:tcPr>
-            <w:tcW w:w="3047" w:type="dxa"/>
+            <w:tcW w:w="2597" w:type="dxa"/>
             <w:tcBorders>
               <w:top w:val="single" w:sz="4" w:space="0" w:color="BFC7D1"/>
               <w:left w:val="single" w:sz="4" w:space="0" w:color="BFC7D1"/>
@@ -15256,7 +15256,7 @@
         </w:tc>
         <w:tc>
           <w:tcPr>
-            <w:tcW w:w="2031" w:type="dxa"/>
+            <w:tcW w:w="1858" w:type="dxa"/>
             <w:tcBorders>
               <w:top w:val="single" w:sz="4" w:space="0" w:color="BFC7D1"/>
               <w:left w:val="single" w:sz="4" w:space="0" w:color="BFC7D1"/>
@@ -15333,7 +15333,7 @@
         </w:tc>
         <w:tc>
           <w:tcPr>
-            <w:tcW w:w="1907" w:type="dxa"/>
+            <w:tcW w:w="2532" w:type="dxa"/>
             <w:tcBorders>
               <w:top w:val="single" w:sz="4" w:space="0" w:color="BFC7D1"/>
               <w:left w:val="single" w:sz="4" w:space="0" w:color="BFC7D1"/>
@@ -15370,7 +15370,7 @@
         </w:tc>
         <w:tc>
           <w:tcPr>
-            <w:tcW w:w="1123" w:type="dxa"/>
+            <w:tcW w:w="1122" w:type="dxa"/>
             <w:tcBorders>
               <w:top w:val="single" w:sz="4" w:space="0" w:color="BFC7D1"/>
               <w:left w:val="single" w:sz="4" w:space="0" w:color="BFC7D1"/>
@@ -15407,7 +15407,7 @@
         </w:tc>
         <w:tc>
           <w:tcPr>
-            <w:tcW w:w="3047" w:type="dxa"/>
+            <w:tcW w:w="2597" w:type="dxa"/>
             <w:tcBorders>
               <w:top w:val="single" w:sz="4" w:space="0" w:color="BFC7D1"/>
               <w:left w:val="single" w:sz="4" w:space="0" w:color="BFC7D1"/>
@@ -15444,7 +15444,7 @@
         </w:tc>
         <w:tc>
           <w:tcPr>
-            <w:tcW w:w="2031" w:type="dxa"/>
+            <w:tcW w:w="1858" w:type="dxa"/>
             <w:tcBorders>
               <w:top w:val="single" w:sz="4" w:space="0" w:color="BFC7D1"/>
               <w:left w:val="single" w:sz="4" w:space="0" w:color="BFC7D1"/>
@@ -15521,7 +15521,7 @@
         </w:tc>
         <w:tc>
           <w:tcPr>
-            <w:tcW w:w="1907" w:type="dxa"/>
+            <w:tcW w:w="2532" w:type="dxa"/>
             <w:tcBorders>
               <w:top w:val="single" w:sz="4" w:space="0" w:color="BFC7D1"/>
               <w:left w:val="single" w:sz="4" w:space="0" w:color="BFC7D1"/>
@@ -15558,7 +15558,7 @@
         </w:tc>
         <w:tc>
           <w:tcPr>
-            <w:tcW w:w="1123" w:type="dxa"/>
+            <w:tcW w:w="1122" w:type="dxa"/>
             <w:tcBorders>
               <w:top w:val="single" w:sz="4" w:space="0" w:color="BFC7D1"/>
               <w:left w:val="single" w:sz="4" w:space="0" w:color="BFC7D1"/>
@@ -15595,7 +15595,7 @@
         </w:tc>
         <w:tc>
           <w:tcPr>
-            <w:tcW w:w="3047" w:type="dxa"/>
+            <w:tcW w:w="2597" w:type="dxa"/>
             <w:tcBorders>
               <w:top w:val="single" w:sz="4" w:space="0" w:color="BFC7D1"/>
               <w:left w:val="single" w:sz="4" w:space="0" w:color="BFC7D1"/>
@@ -15632,7 +15632,7 @@
         </w:tc>
         <w:tc>
           <w:tcPr>
-            <w:tcW w:w="2031" w:type="dxa"/>
+            <w:tcW w:w="1858" w:type="dxa"/>
             <w:tcBorders>
               <w:top w:val="single" w:sz="4" w:space="0" w:color="BFC7D1"/>
               <w:left w:val="single" w:sz="4" w:space="0" w:color="BFC7D1"/>
@@ -15709,7 +15709,7 @@
         </w:tc>
         <w:tc>
           <w:tcPr>
-            <w:tcW w:w="1907" w:type="dxa"/>
+            <w:tcW w:w="2532" w:type="dxa"/>
             <w:tcBorders>
               <w:top w:val="single" w:sz="4" w:space="0" w:color="BFC7D1"/>
               <w:left w:val="single" w:sz="4" w:space="0" w:color="BFC7D1"/>
@@ -15746,7 +15746,7 @@
         </w:tc>
         <w:tc>
           <w:tcPr>
-            <w:tcW w:w="1123" w:type="dxa"/>
+            <w:tcW w:w="1122" w:type="dxa"/>
             <w:tcBorders>
               <w:top w:val="single" w:sz="4" w:space="0" w:color="BFC7D1"/>
               <w:left w:val="single" w:sz="4" w:space="0" w:color="BFC7D1"/>
@@ -15783,7 +15783,7 @@
         </w:tc>
         <w:tc>
           <w:tcPr>
-            <w:tcW w:w="3047" w:type="dxa"/>
+            <w:tcW w:w="2597" w:type="dxa"/>
             <w:tcBorders>
               <w:top w:val="single" w:sz="4" w:space="0" w:color="BFC7D1"/>
               <w:left w:val="single" w:sz="4" w:space="0" w:color="BFC7D1"/>
@@ -15820,7 +15820,7 @@
         </w:tc>
         <w:tc>
           <w:tcPr>
-            <w:tcW w:w="2031" w:type="dxa"/>
+            <w:tcW w:w="1858" w:type="dxa"/>
             <w:tcBorders>
               <w:top w:val="single" w:sz="4" w:space="0" w:color="BFC7D1"/>
               <w:left w:val="single" w:sz="4" w:space="0" w:color="BFC7D1"/>
@@ -15897,7 +15897,7 @@
         </w:tc>
         <w:tc>
           <w:tcPr>
-            <w:tcW w:w="1907" w:type="dxa"/>
+            <w:tcW w:w="2532" w:type="dxa"/>
             <w:tcBorders>
               <w:top w:val="single" w:sz="4" w:space="0" w:color="BFC7D1"/>
               <w:left w:val="single" w:sz="4" w:space="0" w:color="BFC7D1"/>
@@ -15934,7 +15934,7 @@
         </w:tc>
         <w:tc>
           <w:tcPr>
-            <w:tcW w:w="1123" w:type="dxa"/>
+            <w:tcW w:w="1122" w:type="dxa"/>
             <w:tcBorders>
               <w:top w:val="single" w:sz="4" w:space="0" w:color="BFC7D1"/>
               <w:left w:val="single" w:sz="4" w:space="0" w:color="BFC7D1"/>
@@ -15971,7 +15971,7 @@
         </w:tc>
         <w:tc>
           <w:tcPr>
-            <w:tcW w:w="3047" w:type="dxa"/>
+            <w:tcW w:w="2597" w:type="dxa"/>
             <w:tcBorders>
               <w:top w:val="single" w:sz="4" w:space="0" w:color="BFC7D1"/>
               <w:left w:val="single" w:sz="4" w:space="0" w:color="BFC7D1"/>
@@ -16030,7 +16030,7 @@
         </w:tc>
         <w:tc>
           <w:tcPr>
-            <w:tcW w:w="2031" w:type="dxa"/>
+            <w:tcW w:w="1858" w:type="dxa"/>
             <w:tcBorders>
               <w:top w:val="single" w:sz="4" w:space="0" w:color="BFC7D1"/>
               <w:left w:val="single" w:sz="4" w:space="0" w:color="BFC7D1"/>
@@ -16107,7 +16107,7 @@
         </w:tc>
         <w:tc>
           <w:tcPr>
-            <w:tcW w:w="1907" w:type="dxa"/>
+            <w:tcW w:w="2532" w:type="dxa"/>
             <w:tcBorders>
               <w:top w:val="single" w:sz="4" w:space="0" w:color="BFC7D1"/>
               <w:left w:val="single" w:sz="4" w:space="0" w:color="BFC7D1"/>
@@ -16144,7 +16144,7 @@
         </w:tc>
         <w:tc>
           <w:tcPr>
-            <w:tcW w:w="1123" w:type="dxa"/>
+            <w:tcW w:w="1122" w:type="dxa"/>
             <w:tcBorders>
               <w:top w:val="single" w:sz="4" w:space="0" w:color="BFC7D1"/>
               <w:left w:val="single" w:sz="4" w:space="0" w:color="BFC7D1"/>
@@ -16181,7 +16181,7 @@
         </w:tc>
         <w:tc>
           <w:tcPr>
-            <w:tcW w:w="3047" w:type="dxa"/>
+            <w:tcW w:w="2597" w:type="dxa"/>
             <w:tcBorders>
               <w:top w:val="single" w:sz="4" w:space="0" w:color="BFC7D1"/>
               <w:left w:val="single" w:sz="4" w:space="0" w:color="BFC7D1"/>
@@ -16218,7 +16218,7 @@
         </w:tc>
         <w:tc>
           <w:tcPr>
-            <w:tcW w:w="2031" w:type="dxa"/>
+            <w:tcW w:w="1858" w:type="dxa"/>
             <w:tcBorders>
               <w:top w:val="single" w:sz="4" w:space="0" w:color="BFC7D1"/>
               <w:left w:val="single" w:sz="4" w:space="0" w:color="BFC7D1"/>
@@ -16295,7 +16295,7 @@
         </w:tc>
         <w:tc>
           <w:tcPr>
-            <w:tcW w:w="1907" w:type="dxa"/>
+            <w:tcW w:w="2532" w:type="dxa"/>
             <w:tcBorders>
               <w:top w:val="single" w:sz="4" w:space="0" w:color="BFC7D1"/>
               <w:left w:val="single" w:sz="4" w:space="0" w:color="BFC7D1"/>
@@ -16332,7 +16332,7 @@
         </w:tc>
         <w:tc>
           <w:tcPr>
-            <w:tcW w:w="1123" w:type="dxa"/>
+            <w:tcW w:w="1122" w:type="dxa"/>
             <w:tcBorders>
               <w:top w:val="single" w:sz="4" w:space="0" w:color="BFC7D1"/>
               <w:left w:val="single" w:sz="4" w:space="0" w:color="BFC7D1"/>
@@ -16369,7 +16369,7 @@
         </w:tc>
         <w:tc>
           <w:tcPr>
-            <w:tcW w:w="3047" w:type="dxa"/>
+            <w:tcW w:w="2597" w:type="dxa"/>
             <w:tcBorders>
               <w:top w:val="single" w:sz="4" w:space="0" w:color="BFC7D1"/>
               <w:left w:val="single" w:sz="4" w:space="0" w:color="BFC7D1"/>
@@ -16406,7 +16406,7 @@
         </w:tc>
         <w:tc>
           <w:tcPr>
-            <w:tcW w:w="2031" w:type="dxa"/>
+            <w:tcW w:w="1858" w:type="dxa"/>
             <w:tcBorders>
               <w:top w:val="single" w:sz="4" w:space="0" w:color="BFC7D1"/>
               <w:left w:val="single" w:sz="4" w:space="0" w:color="BFC7D1"/>
@@ -16483,7 +16483,7 @@
         </w:tc>
         <w:tc>
           <w:tcPr>
-            <w:tcW w:w="1907" w:type="dxa"/>
+            <w:tcW w:w="2532" w:type="dxa"/>
             <w:tcBorders>
               <w:top w:val="single" w:sz="4" w:space="0" w:color="BFC7D1"/>
               <w:left w:val="single" w:sz="4" w:space="0" w:color="BFC7D1"/>
@@ -16520,7 +16520,7 @@
         </w:tc>
         <w:tc>
           <w:tcPr>
-            <w:tcW w:w="1123" w:type="dxa"/>
+            <w:tcW w:w="1122" w:type="dxa"/>
             <w:tcBorders>
               <w:top w:val="single" w:sz="4" w:space="0" w:color="BFC7D1"/>
               <w:left w:val="single" w:sz="4" w:space="0" w:color="BFC7D1"/>
@@ -16557,7 +16557,7 @@
         </w:tc>
         <w:tc>
           <w:tcPr>
-            <w:tcW w:w="3047" w:type="dxa"/>
+            <w:tcW w:w="2597" w:type="dxa"/>
             <w:tcBorders>
               <w:top w:val="single" w:sz="4" w:space="0" w:color="BFC7D1"/>
               <w:left w:val="single" w:sz="4" w:space="0" w:color="BFC7D1"/>
@@ -16594,7 +16594,7 @@
         </w:tc>
         <w:tc>
           <w:tcPr>
-            <w:tcW w:w="2031" w:type="dxa"/>
+            <w:tcW w:w="1858" w:type="dxa"/>
             <w:tcBorders>
               <w:top w:val="single" w:sz="4" w:space="0" w:color="BFC7D1"/>
               <w:left w:val="single" w:sz="4" w:space="0" w:color="BFC7D1"/>
@@ -16671,7 +16671,7 @@
         </w:tc>
         <w:tc>
           <w:tcPr>
-            <w:tcW w:w="1907" w:type="dxa"/>
+            <w:tcW w:w="2532" w:type="dxa"/>
             <w:tcBorders>
               <w:top w:val="single" w:sz="4" w:space="0" w:color="BFC7D1"/>
               <w:left w:val="single" w:sz="4" w:space="0" w:color="BFC7D1"/>
@@ -16708,7 +16708,7 @@
         </w:tc>
         <w:tc>
           <w:tcPr>
-            <w:tcW w:w="1123" w:type="dxa"/>
+            <w:tcW w:w="1122" w:type="dxa"/>
             <w:tcBorders>
               <w:top w:val="single" w:sz="4" w:space="0" w:color="BFC7D1"/>
               <w:left w:val="single" w:sz="4" w:space="0" w:color="BFC7D1"/>
@@ -16745,7 +16745,7 @@
         </w:tc>
         <w:tc>
           <w:tcPr>
-            <w:tcW w:w="3047" w:type="dxa"/>
+            <w:tcW w:w="2597" w:type="dxa"/>
             <w:tcBorders>
               <w:top w:val="single" w:sz="4" w:space="0" w:color="BFC7D1"/>
               <w:left w:val="single" w:sz="4" w:space="0" w:color="BFC7D1"/>
@@ -16804,7 +16804,7 @@
         </w:tc>
         <w:tc>
           <w:tcPr>
-            <w:tcW w:w="2031" w:type="dxa"/>
+            <w:tcW w:w="1858" w:type="dxa"/>
             <w:tcBorders>
               <w:top w:val="single" w:sz="4" w:space="0" w:color="BFC7D1"/>
               <w:left w:val="single" w:sz="4" w:space="0" w:color="BFC7D1"/>
@@ -16881,7 +16881,7 @@
         </w:tc>
         <w:tc>
           <w:tcPr>
-            <w:tcW w:w="1907" w:type="dxa"/>
+            <w:tcW w:w="2532" w:type="dxa"/>
             <w:tcBorders>
               <w:top w:val="single" w:sz="4" w:space="0" w:color="BFC7D1"/>
               <w:left w:val="single" w:sz="4" w:space="0" w:color="BFC7D1"/>
@@ -16918,7 +16918,7 @@
         </w:tc>
         <w:tc>
           <w:tcPr>
-            <w:tcW w:w="1123" w:type="dxa"/>
+            <w:tcW w:w="1122" w:type="dxa"/>
             <w:tcBorders>
               <w:top w:val="single" w:sz="4" w:space="0" w:color="BFC7D1"/>
               <w:left w:val="single" w:sz="4" w:space="0" w:color="BFC7D1"/>
@@ -16955,7 +16955,7 @@
         </w:tc>
         <w:tc>
           <w:tcPr>
-            <w:tcW w:w="3047" w:type="dxa"/>
+            <w:tcW w:w="2597" w:type="dxa"/>
             <w:tcBorders>
               <w:top w:val="single" w:sz="4" w:space="0" w:color="BFC7D1"/>
               <w:left w:val="single" w:sz="4" w:space="0" w:color="BFC7D1"/>
@@ -16992,7 +16992,7 @@
         </w:tc>
         <w:tc>
           <w:tcPr>
-            <w:tcW w:w="2031" w:type="dxa"/>
+            <w:tcW w:w="1858" w:type="dxa"/>
             <w:tcBorders>
               <w:top w:val="single" w:sz="4" w:space="0" w:color="BFC7D1"/>
               <w:left w:val="single" w:sz="4" w:space="0" w:color="BFC7D1"/>
@@ -17069,7 +17069,7 @@
         </w:tc>
         <w:tc>
           <w:tcPr>
-            <w:tcW w:w="1907" w:type="dxa"/>
+            <w:tcW w:w="2532" w:type="dxa"/>
             <w:tcBorders>
               <w:top w:val="single" w:sz="4" w:space="0" w:color="BFC7D1"/>
               <w:left w:val="single" w:sz="4" w:space="0" w:color="BFC7D1"/>
@@ -17106,7 +17106,7 @@
         </w:tc>
         <w:tc>
           <w:tcPr>
-            <w:tcW w:w="1123" w:type="dxa"/>
+            <w:tcW w:w="1122" w:type="dxa"/>
             <w:tcBorders>
               <w:top w:val="single" w:sz="4" w:space="0" w:color="BFC7D1"/>
               <w:left w:val="single" w:sz="4" w:space="0" w:color="BFC7D1"/>
@@ -17143,7 +17143,7 @@
         </w:tc>
         <w:tc>
           <w:tcPr>
-            <w:tcW w:w="3047" w:type="dxa"/>
+            <w:tcW w:w="2597" w:type="dxa"/>
             <w:tcBorders>
               <w:top w:val="single" w:sz="4" w:space="0" w:color="BFC7D1"/>
               <w:left w:val="single" w:sz="4" w:space="0" w:color="BFC7D1"/>
@@ -17180,7 +17180,7 @@
         </w:tc>
         <w:tc>
           <w:tcPr>
-            <w:tcW w:w="2031" w:type="dxa"/>
+            <w:tcW w:w="1858" w:type="dxa"/>
             <w:tcBorders>
               <w:top w:val="single" w:sz="4" w:space="0" w:color="BFC7D1"/>
               <w:left w:val="single" w:sz="4" w:space="0" w:color="BFC7D1"/>
@@ -17257,7 +17257,7 @@
         </w:tc>
         <w:tc>
           <w:tcPr>
-            <w:tcW w:w="1907" w:type="dxa"/>
+            <w:tcW w:w="2532" w:type="dxa"/>
             <w:tcBorders>
               <w:top w:val="single" w:sz="4" w:space="0" w:color="BFC7D1"/>
               <w:left w:val="single" w:sz="4" w:space="0" w:color="BFC7D1"/>
@@ -17294,7 +17294,7 @@
         </w:tc>
         <w:tc>
           <w:tcPr>
-            <w:tcW w:w="1123" w:type="dxa"/>
+            <w:tcW w:w="1122" w:type="dxa"/>
             <w:tcBorders>
               <w:top w:val="single" w:sz="4" w:space="0" w:color="BFC7D1"/>
               <w:left w:val="single" w:sz="4" w:space="0" w:color="BFC7D1"/>
@@ -17331,7 +17331,7 @@
         </w:tc>
         <w:tc>
           <w:tcPr>
-            <w:tcW w:w="3047" w:type="dxa"/>
+            <w:tcW w:w="2597" w:type="dxa"/>
             <w:tcBorders>
               <w:top w:val="single" w:sz="4" w:space="0" w:color="BFC7D1"/>
               <w:left w:val="single" w:sz="4" w:space="0" w:color="BFC7D1"/>
@@ -17368,7 +17368,7 @@
         </w:tc>
         <w:tc>
           <w:tcPr>
-            <w:tcW w:w="2031" w:type="dxa"/>
+            <w:tcW w:w="1858" w:type="dxa"/>
             <w:tcBorders>
               <w:top w:val="single" w:sz="4" w:space="0" w:color="BFC7D1"/>
               <w:left w:val="single" w:sz="4" w:space="0" w:color="BFC7D1"/>
@@ -17423,7 +17423,7 @@
         <w:pStyle w:val="Heading1"/>
         <w:rPr/>
       </w:pPr>
-      <w:bookmarkStart w:id="14" w:name="__RefHeading___Toc6012_1867798824"/>
+      <w:bookmarkStart w:id="14" w:name="__RefHeading___Toc6012_3089171863"/>
       <w:bookmarkEnd w:id="14"/>
       <w:r>
         <w:rPr>
@@ -17438,7 +17438,7 @@
     <w:tbl>
       <w:tblPr>
         <w:tblStyle w:val="TableGrid"/>
-        <w:tblW w:w="9015" w:type="dxa"/>
+        <w:tblW w:w="9014" w:type="dxa"/>
         <w:jc w:val="left"/>
         <w:tblInd w:w="0" w:type="dxa"/>
         <w:tblLayout w:type="fixed"/>
@@ -17452,10 +17452,10 @@
       </w:tblPr>
       <w:tblGrid>
         <w:gridCol w:w="906"/>
-        <w:gridCol w:w="2236"/>
+        <w:gridCol w:w="1920"/>
         <w:gridCol w:w="1123"/>
-        <w:gridCol w:w="2304"/>
-        <w:gridCol w:w="2446"/>
+        <w:gridCol w:w="2885"/>
+        <w:gridCol w:w="2180"/>
       </w:tblGrid>
       <w:tr>
         <w:trPr>
@@ -17502,7 +17502,7 @@
         </w:tc>
         <w:tc>
           <w:tcPr>
-            <w:tcW w:w="2236" w:type="dxa"/>
+            <w:tcW w:w="1920" w:type="dxa"/>
             <w:tcBorders>
               <w:top w:val="single" w:sz="4" w:space="0" w:color="BFC7D1"/>
               <w:left w:val="single" w:sz="4" w:space="0" w:color="BFC7D1"/>
@@ -17580,7 +17580,7 @@
         </w:tc>
         <w:tc>
           <w:tcPr>
-            <w:tcW w:w="2304" w:type="dxa"/>
+            <w:tcW w:w="2885" w:type="dxa"/>
             <w:tcBorders>
               <w:top w:val="single" w:sz="4" w:space="0" w:color="BFC7D1"/>
               <w:left w:val="single" w:sz="4" w:space="0" w:color="BFC7D1"/>
@@ -17619,7 +17619,7 @@
         </w:tc>
         <w:tc>
           <w:tcPr>
-            <w:tcW w:w="2446" w:type="dxa"/>
+            <w:tcW w:w="2180" w:type="dxa"/>
             <w:tcBorders>
               <w:top w:val="single" w:sz="4" w:space="0" w:color="BFC7D1"/>
               <w:left w:val="single" w:sz="4" w:space="0" w:color="BFC7D1"/>
@@ -17698,7 +17698,7 @@
         </w:tc>
         <w:tc>
           <w:tcPr>
-            <w:tcW w:w="2236" w:type="dxa"/>
+            <w:tcW w:w="1920" w:type="dxa"/>
             <w:tcBorders>
               <w:top w:val="single" w:sz="4" w:space="0" w:color="BFC7D1"/>
               <w:left w:val="single" w:sz="4" w:space="0" w:color="BFC7D1"/>
@@ -17772,7 +17772,7 @@
         </w:tc>
         <w:tc>
           <w:tcPr>
-            <w:tcW w:w="2304" w:type="dxa"/>
+            <w:tcW w:w="2885" w:type="dxa"/>
             <w:tcBorders>
               <w:top w:val="single" w:sz="4" w:space="0" w:color="BFC7D1"/>
               <w:left w:val="single" w:sz="4" w:space="0" w:color="BFC7D1"/>
@@ -17831,7 +17831,7 @@
         </w:tc>
         <w:tc>
           <w:tcPr>
-            <w:tcW w:w="2446" w:type="dxa"/>
+            <w:tcW w:w="2180" w:type="dxa"/>
             <w:tcBorders>
               <w:top w:val="single" w:sz="4" w:space="0" w:color="BFC7D1"/>
               <w:left w:val="single" w:sz="4" w:space="0" w:color="BFC7D1"/>
@@ -17908,7 +17908,7 @@
         </w:tc>
         <w:tc>
           <w:tcPr>
-            <w:tcW w:w="2236" w:type="dxa"/>
+            <w:tcW w:w="1920" w:type="dxa"/>
             <w:tcBorders>
               <w:top w:val="single" w:sz="4" w:space="0" w:color="BFC7D1"/>
               <w:left w:val="single" w:sz="4" w:space="0" w:color="BFC7D1"/>
@@ -17982,7 +17982,7 @@
         </w:tc>
         <w:tc>
           <w:tcPr>
-            <w:tcW w:w="2304" w:type="dxa"/>
+            <w:tcW w:w="2885" w:type="dxa"/>
             <w:tcBorders>
               <w:top w:val="single" w:sz="4" w:space="0" w:color="BFC7D1"/>
               <w:left w:val="single" w:sz="4" w:space="0" w:color="BFC7D1"/>
@@ -18019,7 +18019,7 @@
         </w:tc>
         <w:tc>
           <w:tcPr>
-            <w:tcW w:w="2446" w:type="dxa"/>
+            <w:tcW w:w="2180" w:type="dxa"/>
             <w:tcBorders>
               <w:top w:val="single" w:sz="4" w:space="0" w:color="BFC7D1"/>
               <w:left w:val="single" w:sz="4" w:space="0" w:color="BFC7D1"/>
@@ -18096,7 +18096,7 @@
         </w:tc>
         <w:tc>
           <w:tcPr>
-            <w:tcW w:w="2236" w:type="dxa"/>
+            <w:tcW w:w="1920" w:type="dxa"/>
             <w:tcBorders>
               <w:top w:val="single" w:sz="4" w:space="0" w:color="BFC7D1"/>
               <w:left w:val="single" w:sz="4" w:space="0" w:color="BFC7D1"/>
@@ -18170,7 +18170,7 @@
         </w:tc>
         <w:tc>
           <w:tcPr>
-            <w:tcW w:w="2304" w:type="dxa"/>
+            <w:tcW w:w="2885" w:type="dxa"/>
             <w:tcBorders>
               <w:top w:val="single" w:sz="4" w:space="0" w:color="BFC7D1"/>
               <w:left w:val="single" w:sz="4" w:space="0" w:color="BFC7D1"/>
@@ -18207,7 +18207,7 @@
         </w:tc>
         <w:tc>
           <w:tcPr>
-            <w:tcW w:w="2446" w:type="dxa"/>
+            <w:tcW w:w="2180" w:type="dxa"/>
             <w:tcBorders>
               <w:top w:val="single" w:sz="4" w:space="0" w:color="BFC7D1"/>
               <w:left w:val="single" w:sz="4" w:space="0" w:color="BFC7D1"/>
@@ -18284,7 +18284,7 @@
         </w:tc>
         <w:tc>
           <w:tcPr>
-            <w:tcW w:w="2236" w:type="dxa"/>
+            <w:tcW w:w="1920" w:type="dxa"/>
             <w:tcBorders>
               <w:top w:val="single" w:sz="4" w:space="0" w:color="BFC7D1"/>
               <w:left w:val="single" w:sz="4" w:space="0" w:color="BFC7D1"/>
@@ -18358,7 +18358,7 @@
         </w:tc>
         <w:tc>
           <w:tcPr>
-            <w:tcW w:w="2304" w:type="dxa"/>
+            <w:tcW w:w="2885" w:type="dxa"/>
             <w:tcBorders>
               <w:top w:val="single" w:sz="4" w:space="0" w:color="BFC7D1"/>
               <w:left w:val="single" w:sz="4" w:space="0" w:color="BFC7D1"/>
@@ -18417,7 +18417,7 @@
         </w:tc>
         <w:tc>
           <w:tcPr>
-            <w:tcW w:w="2446" w:type="dxa"/>
+            <w:tcW w:w="2180" w:type="dxa"/>
             <w:tcBorders>
               <w:top w:val="single" w:sz="4" w:space="0" w:color="BFC7D1"/>
               <w:left w:val="single" w:sz="4" w:space="0" w:color="BFC7D1"/>
@@ -18494,7 +18494,7 @@
         </w:tc>
         <w:tc>
           <w:tcPr>
-            <w:tcW w:w="2236" w:type="dxa"/>
+            <w:tcW w:w="1920" w:type="dxa"/>
             <w:tcBorders>
               <w:top w:val="single" w:sz="4" w:space="0" w:color="BFC7D1"/>
               <w:left w:val="single" w:sz="4" w:space="0" w:color="BFC7D1"/>
@@ -18568,7 +18568,7 @@
         </w:tc>
         <w:tc>
           <w:tcPr>
-            <w:tcW w:w="2304" w:type="dxa"/>
+            <w:tcW w:w="2885" w:type="dxa"/>
             <w:tcBorders>
               <w:top w:val="single" w:sz="4" w:space="0" w:color="BFC7D1"/>
               <w:left w:val="single" w:sz="4" w:space="0" w:color="BFC7D1"/>
@@ -18605,7 +18605,7 @@
         </w:tc>
         <w:tc>
           <w:tcPr>
-            <w:tcW w:w="2446" w:type="dxa"/>
+            <w:tcW w:w="2180" w:type="dxa"/>
             <w:tcBorders>
               <w:top w:val="single" w:sz="4" w:space="0" w:color="BFC7D1"/>
               <w:left w:val="single" w:sz="4" w:space="0" w:color="BFC7D1"/>
@@ -18682,7 +18682,7 @@
         </w:tc>
         <w:tc>
           <w:tcPr>
-            <w:tcW w:w="2236" w:type="dxa"/>
+            <w:tcW w:w="1920" w:type="dxa"/>
             <w:tcBorders>
               <w:top w:val="single" w:sz="4" w:space="0" w:color="BFC7D1"/>
               <w:left w:val="single" w:sz="4" w:space="0" w:color="BFC7D1"/>
@@ -18756,7 +18756,7 @@
         </w:tc>
         <w:tc>
           <w:tcPr>
-            <w:tcW w:w="2304" w:type="dxa"/>
+            <w:tcW w:w="2885" w:type="dxa"/>
             <w:tcBorders>
               <w:top w:val="single" w:sz="4" w:space="0" w:color="BFC7D1"/>
               <w:left w:val="single" w:sz="4" w:space="0" w:color="BFC7D1"/>
@@ -18826,7 +18826,7 @@
         </w:tc>
         <w:tc>
           <w:tcPr>
-            <w:tcW w:w="2446" w:type="dxa"/>
+            <w:tcW w:w="2180" w:type="dxa"/>
             <w:tcBorders>
               <w:top w:val="single" w:sz="4" w:space="0" w:color="BFC7D1"/>
               <w:left w:val="single" w:sz="4" w:space="0" w:color="BFC7D1"/>
@@ -18881,7 +18881,7 @@
         <w:pStyle w:val="Heading1"/>
         <w:rPr/>
       </w:pPr>
-      <w:bookmarkStart w:id="15" w:name="__RefHeading___Toc6014_1867798824"/>
+      <w:bookmarkStart w:id="15" w:name="__RefHeading___Toc6014_3089171863"/>
       <w:bookmarkEnd w:id="15"/>
       <w:r>
         <w:rPr>
@@ -18896,7 +18896,7 @@
     <w:tbl>
       <w:tblPr>
         <w:tblStyle w:val="TableGrid"/>
-        <w:tblW w:w="9014" w:type="dxa"/>
+        <w:tblW w:w="9015" w:type="dxa"/>
         <w:jc w:val="left"/>
         <w:tblInd w:w="0" w:type="dxa"/>
         <w:tblLayout w:type="fixed"/>
@@ -18910,10 +18910,10 @@
       </w:tblPr>
       <w:tblGrid>
         <w:gridCol w:w="906"/>
-        <w:gridCol w:w="1852"/>
+        <w:gridCol w:w="2506"/>
         <w:gridCol w:w="1123"/>
-        <w:gridCol w:w="3004"/>
-        <w:gridCol w:w="2129"/>
+        <w:gridCol w:w="2619"/>
+        <w:gridCol w:w="1861"/>
       </w:tblGrid>
       <w:tr>
         <w:trPr>
@@ -18960,7 +18960,7 @@
         </w:tc>
         <w:tc>
           <w:tcPr>
-            <w:tcW w:w="1852" w:type="dxa"/>
+            <w:tcW w:w="2506" w:type="dxa"/>
             <w:tcBorders>
               <w:top w:val="single" w:sz="4" w:space="0" w:color="BFC7D1"/>
               <w:left w:val="single" w:sz="4" w:space="0" w:color="BFC7D1"/>
@@ -19038,7 +19038,7 @@
         </w:tc>
         <w:tc>
           <w:tcPr>
-            <w:tcW w:w="3004" w:type="dxa"/>
+            <w:tcW w:w="2619" w:type="dxa"/>
             <w:tcBorders>
               <w:top w:val="single" w:sz="4" w:space="0" w:color="BFC7D1"/>
               <w:left w:val="single" w:sz="4" w:space="0" w:color="BFC7D1"/>
@@ -19077,7 +19077,7 @@
         </w:tc>
         <w:tc>
           <w:tcPr>
-            <w:tcW w:w="2129" w:type="dxa"/>
+            <w:tcW w:w="1861" w:type="dxa"/>
             <w:tcBorders>
               <w:top w:val="single" w:sz="4" w:space="0" w:color="BFC7D1"/>
               <w:left w:val="single" w:sz="4" w:space="0" w:color="BFC7D1"/>
@@ -19156,7 +19156,7 @@
         </w:tc>
         <w:tc>
           <w:tcPr>
-            <w:tcW w:w="1852" w:type="dxa"/>
+            <w:tcW w:w="2506" w:type="dxa"/>
             <w:tcBorders>
               <w:top w:val="single" w:sz="4" w:space="0" w:color="BFC7D1"/>
               <w:left w:val="single" w:sz="4" w:space="0" w:color="BFC7D1"/>
@@ -19230,7 +19230,7 @@
         </w:tc>
         <w:tc>
           <w:tcPr>
-            <w:tcW w:w="3004" w:type="dxa"/>
+            <w:tcW w:w="2619" w:type="dxa"/>
             <w:tcBorders>
               <w:top w:val="single" w:sz="4" w:space="0" w:color="BFC7D1"/>
               <w:left w:val="single" w:sz="4" w:space="0" w:color="BFC7D1"/>
@@ -19267,7 +19267,7 @@
         </w:tc>
         <w:tc>
           <w:tcPr>
-            <w:tcW w:w="2129" w:type="dxa"/>
+            <w:tcW w:w="1861" w:type="dxa"/>
             <w:tcBorders>
               <w:top w:val="single" w:sz="4" w:space="0" w:color="BFC7D1"/>
               <w:left w:val="single" w:sz="4" w:space="0" w:color="BFC7D1"/>
@@ -19344,7 +19344,7 @@
         </w:tc>
         <w:tc>
           <w:tcPr>
-            <w:tcW w:w="1852" w:type="dxa"/>
+            <w:tcW w:w="2506" w:type="dxa"/>
             <w:tcBorders>
               <w:top w:val="single" w:sz="4" w:space="0" w:color="BFC7D1"/>
               <w:left w:val="single" w:sz="4" w:space="0" w:color="BFC7D1"/>
@@ -19418,7 +19418,7 @@
         </w:tc>
         <w:tc>
           <w:tcPr>
-            <w:tcW w:w="3004" w:type="dxa"/>
+            <w:tcW w:w="2619" w:type="dxa"/>
             <w:tcBorders>
               <w:top w:val="single" w:sz="4" w:space="0" w:color="BFC7D1"/>
               <w:left w:val="single" w:sz="4" w:space="0" w:color="BFC7D1"/>
@@ -19455,7 +19455,7 @@
         </w:tc>
         <w:tc>
           <w:tcPr>
-            <w:tcW w:w="2129" w:type="dxa"/>
+            <w:tcW w:w="1861" w:type="dxa"/>
             <w:tcBorders>
               <w:top w:val="single" w:sz="4" w:space="0" w:color="BFC7D1"/>
               <w:left w:val="single" w:sz="4" w:space="0" w:color="BFC7D1"/>
@@ -19532,7 +19532,7 @@
         </w:tc>
         <w:tc>
           <w:tcPr>
-            <w:tcW w:w="1852" w:type="dxa"/>
+            <w:tcW w:w="2506" w:type="dxa"/>
             <w:tcBorders>
               <w:top w:val="single" w:sz="4" w:space="0" w:color="BFC7D1"/>
               <w:left w:val="single" w:sz="4" w:space="0" w:color="BFC7D1"/>
@@ -19606,7 +19606,7 @@
         </w:tc>
         <w:tc>
           <w:tcPr>
-            <w:tcW w:w="3004" w:type="dxa"/>
+            <w:tcW w:w="2619" w:type="dxa"/>
             <w:tcBorders>
               <w:top w:val="single" w:sz="4" w:space="0" w:color="BFC7D1"/>
               <w:left w:val="single" w:sz="4" w:space="0" w:color="BFC7D1"/>
@@ -19643,7 +19643,7 @@
         </w:tc>
         <w:tc>
           <w:tcPr>
-            <w:tcW w:w="2129" w:type="dxa"/>
+            <w:tcW w:w="1861" w:type="dxa"/>
             <w:tcBorders>
               <w:top w:val="single" w:sz="4" w:space="0" w:color="BFC7D1"/>
               <w:left w:val="single" w:sz="4" w:space="0" w:color="BFC7D1"/>
@@ -19720,7 +19720,7 @@
         </w:tc>
         <w:tc>
           <w:tcPr>
-            <w:tcW w:w="1852" w:type="dxa"/>
+            <w:tcW w:w="2506" w:type="dxa"/>
             <w:tcBorders>
               <w:top w:val="single" w:sz="4" w:space="0" w:color="BFC7D1"/>
               <w:left w:val="single" w:sz="4" w:space="0" w:color="BFC7D1"/>
@@ -19794,7 +19794,7 @@
         </w:tc>
         <w:tc>
           <w:tcPr>
-            <w:tcW w:w="3004" w:type="dxa"/>
+            <w:tcW w:w="2619" w:type="dxa"/>
             <w:tcBorders>
               <w:top w:val="single" w:sz="4" w:space="0" w:color="BFC7D1"/>
               <w:left w:val="single" w:sz="4" w:space="0" w:color="BFC7D1"/>
@@ -19897,7 +19897,7 @@
         </w:tc>
         <w:tc>
           <w:tcPr>
-            <w:tcW w:w="2129" w:type="dxa"/>
+            <w:tcW w:w="1861" w:type="dxa"/>
             <w:tcBorders>
               <w:top w:val="single" w:sz="4" w:space="0" w:color="BFC7D1"/>
               <w:left w:val="single" w:sz="4" w:space="0" w:color="BFC7D1"/>
@@ -19974,7 +19974,7 @@
         </w:tc>
         <w:tc>
           <w:tcPr>
-            <w:tcW w:w="1852" w:type="dxa"/>
+            <w:tcW w:w="2506" w:type="dxa"/>
             <w:tcBorders>
               <w:top w:val="single" w:sz="4" w:space="0" w:color="BFC7D1"/>
               <w:left w:val="single" w:sz="4" w:space="0" w:color="BFC7D1"/>
@@ -20048,7 +20048,7 @@
         </w:tc>
         <w:tc>
           <w:tcPr>
-            <w:tcW w:w="3004" w:type="dxa"/>
+            <w:tcW w:w="2619" w:type="dxa"/>
             <w:tcBorders>
               <w:top w:val="single" w:sz="4" w:space="0" w:color="BFC7D1"/>
               <w:left w:val="single" w:sz="4" w:space="0" w:color="BFC7D1"/>
@@ -20085,7 +20085,7 @@
         </w:tc>
         <w:tc>
           <w:tcPr>
-            <w:tcW w:w="2129" w:type="dxa"/>
+            <w:tcW w:w="1861" w:type="dxa"/>
             <w:tcBorders>
               <w:top w:val="single" w:sz="4" w:space="0" w:color="BFC7D1"/>
               <w:left w:val="single" w:sz="4" w:space="0" w:color="BFC7D1"/>
@@ -20162,7 +20162,7 @@
         </w:tc>
         <w:tc>
           <w:tcPr>
-            <w:tcW w:w="1852" w:type="dxa"/>
+            <w:tcW w:w="2506" w:type="dxa"/>
             <w:tcBorders>
               <w:top w:val="single" w:sz="4" w:space="0" w:color="BFC7D1"/>
               <w:left w:val="single" w:sz="4" w:space="0" w:color="BFC7D1"/>
@@ -20236,7 +20236,7 @@
         </w:tc>
         <w:tc>
           <w:tcPr>
-            <w:tcW w:w="3004" w:type="dxa"/>
+            <w:tcW w:w="2619" w:type="dxa"/>
             <w:tcBorders>
               <w:top w:val="single" w:sz="4" w:space="0" w:color="BFC7D1"/>
               <w:left w:val="single" w:sz="4" w:space="0" w:color="BFC7D1"/>
@@ -20273,7 +20273,7 @@
         </w:tc>
         <w:tc>
           <w:tcPr>
-            <w:tcW w:w="2129" w:type="dxa"/>
+            <w:tcW w:w="1861" w:type="dxa"/>
             <w:tcBorders>
               <w:top w:val="single" w:sz="4" w:space="0" w:color="BFC7D1"/>
               <w:left w:val="single" w:sz="4" w:space="0" w:color="BFC7D1"/>
@@ -20350,7 +20350,7 @@
         </w:tc>
         <w:tc>
           <w:tcPr>
-            <w:tcW w:w="1852" w:type="dxa"/>
+            <w:tcW w:w="2506" w:type="dxa"/>
             <w:tcBorders>
               <w:top w:val="single" w:sz="4" w:space="0" w:color="BFC7D1"/>
               <w:left w:val="single" w:sz="4" w:space="0" w:color="BFC7D1"/>
@@ -20424,7 +20424,7 @@
         </w:tc>
         <w:tc>
           <w:tcPr>
-            <w:tcW w:w="3004" w:type="dxa"/>
+            <w:tcW w:w="2619" w:type="dxa"/>
             <w:tcBorders>
               <w:top w:val="single" w:sz="4" w:space="0" w:color="BFC7D1"/>
               <w:left w:val="single" w:sz="4" w:space="0" w:color="BFC7D1"/>
@@ -20461,7 +20461,7 @@
         </w:tc>
         <w:tc>
           <w:tcPr>
-            <w:tcW w:w="2129" w:type="dxa"/>
+            <w:tcW w:w="1861" w:type="dxa"/>
             <w:tcBorders>
               <w:top w:val="single" w:sz="4" w:space="0" w:color="BFC7D1"/>
               <w:left w:val="single" w:sz="4" w:space="0" w:color="BFC7D1"/>
@@ -20538,7 +20538,7 @@
         </w:tc>
         <w:tc>
           <w:tcPr>
-            <w:tcW w:w="1852" w:type="dxa"/>
+            <w:tcW w:w="2506" w:type="dxa"/>
             <w:tcBorders>
               <w:top w:val="single" w:sz="4" w:space="0" w:color="BFC7D1"/>
               <w:left w:val="single" w:sz="4" w:space="0" w:color="BFC7D1"/>
@@ -20612,7 +20612,7 @@
         </w:tc>
         <w:tc>
           <w:tcPr>
-            <w:tcW w:w="3004" w:type="dxa"/>
+            <w:tcW w:w="2619" w:type="dxa"/>
             <w:tcBorders>
               <w:top w:val="single" w:sz="4" w:space="0" w:color="BFC7D1"/>
               <w:left w:val="single" w:sz="4" w:space="0" w:color="BFC7D1"/>
@@ -20649,7 +20649,7 @@
         </w:tc>
         <w:tc>
           <w:tcPr>
-            <w:tcW w:w="2129" w:type="dxa"/>
+            <w:tcW w:w="1861" w:type="dxa"/>
             <w:tcBorders>
               <w:top w:val="single" w:sz="4" w:space="0" w:color="BFC7D1"/>
               <w:left w:val="single" w:sz="4" w:space="0" w:color="BFC7D1"/>
@@ -20726,7 +20726,7 @@
         </w:tc>
         <w:tc>
           <w:tcPr>
-            <w:tcW w:w="1852" w:type="dxa"/>
+            <w:tcW w:w="2506" w:type="dxa"/>
             <w:tcBorders>
               <w:top w:val="single" w:sz="4" w:space="0" w:color="BFC7D1"/>
               <w:left w:val="single" w:sz="4" w:space="0" w:color="BFC7D1"/>
@@ -20800,7 +20800,7 @@
         </w:tc>
         <w:tc>
           <w:tcPr>
-            <w:tcW w:w="3004" w:type="dxa"/>
+            <w:tcW w:w="2619" w:type="dxa"/>
             <w:tcBorders>
               <w:top w:val="single" w:sz="4" w:space="0" w:color="BFC7D1"/>
               <w:left w:val="single" w:sz="4" w:space="0" w:color="BFC7D1"/>
@@ -20837,7 +20837,7 @@
         </w:tc>
         <w:tc>
           <w:tcPr>
-            <w:tcW w:w="2129" w:type="dxa"/>
+            <w:tcW w:w="1861" w:type="dxa"/>
             <w:tcBorders>
               <w:top w:val="single" w:sz="4" w:space="0" w:color="BFC7D1"/>
               <w:left w:val="single" w:sz="4" w:space="0" w:color="BFC7D1"/>
@@ -20914,7 +20914,7 @@
         </w:tc>
         <w:tc>
           <w:tcPr>
-            <w:tcW w:w="1852" w:type="dxa"/>
+            <w:tcW w:w="2506" w:type="dxa"/>
             <w:tcBorders>
               <w:top w:val="single" w:sz="4" w:space="0" w:color="BFC7D1"/>
               <w:left w:val="single" w:sz="4" w:space="0" w:color="BFC7D1"/>
@@ -20988,7 +20988,7 @@
         </w:tc>
         <w:tc>
           <w:tcPr>
-            <w:tcW w:w="3004" w:type="dxa"/>
+            <w:tcW w:w="2619" w:type="dxa"/>
             <w:tcBorders>
               <w:top w:val="single" w:sz="4" w:space="0" w:color="BFC7D1"/>
               <w:left w:val="single" w:sz="4" w:space="0" w:color="BFC7D1"/>
@@ -21025,7 +21025,7 @@
         </w:tc>
         <w:tc>
           <w:tcPr>
-            <w:tcW w:w="2129" w:type="dxa"/>
+            <w:tcW w:w="1861" w:type="dxa"/>
             <w:tcBorders>
               <w:top w:val="single" w:sz="4" w:space="0" w:color="BFC7D1"/>
               <w:left w:val="single" w:sz="4" w:space="0" w:color="BFC7D1"/>
@@ -21102,7 +21102,7 @@
         </w:tc>
         <w:tc>
           <w:tcPr>
-            <w:tcW w:w="1852" w:type="dxa"/>
+            <w:tcW w:w="2506" w:type="dxa"/>
             <w:tcBorders>
               <w:top w:val="single" w:sz="4" w:space="0" w:color="BFC7D1"/>
               <w:left w:val="single" w:sz="4" w:space="0" w:color="BFC7D1"/>
@@ -21176,7 +21176,7 @@
         </w:tc>
         <w:tc>
           <w:tcPr>
-            <w:tcW w:w="3004" w:type="dxa"/>
+            <w:tcW w:w="2619" w:type="dxa"/>
             <w:tcBorders>
               <w:top w:val="single" w:sz="4" w:space="0" w:color="BFC7D1"/>
               <w:left w:val="single" w:sz="4" w:space="0" w:color="BFC7D1"/>
@@ -21213,7 +21213,7 @@
         </w:tc>
         <w:tc>
           <w:tcPr>
-            <w:tcW w:w="2129" w:type="dxa"/>
+            <w:tcW w:w="1861" w:type="dxa"/>
             <w:tcBorders>
               <w:top w:val="single" w:sz="4" w:space="0" w:color="BFC7D1"/>
               <w:left w:val="single" w:sz="4" w:space="0" w:color="BFC7D1"/>
@@ -21290,7 +21290,7 @@
         </w:tc>
         <w:tc>
           <w:tcPr>
-            <w:tcW w:w="1852" w:type="dxa"/>
+            <w:tcW w:w="2506" w:type="dxa"/>
             <w:tcBorders>
               <w:top w:val="single" w:sz="4" w:space="0" w:color="BFC7D1"/>
               <w:left w:val="single" w:sz="4" w:space="0" w:color="BFC7D1"/>
@@ -21364,7 +21364,7 @@
         </w:tc>
         <w:tc>
           <w:tcPr>
-            <w:tcW w:w="3004" w:type="dxa"/>
+            <w:tcW w:w="2619" w:type="dxa"/>
             <w:tcBorders>
               <w:top w:val="single" w:sz="4" w:space="0" w:color="BFC7D1"/>
               <w:left w:val="single" w:sz="4" w:space="0" w:color="BFC7D1"/>
@@ -21401,7 +21401,7 @@
         </w:tc>
         <w:tc>
           <w:tcPr>
-            <w:tcW w:w="2129" w:type="dxa"/>
+            <w:tcW w:w="1861" w:type="dxa"/>
             <w:tcBorders>
               <w:top w:val="single" w:sz="4" w:space="0" w:color="BFC7D1"/>
               <w:left w:val="single" w:sz="4" w:space="0" w:color="BFC7D1"/>
@@ -21456,7 +21456,7 @@
         <w:pStyle w:val="Heading1"/>
         <w:rPr/>
       </w:pPr>
-      <w:bookmarkStart w:id="16" w:name="__RefHeading___Toc6016_1867798824"/>
+      <w:bookmarkStart w:id="16" w:name="__RefHeading___Toc6016_3089171863"/>
       <w:bookmarkEnd w:id="16"/>
       <w:r>
         <w:rPr>
@@ -21471,7 +21471,7 @@
     <w:tbl>
       <w:tblPr>
         <w:tblStyle w:val="TableGrid"/>
-        <w:tblW w:w="9015" w:type="dxa"/>
+        <w:tblW w:w="9014" w:type="dxa"/>
         <w:jc w:val="left"/>
         <w:tblInd w:w="0" w:type="dxa"/>
         <w:tblLayout w:type="fixed"/>
@@ -21485,10 +21485,10 @@
       </w:tblPr>
       <w:tblGrid>
         <w:gridCol w:w="906"/>
-        <w:gridCol w:w="2893"/>
-        <w:gridCol w:w="1124"/>
-        <w:gridCol w:w="2141"/>
-        <w:gridCol w:w="1951"/>
+        <w:gridCol w:w="2473"/>
+        <w:gridCol w:w="1122"/>
+        <w:gridCol w:w="2795"/>
+        <w:gridCol w:w="1718"/>
       </w:tblGrid>
       <w:tr>
         <w:trPr>
@@ -21535,7 +21535,7 @@
         </w:tc>
         <w:tc>
           <w:tcPr>
-            <w:tcW w:w="2893" w:type="dxa"/>
+            <w:tcW w:w="2473" w:type="dxa"/>
             <w:tcBorders>
               <w:top w:val="single" w:sz="4" w:space="0" w:color="BFC7D1"/>
               <w:left w:val="single" w:sz="4" w:space="0" w:color="BFC7D1"/>
@@ -21574,7 +21574,7 @@
         </w:tc>
         <w:tc>
           <w:tcPr>
-            <w:tcW w:w="1124" w:type="dxa"/>
+            <w:tcW w:w="1122" w:type="dxa"/>
             <w:tcBorders>
               <w:top w:val="single" w:sz="4" w:space="0" w:color="BFC7D1"/>
               <w:left w:val="single" w:sz="4" w:space="0" w:color="BFC7D1"/>
@@ -21613,7 +21613,7 @@
         </w:tc>
         <w:tc>
           <w:tcPr>
-            <w:tcW w:w="2141" w:type="dxa"/>
+            <w:tcW w:w="2795" w:type="dxa"/>
             <w:tcBorders>
               <w:top w:val="single" w:sz="4" w:space="0" w:color="BFC7D1"/>
               <w:left w:val="single" w:sz="4" w:space="0" w:color="BFC7D1"/>
@@ -21652,7 +21652,7 @@
         </w:tc>
         <w:tc>
           <w:tcPr>
-            <w:tcW w:w="1951" w:type="dxa"/>
+            <w:tcW w:w="1718" w:type="dxa"/>
             <w:tcBorders>
               <w:top w:val="single" w:sz="4" w:space="0" w:color="BFC7D1"/>
               <w:left w:val="single" w:sz="4" w:space="0" w:color="BFC7D1"/>
@@ -21731,7 +21731,7 @@
         </w:tc>
         <w:tc>
           <w:tcPr>
-            <w:tcW w:w="2893" w:type="dxa"/>
+            <w:tcW w:w="2473" w:type="dxa"/>
             <w:tcBorders>
               <w:top w:val="single" w:sz="4" w:space="0" w:color="BFC7D1"/>
               <w:left w:val="single" w:sz="4" w:space="0" w:color="BFC7D1"/>
@@ -21768,7 +21768,7 @@
         </w:tc>
         <w:tc>
           <w:tcPr>
-            <w:tcW w:w="1124" w:type="dxa"/>
+            <w:tcW w:w="1122" w:type="dxa"/>
             <w:tcBorders>
               <w:top w:val="single" w:sz="4" w:space="0" w:color="BFC7D1"/>
               <w:left w:val="single" w:sz="4" w:space="0" w:color="BFC7D1"/>
@@ -21805,7 +21805,7 @@
         </w:tc>
         <w:tc>
           <w:tcPr>
-            <w:tcW w:w="2141" w:type="dxa"/>
+            <w:tcW w:w="2795" w:type="dxa"/>
             <w:tcBorders>
               <w:top w:val="single" w:sz="4" w:space="0" w:color="BFC7D1"/>
               <w:left w:val="single" w:sz="4" w:space="0" w:color="BFC7D1"/>
@@ -21853,7 +21853,7 @@
         </w:tc>
         <w:tc>
           <w:tcPr>
-            <w:tcW w:w="1951" w:type="dxa"/>
+            <w:tcW w:w="1718" w:type="dxa"/>
             <w:tcBorders>
               <w:top w:val="single" w:sz="4" w:space="0" w:color="BFC7D1"/>
               <w:left w:val="single" w:sz="4" w:space="0" w:color="BFC7D1"/>
@@ -21930,7 +21930,7 @@
         </w:tc>
         <w:tc>
           <w:tcPr>
-            <w:tcW w:w="2893" w:type="dxa"/>
+            <w:tcW w:w="2473" w:type="dxa"/>
             <w:tcBorders>
               <w:top w:val="single" w:sz="4" w:space="0" w:color="BFC7D1"/>
               <w:left w:val="single" w:sz="4" w:space="0" w:color="BFC7D1"/>
@@ -21967,7 +21967,7 @@
         </w:tc>
         <w:tc>
           <w:tcPr>
-            <w:tcW w:w="1124" w:type="dxa"/>
+            <w:tcW w:w="1122" w:type="dxa"/>
             <w:tcBorders>
               <w:top w:val="single" w:sz="4" w:space="0" w:color="BFC7D1"/>
               <w:left w:val="single" w:sz="4" w:space="0" w:color="BFC7D1"/>
@@ -22004,7 +22004,7 @@
         </w:tc>
         <w:tc>
           <w:tcPr>
-            <w:tcW w:w="2141" w:type="dxa"/>
+            <w:tcW w:w="2795" w:type="dxa"/>
             <w:tcBorders>
               <w:top w:val="single" w:sz="4" w:space="0" w:color="BFC7D1"/>
               <w:left w:val="single" w:sz="4" w:space="0" w:color="BFC7D1"/>
@@ -22041,7 +22041,7 @@
         </w:tc>
         <w:tc>
           <w:tcPr>
-            <w:tcW w:w="1951" w:type="dxa"/>
+            <w:tcW w:w="1718" w:type="dxa"/>
             <w:tcBorders>
               <w:top w:val="single" w:sz="4" w:space="0" w:color="BFC7D1"/>
               <w:left w:val="single" w:sz="4" w:space="0" w:color="BFC7D1"/>
@@ -22118,7 +22118,7 @@
         </w:tc>
         <w:tc>
           <w:tcPr>
-            <w:tcW w:w="2893" w:type="dxa"/>
+            <w:tcW w:w="2473" w:type="dxa"/>
             <w:tcBorders>
               <w:top w:val="single" w:sz="4" w:space="0" w:color="BFC7D1"/>
               <w:left w:val="single" w:sz="4" w:space="0" w:color="BFC7D1"/>
@@ -22155,7 +22155,7 @@
         </w:tc>
         <w:tc>
           <w:tcPr>
-            <w:tcW w:w="1124" w:type="dxa"/>
+            <w:tcW w:w="1122" w:type="dxa"/>
             <w:tcBorders>
               <w:top w:val="single" w:sz="4" w:space="0" w:color="BFC7D1"/>
               <w:left w:val="single" w:sz="4" w:space="0" w:color="BFC7D1"/>
@@ -22192,7 +22192,7 @@
         </w:tc>
         <w:tc>
           <w:tcPr>
-            <w:tcW w:w="2141" w:type="dxa"/>
+            <w:tcW w:w="2795" w:type="dxa"/>
             <w:tcBorders>
               <w:top w:val="single" w:sz="4" w:space="0" w:color="BFC7D1"/>
               <w:left w:val="single" w:sz="4" w:space="0" w:color="BFC7D1"/>
@@ -22251,7 +22251,7 @@
         </w:tc>
         <w:tc>
           <w:tcPr>
-            <w:tcW w:w="1951" w:type="dxa"/>
+            <w:tcW w:w="1718" w:type="dxa"/>
             <w:tcBorders>
               <w:top w:val="single" w:sz="4" w:space="0" w:color="BFC7D1"/>
               <w:left w:val="single" w:sz="4" w:space="0" w:color="BFC7D1"/>
@@ -22328,7 +22328,7 @@
         </w:tc>
         <w:tc>
           <w:tcPr>
-            <w:tcW w:w="2893" w:type="dxa"/>
+            <w:tcW w:w="2473" w:type="dxa"/>
             <w:tcBorders>
               <w:top w:val="single" w:sz="4" w:space="0" w:color="BFC7D1"/>
               <w:left w:val="single" w:sz="4" w:space="0" w:color="BFC7D1"/>
@@ -22365,7 +22365,7 @@
         </w:tc>
         <w:tc>
           <w:tcPr>
-            <w:tcW w:w="1124" w:type="dxa"/>
+            <w:tcW w:w="1122" w:type="dxa"/>
             <w:tcBorders>
               <w:top w:val="single" w:sz="4" w:space="0" w:color="BFC7D1"/>
               <w:left w:val="single" w:sz="4" w:space="0" w:color="BFC7D1"/>
@@ -22402,7 +22402,7 @@
         </w:tc>
         <w:tc>
           <w:tcPr>
-            <w:tcW w:w="2141" w:type="dxa"/>
+            <w:tcW w:w="2795" w:type="dxa"/>
             <w:tcBorders>
               <w:top w:val="single" w:sz="4" w:space="0" w:color="BFC7D1"/>
               <w:left w:val="single" w:sz="4" w:space="0" w:color="BFC7D1"/>
@@ -22461,7 +22461,7 @@
         </w:tc>
         <w:tc>
           <w:tcPr>
-            <w:tcW w:w="1951" w:type="dxa"/>
+            <w:tcW w:w="1718" w:type="dxa"/>
             <w:tcBorders>
               <w:top w:val="single" w:sz="4" w:space="0" w:color="BFC7D1"/>
               <w:left w:val="single" w:sz="4" w:space="0" w:color="BFC7D1"/>
@@ -22538,7 +22538,7 @@
         </w:tc>
         <w:tc>
           <w:tcPr>
-            <w:tcW w:w="2893" w:type="dxa"/>
+            <w:tcW w:w="2473" w:type="dxa"/>
             <w:tcBorders>
               <w:top w:val="single" w:sz="4" w:space="0" w:color="BFC7D1"/>
               <w:left w:val="single" w:sz="4" w:space="0" w:color="BFC7D1"/>
@@ -22575,7 +22575,7 @@
         </w:tc>
         <w:tc>
           <w:tcPr>
-            <w:tcW w:w="1124" w:type="dxa"/>
+            <w:tcW w:w="1122" w:type="dxa"/>
             <w:tcBorders>
               <w:top w:val="single" w:sz="4" w:space="0" w:color="BFC7D1"/>
               <w:left w:val="single" w:sz="4" w:space="0" w:color="BFC7D1"/>
@@ -22612,7 +22612,7 @@
         </w:tc>
         <w:tc>
           <w:tcPr>
-            <w:tcW w:w="2141" w:type="dxa"/>
+            <w:tcW w:w="2795" w:type="dxa"/>
             <w:tcBorders>
               <w:top w:val="single" w:sz="4" w:space="0" w:color="BFC7D1"/>
               <w:left w:val="single" w:sz="4" w:space="0" w:color="BFC7D1"/>
@@ -22649,7 +22649,7 @@
         </w:tc>
         <w:tc>
           <w:tcPr>
-            <w:tcW w:w="1951" w:type="dxa"/>
+            <w:tcW w:w="1718" w:type="dxa"/>
             <w:tcBorders>
               <w:top w:val="single" w:sz="4" w:space="0" w:color="BFC7D1"/>
               <w:left w:val="single" w:sz="4" w:space="0" w:color="BFC7D1"/>
@@ -22726,7 +22726,7 @@
         </w:tc>
         <w:tc>
           <w:tcPr>
-            <w:tcW w:w="2893" w:type="dxa"/>
+            <w:tcW w:w="2473" w:type="dxa"/>
             <w:tcBorders>
               <w:top w:val="single" w:sz="4" w:space="0" w:color="BFC7D1"/>
               <w:left w:val="single" w:sz="4" w:space="0" w:color="BFC7D1"/>
@@ -22763,7 +22763,7 @@
         </w:tc>
         <w:tc>
           <w:tcPr>
-            <w:tcW w:w="1124" w:type="dxa"/>
+            <w:tcW w:w="1122" w:type="dxa"/>
             <w:tcBorders>
               <w:top w:val="single" w:sz="4" w:space="0" w:color="BFC7D1"/>
               <w:left w:val="single" w:sz="4" w:space="0" w:color="BFC7D1"/>
@@ -22800,7 +22800,7 @@
         </w:tc>
         <w:tc>
           <w:tcPr>
-            <w:tcW w:w="2141" w:type="dxa"/>
+            <w:tcW w:w="2795" w:type="dxa"/>
             <w:tcBorders>
               <w:top w:val="single" w:sz="4" w:space="0" w:color="BFC7D1"/>
               <w:left w:val="single" w:sz="4" w:space="0" w:color="BFC7D1"/>
@@ -22837,7 +22837,7 @@
         </w:tc>
         <w:tc>
           <w:tcPr>
-            <w:tcW w:w="1951" w:type="dxa"/>
+            <w:tcW w:w="1718" w:type="dxa"/>
             <w:tcBorders>
               <w:top w:val="single" w:sz="4" w:space="0" w:color="BFC7D1"/>
               <w:left w:val="single" w:sz="4" w:space="0" w:color="BFC7D1"/>
@@ -22914,7 +22914,7 @@
         </w:tc>
         <w:tc>
           <w:tcPr>
-            <w:tcW w:w="2893" w:type="dxa"/>
+            <w:tcW w:w="2473" w:type="dxa"/>
             <w:tcBorders>
               <w:top w:val="single" w:sz="4" w:space="0" w:color="BFC7D1"/>
               <w:left w:val="single" w:sz="4" w:space="0" w:color="BFC7D1"/>
@@ -22951,7 +22951,7 @@
         </w:tc>
         <w:tc>
           <w:tcPr>
-            <w:tcW w:w="1124" w:type="dxa"/>
+            <w:tcW w:w="1122" w:type="dxa"/>
             <w:tcBorders>
               <w:top w:val="single" w:sz="4" w:space="0" w:color="BFC7D1"/>
               <w:left w:val="single" w:sz="4" w:space="0" w:color="BFC7D1"/>
@@ -22988,7 +22988,7 @@
         </w:tc>
         <w:tc>
           <w:tcPr>
-            <w:tcW w:w="2141" w:type="dxa"/>
+            <w:tcW w:w="2795" w:type="dxa"/>
             <w:tcBorders>
               <w:top w:val="single" w:sz="4" w:space="0" w:color="BFC7D1"/>
               <w:left w:val="single" w:sz="4" w:space="0" w:color="BFC7D1"/>
@@ -23025,7 +23025,7 @@
         </w:tc>
         <w:tc>
           <w:tcPr>
-            <w:tcW w:w="1951" w:type="dxa"/>
+            <w:tcW w:w="1718" w:type="dxa"/>
             <w:tcBorders>
               <w:top w:val="single" w:sz="4" w:space="0" w:color="BFC7D1"/>
               <w:left w:val="single" w:sz="4" w:space="0" w:color="BFC7D1"/>
@@ -23102,7 +23102,7 @@
         </w:tc>
         <w:tc>
           <w:tcPr>
-            <w:tcW w:w="2893" w:type="dxa"/>
+            <w:tcW w:w="2473" w:type="dxa"/>
             <w:tcBorders>
               <w:top w:val="single" w:sz="4" w:space="0" w:color="BFC7D1"/>
               <w:left w:val="single" w:sz="4" w:space="0" w:color="BFC7D1"/>
@@ -23139,7 +23139,7 @@
         </w:tc>
         <w:tc>
           <w:tcPr>
-            <w:tcW w:w="1124" w:type="dxa"/>
+            <w:tcW w:w="1122" w:type="dxa"/>
             <w:tcBorders>
               <w:top w:val="single" w:sz="4" w:space="0" w:color="BFC7D1"/>
               <w:left w:val="single" w:sz="4" w:space="0" w:color="BFC7D1"/>
@@ -23176,7 +23176,7 @@
         </w:tc>
         <w:tc>
           <w:tcPr>
-            <w:tcW w:w="2141" w:type="dxa"/>
+            <w:tcW w:w="2795" w:type="dxa"/>
             <w:tcBorders>
               <w:top w:val="single" w:sz="4" w:space="0" w:color="BFC7D1"/>
               <w:left w:val="single" w:sz="4" w:space="0" w:color="BFC7D1"/>
@@ -23213,7 +23213,7 @@
         </w:tc>
         <w:tc>
           <w:tcPr>
-            <w:tcW w:w="1951" w:type="dxa"/>
+            <w:tcW w:w="1718" w:type="dxa"/>
             <w:tcBorders>
               <w:top w:val="single" w:sz="4" w:space="0" w:color="BFC7D1"/>
               <w:left w:val="single" w:sz="4" w:space="0" w:color="BFC7D1"/>
@@ -23268,7 +23268,7 @@
         <w:pStyle w:val="Heading1"/>
         <w:rPr/>
       </w:pPr>
-      <w:bookmarkStart w:id="17" w:name="__RefHeading___Toc6018_1867798824"/>
+      <w:bookmarkStart w:id="17" w:name="__RefHeading___Toc6018_3089171863"/>
       <w:bookmarkEnd w:id="17"/>
       <w:r>
         <w:rPr>
@@ -23297,10 +23297,10 @@
       </w:tblPr>
       <w:tblGrid>
         <w:gridCol w:w="906"/>
-        <w:gridCol w:w="1554"/>
-        <w:gridCol w:w="1122"/>
-        <w:gridCol w:w="2775"/>
-        <w:gridCol w:w="2658"/>
+        <w:gridCol w:w="2364"/>
+        <w:gridCol w:w="1123"/>
+        <w:gridCol w:w="2399"/>
+        <w:gridCol w:w="2223"/>
       </w:tblGrid>
       <w:tr>
         <w:trPr>
@@ -23347,7 +23347,7 @@
         </w:tc>
         <w:tc>
           <w:tcPr>
-            <w:tcW w:w="1554" w:type="dxa"/>
+            <w:tcW w:w="2364" w:type="dxa"/>
             <w:tcBorders>
               <w:top w:val="single" w:sz="4" w:space="0" w:color="BFC7D1"/>
               <w:left w:val="single" w:sz="4" w:space="0" w:color="BFC7D1"/>
@@ -23386,7 +23386,7 @@
         </w:tc>
         <w:tc>
           <w:tcPr>
-            <w:tcW w:w="1122" w:type="dxa"/>
+            <w:tcW w:w="1123" w:type="dxa"/>
             <w:tcBorders>
               <w:top w:val="single" w:sz="4" w:space="0" w:color="BFC7D1"/>
               <w:left w:val="single" w:sz="4" w:space="0" w:color="BFC7D1"/>
@@ -23425,7 +23425,7 @@
         </w:tc>
         <w:tc>
           <w:tcPr>
-            <w:tcW w:w="2775" w:type="dxa"/>
+            <w:tcW w:w="2399" w:type="dxa"/>
             <w:tcBorders>
               <w:top w:val="single" w:sz="4" w:space="0" w:color="BFC7D1"/>
               <w:left w:val="single" w:sz="4" w:space="0" w:color="BFC7D1"/>
@@ -23464,7 +23464,7 @@
         </w:tc>
         <w:tc>
           <w:tcPr>
-            <w:tcW w:w="2658" w:type="dxa"/>
+            <w:tcW w:w="2223" w:type="dxa"/>
             <w:tcBorders>
               <w:top w:val="single" w:sz="4" w:space="0" w:color="BFC7D1"/>
               <w:left w:val="single" w:sz="4" w:space="0" w:color="BFC7D1"/>
@@ -23543,7 +23543,7 @@
         </w:tc>
         <w:tc>
           <w:tcPr>
-            <w:tcW w:w="1554" w:type="dxa"/>
+            <w:tcW w:w="2364" w:type="dxa"/>
             <w:tcBorders>
               <w:top w:val="single" w:sz="4" w:space="0" w:color="BFC7D1"/>
               <w:left w:val="single" w:sz="4" w:space="0" w:color="BFC7D1"/>
@@ -23580,7 +23580,7 @@
         </w:tc>
         <w:tc>
           <w:tcPr>
-            <w:tcW w:w="1122" w:type="dxa"/>
+            <w:tcW w:w="1123" w:type="dxa"/>
             <w:tcBorders>
               <w:top w:val="single" w:sz="4" w:space="0" w:color="BFC7D1"/>
               <w:left w:val="single" w:sz="4" w:space="0" w:color="BFC7D1"/>
@@ -23617,7 +23617,7 @@
         </w:tc>
         <w:tc>
           <w:tcPr>
-            <w:tcW w:w="2775" w:type="dxa"/>
+            <w:tcW w:w="2399" w:type="dxa"/>
             <w:tcBorders>
               <w:top w:val="single" w:sz="4" w:space="0" w:color="BFC7D1"/>
               <w:left w:val="single" w:sz="4" w:space="0" w:color="BFC7D1"/>
@@ -23654,7 +23654,7 @@
         </w:tc>
         <w:tc>
           <w:tcPr>
-            <w:tcW w:w="2658" w:type="dxa"/>
+            <w:tcW w:w="2223" w:type="dxa"/>
             <w:tcBorders>
               <w:top w:val="single" w:sz="4" w:space="0" w:color="BFC7D1"/>
               <w:left w:val="single" w:sz="4" w:space="0" w:color="BFC7D1"/>
@@ -23731,7 +23731,7 @@
         </w:tc>
         <w:tc>
           <w:tcPr>
-            <w:tcW w:w="1554" w:type="dxa"/>
+            <w:tcW w:w="2364" w:type="dxa"/>
             <w:tcBorders>
               <w:top w:val="single" w:sz="4" w:space="0" w:color="BFC7D1"/>
               <w:left w:val="single" w:sz="4" w:space="0" w:color="BFC7D1"/>
@@ -23768,7 +23768,7 @@
         </w:tc>
         <w:tc>
           <w:tcPr>
-            <w:tcW w:w="1122" w:type="dxa"/>
+            <w:tcW w:w="1123" w:type="dxa"/>
             <w:tcBorders>
               <w:top w:val="single" w:sz="4" w:space="0" w:color="BFC7D1"/>
               <w:left w:val="single" w:sz="4" w:space="0" w:color="BFC7D1"/>
@@ -23805,7 +23805,7 @@
         </w:tc>
         <w:tc>
           <w:tcPr>
-            <w:tcW w:w="2775" w:type="dxa"/>
+            <w:tcW w:w="2399" w:type="dxa"/>
             <w:tcBorders>
               <w:top w:val="single" w:sz="4" w:space="0" w:color="BFC7D1"/>
               <w:left w:val="single" w:sz="4" w:space="0" w:color="BFC7D1"/>
@@ -23842,7 +23842,7 @@
         </w:tc>
         <w:tc>
           <w:tcPr>
-            <w:tcW w:w="2658" w:type="dxa"/>
+            <w:tcW w:w="2223" w:type="dxa"/>
             <w:tcBorders>
               <w:top w:val="single" w:sz="4" w:space="0" w:color="BFC7D1"/>
               <w:left w:val="single" w:sz="4" w:space="0" w:color="BFC7D1"/>
@@ -23919,7 +23919,7 @@
         </w:tc>
         <w:tc>
           <w:tcPr>
-            <w:tcW w:w="1554" w:type="dxa"/>
+            <w:tcW w:w="2364" w:type="dxa"/>
             <w:tcBorders>
               <w:top w:val="single" w:sz="4" w:space="0" w:color="BFC7D1"/>
               <w:left w:val="single" w:sz="4" w:space="0" w:color="BFC7D1"/>
@@ -23956,7 +23956,7 @@
         </w:tc>
         <w:tc>
           <w:tcPr>
-            <w:tcW w:w="1122" w:type="dxa"/>
+            <w:tcW w:w="1123" w:type="dxa"/>
             <w:tcBorders>
               <w:top w:val="single" w:sz="4" w:space="0" w:color="BFC7D1"/>
               <w:left w:val="single" w:sz="4" w:space="0" w:color="BFC7D1"/>
@@ -23993,7 +23993,7 @@
         </w:tc>
         <w:tc>
           <w:tcPr>
-            <w:tcW w:w="2775" w:type="dxa"/>
+            <w:tcW w:w="2399" w:type="dxa"/>
             <w:tcBorders>
               <w:top w:val="single" w:sz="4" w:space="0" w:color="BFC7D1"/>
               <w:left w:val="single" w:sz="4" w:space="0" w:color="BFC7D1"/>
@@ -24030,7 +24030,7 @@
         </w:tc>
         <w:tc>
           <w:tcPr>
-            <w:tcW w:w="2658" w:type="dxa"/>
+            <w:tcW w:w="2223" w:type="dxa"/>
             <w:tcBorders>
               <w:top w:val="single" w:sz="4" w:space="0" w:color="BFC7D1"/>
               <w:left w:val="single" w:sz="4" w:space="0" w:color="BFC7D1"/>
@@ -24107,7 +24107,7 @@
         </w:tc>
         <w:tc>
           <w:tcPr>
-            <w:tcW w:w="1554" w:type="dxa"/>
+            <w:tcW w:w="2364" w:type="dxa"/>
             <w:tcBorders>
               <w:top w:val="single" w:sz="4" w:space="0" w:color="BFC7D1"/>
               <w:left w:val="single" w:sz="4" w:space="0" w:color="BFC7D1"/>
@@ -24144,7 +24144,7 @@
         </w:tc>
         <w:tc>
           <w:tcPr>
-            <w:tcW w:w="1122" w:type="dxa"/>
+            <w:tcW w:w="1123" w:type="dxa"/>
             <w:tcBorders>
               <w:top w:val="single" w:sz="4" w:space="0" w:color="BFC7D1"/>
               <w:left w:val="single" w:sz="4" w:space="0" w:color="BFC7D1"/>
@@ -24181,7 +24181,7 @@
         </w:tc>
         <w:tc>
           <w:tcPr>
-            <w:tcW w:w="2775" w:type="dxa"/>
+            <w:tcW w:w="2399" w:type="dxa"/>
             <w:tcBorders>
               <w:top w:val="single" w:sz="4" w:space="0" w:color="BFC7D1"/>
               <w:left w:val="single" w:sz="4" w:space="0" w:color="BFC7D1"/>
@@ -24218,7 +24218,7 @@
         </w:tc>
         <w:tc>
           <w:tcPr>
-            <w:tcW w:w="2658" w:type="dxa"/>
+            <w:tcW w:w="2223" w:type="dxa"/>
             <w:tcBorders>
               <w:top w:val="single" w:sz="4" w:space="0" w:color="BFC7D1"/>
               <w:left w:val="single" w:sz="4" w:space="0" w:color="BFC7D1"/>
@@ -24295,7 +24295,7 @@
         </w:tc>
         <w:tc>
           <w:tcPr>
-            <w:tcW w:w="1554" w:type="dxa"/>
+            <w:tcW w:w="2364" w:type="dxa"/>
             <w:tcBorders>
               <w:top w:val="single" w:sz="4" w:space="0" w:color="BFC7D1"/>
               <w:left w:val="single" w:sz="4" w:space="0" w:color="BFC7D1"/>
@@ -24332,7 +24332,7 @@
         </w:tc>
         <w:tc>
           <w:tcPr>
-            <w:tcW w:w="1122" w:type="dxa"/>
+            <w:tcW w:w="1123" w:type="dxa"/>
             <w:tcBorders>
               <w:top w:val="single" w:sz="4" w:space="0" w:color="BFC7D1"/>
               <w:left w:val="single" w:sz="4" w:space="0" w:color="BFC7D1"/>
@@ -24369,7 +24369,7 @@
         </w:tc>
         <w:tc>
           <w:tcPr>
-            <w:tcW w:w="2775" w:type="dxa"/>
+            <w:tcW w:w="2399" w:type="dxa"/>
             <w:tcBorders>
               <w:top w:val="single" w:sz="4" w:space="0" w:color="BFC7D1"/>
               <w:left w:val="single" w:sz="4" w:space="0" w:color="BFC7D1"/>
@@ -24461,7 +24461,7 @@
         </w:tc>
         <w:tc>
           <w:tcPr>
-            <w:tcW w:w="2658" w:type="dxa"/>
+            <w:tcW w:w="2223" w:type="dxa"/>
             <w:tcBorders>
               <w:top w:val="single" w:sz="4" w:space="0" w:color="BFC7D1"/>
               <w:left w:val="single" w:sz="4" w:space="0" w:color="BFC7D1"/>
@@ -24538,7 +24538,7 @@
         </w:tc>
         <w:tc>
           <w:tcPr>
-            <w:tcW w:w="1554" w:type="dxa"/>
+            <w:tcW w:w="2364" w:type="dxa"/>
             <w:tcBorders>
               <w:top w:val="single" w:sz="4" w:space="0" w:color="BFC7D1"/>
               <w:left w:val="single" w:sz="4" w:space="0" w:color="BFC7D1"/>
@@ -24575,7 +24575,7 @@
         </w:tc>
         <w:tc>
           <w:tcPr>
-            <w:tcW w:w="1122" w:type="dxa"/>
+            <w:tcW w:w="1123" w:type="dxa"/>
             <w:tcBorders>
               <w:top w:val="single" w:sz="4" w:space="0" w:color="BFC7D1"/>
               <w:left w:val="single" w:sz="4" w:space="0" w:color="BFC7D1"/>
@@ -24612,7 +24612,7 @@
         </w:tc>
         <w:tc>
           <w:tcPr>
-            <w:tcW w:w="2775" w:type="dxa"/>
+            <w:tcW w:w="2399" w:type="dxa"/>
             <w:tcBorders>
               <w:top w:val="single" w:sz="4" w:space="0" w:color="BFC7D1"/>
               <w:left w:val="single" w:sz="4" w:space="0" w:color="BFC7D1"/>
@@ -24649,7 +24649,7 @@
         </w:tc>
         <w:tc>
           <w:tcPr>
-            <w:tcW w:w="2658" w:type="dxa"/>
+            <w:tcW w:w="2223" w:type="dxa"/>
             <w:tcBorders>
               <w:top w:val="single" w:sz="4" w:space="0" w:color="BFC7D1"/>
               <w:left w:val="single" w:sz="4" w:space="0" w:color="BFC7D1"/>
@@ -24704,7 +24704,7 @@
         <w:pStyle w:val="Heading1"/>
         <w:rPr/>
       </w:pPr>
-      <w:bookmarkStart w:id="18" w:name="__RefHeading___Toc6020_1867798824"/>
+      <w:bookmarkStart w:id="18" w:name="__RefHeading___Toc6020_3089171863"/>
       <w:bookmarkEnd w:id="18"/>
       <w:r>
         <w:rPr>
@@ -24733,10 +24733,10 @@
       </w:tblPr>
       <w:tblGrid>
         <w:gridCol w:w="906"/>
-        <w:gridCol w:w="2652"/>
-        <w:gridCol w:w="1122"/>
-        <w:gridCol w:w="2081"/>
-        <w:gridCol w:w="2254"/>
+        <w:gridCol w:w="2270"/>
+        <w:gridCol w:w="1124"/>
+        <w:gridCol w:w="2736"/>
+        <w:gridCol w:w="1979"/>
       </w:tblGrid>
       <w:tr>
         <w:trPr>
@@ -24783,7 +24783,7 @@
         </w:tc>
         <w:tc>
           <w:tcPr>
-            <w:tcW w:w="2652" w:type="dxa"/>
+            <w:tcW w:w="2270" w:type="dxa"/>
             <w:tcBorders>
               <w:top w:val="single" w:sz="4" w:space="0" w:color="BFC7D1"/>
               <w:left w:val="single" w:sz="4" w:space="0" w:color="BFC7D1"/>
@@ -24822,7 +24822,7 @@
         </w:tc>
         <w:tc>
           <w:tcPr>
-            <w:tcW w:w="1122" w:type="dxa"/>
+            <w:tcW w:w="1124" w:type="dxa"/>
             <w:tcBorders>
               <w:top w:val="single" w:sz="4" w:space="0" w:color="BFC7D1"/>
               <w:left w:val="single" w:sz="4" w:space="0" w:color="BFC7D1"/>
@@ -24861,7 +24861,7 @@
         </w:tc>
         <w:tc>
           <w:tcPr>
-            <w:tcW w:w="2081" w:type="dxa"/>
+            <w:tcW w:w="2736" w:type="dxa"/>
             <w:tcBorders>
               <w:top w:val="single" w:sz="4" w:space="0" w:color="BFC7D1"/>
               <w:left w:val="single" w:sz="4" w:space="0" w:color="BFC7D1"/>
@@ -24900,7 +24900,7 @@
         </w:tc>
         <w:tc>
           <w:tcPr>
-            <w:tcW w:w="2254" w:type="dxa"/>
+            <w:tcW w:w="1979" w:type="dxa"/>
             <w:tcBorders>
               <w:top w:val="single" w:sz="4" w:space="0" w:color="BFC7D1"/>
               <w:left w:val="single" w:sz="4" w:space="0" w:color="BFC7D1"/>
@@ -24979,7 +24979,7 @@
         </w:tc>
         <w:tc>
           <w:tcPr>
-            <w:tcW w:w="2652" w:type="dxa"/>
+            <w:tcW w:w="2270" w:type="dxa"/>
             <w:tcBorders>
               <w:top w:val="single" w:sz="4" w:space="0" w:color="BFC7D1"/>
               <w:left w:val="single" w:sz="4" w:space="0" w:color="BFC7D1"/>
@@ -25016,7 +25016,7 @@
         </w:tc>
         <w:tc>
           <w:tcPr>
-            <w:tcW w:w="1122" w:type="dxa"/>
+            <w:tcW w:w="1124" w:type="dxa"/>
             <w:tcBorders>
               <w:top w:val="single" w:sz="4" w:space="0" w:color="BFC7D1"/>
               <w:left w:val="single" w:sz="4" w:space="0" w:color="BFC7D1"/>
@@ -25053,7 +25053,7 @@
         </w:tc>
         <w:tc>
           <w:tcPr>
-            <w:tcW w:w="2081" w:type="dxa"/>
+            <w:tcW w:w="2736" w:type="dxa"/>
             <w:tcBorders>
               <w:top w:val="single" w:sz="4" w:space="0" w:color="BFC7D1"/>
               <w:left w:val="single" w:sz="4" w:space="0" w:color="BFC7D1"/>
@@ -25090,7 +25090,7 @@
         </w:tc>
         <w:tc>
           <w:tcPr>
-            <w:tcW w:w="2254" w:type="dxa"/>
+            <w:tcW w:w="1979" w:type="dxa"/>
             <w:tcBorders>
               <w:top w:val="single" w:sz="4" w:space="0" w:color="BFC7D1"/>
               <w:left w:val="single" w:sz="4" w:space="0" w:color="BFC7D1"/>
@@ -25167,7 +25167,7 @@
         </w:tc>
         <w:tc>
           <w:tcPr>
-            <w:tcW w:w="2652" w:type="dxa"/>
+            <w:tcW w:w="2270" w:type="dxa"/>
             <w:tcBorders>
               <w:top w:val="single" w:sz="4" w:space="0" w:color="BFC7D1"/>
               <w:left w:val="single" w:sz="4" w:space="0" w:color="BFC7D1"/>
@@ -25204,7 +25204,7 @@
         </w:tc>
         <w:tc>
           <w:tcPr>
-            <w:tcW w:w="1122" w:type="dxa"/>
+            <w:tcW w:w="1124" w:type="dxa"/>
             <w:tcBorders>
               <w:top w:val="single" w:sz="4" w:space="0" w:color="BFC7D1"/>
               <w:left w:val="single" w:sz="4" w:space="0" w:color="BFC7D1"/>
@@ -25241,7 +25241,7 @@
         </w:tc>
         <w:tc>
           <w:tcPr>
-            <w:tcW w:w="2081" w:type="dxa"/>
+            <w:tcW w:w="2736" w:type="dxa"/>
             <w:tcBorders>
               <w:top w:val="single" w:sz="4" w:space="0" w:color="BFC7D1"/>
               <w:left w:val="single" w:sz="4" w:space="0" w:color="BFC7D1"/>
@@ -25278,7 +25278,7 @@
         </w:tc>
         <w:tc>
           <w:tcPr>
-            <w:tcW w:w="2254" w:type="dxa"/>
+            <w:tcW w:w="1979" w:type="dxa"/>
             <w:tcBorders>
               <w:top w:val="single" w:sz="4" w:space="0" w:color="BFC7D1"/>
               <w:left w:val="single" w:sz="4" w:space="0" w:color="BFC7D1"/>
@@ -25355,7 +25355,7 @@
         </w:tc>
         <w:tc>
           <w:tcPr>
-            <w:tcW w:w="2652" w:type="dxa"/>
+            <w:tcW w:w="2270" w:type="dxa"/>
             <w:tcBorders>
               <w:top w:val="single" w:sz="4" w:space="0" w:color="BFC7D1"/>
               <w:left w:val="single" w:sz="4" w:space="0" w:color="BFC7D1"/>
@@ -25392,7 +25392,7 @@
         </w:tc>
         <w:tc>
           <w:tcPr>
-            <w:tcW w:w="1122" w:type="dxa"/>
+            <w:tcW w:w="1124" w:type="dxa"/>
             <w:tcBorders>
               <w:top w:val="single" w:sz="4" w:space="0" w:color="BFC7D1"/>
               <w:left w:val="single" w:sz="4" w:space="0" w:color="BFC7D1"/>
@@ -25429,7 +25429,7 @@
         </w:tc>
         <w:tc>
           <w:tcPr>
-            <w:tcW w:w="2081" w:type="dxa"/>
+            <w:tcW w:w="2736" w:type="dxa"/>
             <w:tcBorders>
               <w:top w:val="single" w:sz="4" w:space="0" w:color="BFC7D1"/>
               <w:left w:val="single" w:sz="4" w:space="0" w:color="BFC7D1"/>
@@ -25466,7 +25466,7 @@
         </w:tc>
         <w:tc>
           <w:tcPr>
-            <w:tcW w:w="2254" w:type="dxa"/>
+            <w:tcW w:w="1979" w:type="dxa"/>
             <w:tcBorders>
               <w:top w:val="single" w:sz="4" w:space="0" w:color="BFC7D1"/>
               <w:left w:val="single" w:sz="4" w:space="0" w:color="BFC7D1"/>
@@ -25543,7 +25543,7 @@
         </w:tc>
         <w:tc>
           <w:tcPr>
-            <w:tcW w:w="2652" w:type="dxa"/>
+            <w:tcW w:w="2270" w:type="dxa"/>
             <w:tcBorders>
               <w:top w:val="single" w:sz="4" w:space="0" w:color="BFC7D1"/>
               <w:left w:val="single" w:sz="4" w:space="0" w:color="BFC7D1"/>
@@ -25580,7 +25580,7 @@
         </w:tc>
         <w:tc>
           <w:tcPr>
-            <w:tcW w:w="1122" w:type="dxa"/>
+            <w:tcW w:w="1124" w:type="dxa"/>
             <w:tcBorders>
               <w:top w:val="single" w:sz="4" w:space="0" w:color="BFC7D1"/>
               <w:left w:val="single" w:sz="4" w:space="0" w:color="BFC7D1"/>
@@ -25617,7 +25617,7 @@
         </w:tc>
         <w:tc>
           <w:tcPr>
-            <w:tcW w:w="2081" w:type="dxa"/>
+            <w:tcW w:w="2736" w:type="dxa"/>
             <w:tcBorders>
               <w:top w:val="single" w:sz="4" w:space="0" w:color="BFC7D1"/>
               <w:left w:val="single" w:sz="4" w:space="0" w:color="BFC7D1"/>
@@ -25698,7 +25698,7 @@
         </w:tc>
         <w:tc>
           <w:tcPr>
-            <w:tcW w:w="2254" w:type="dxa"/>
+            <w:tcW w:w="1979" w:type="dxa"/>
             <w:tcBorders>
               <w:top w:val="single" w:sz="4" w:space="0" w:color="BFC7D1"/>
               <w:left w:val="single" w:sz="4" w:space="0" w:color="BFC7D1"/>
@@ -25775,7 +25775,7 @@
         </w:tc>
         <w:tc>
           <w:tcPr>
-            <w:tcW w:w="2652" w:type="dxa"/>
+            <w:tcW w:w="2270" w:type="dxa"/>
             <w:tcBorders>
               <w:top w:val="single" w:sz="4" w:space="0" w:color="BFC7D1"/>
               <w:left w:val="single" w:sz="4" w:space="0" w:color="BFC7D1"/>
@@ -25812,7 +25812,7 @@
         </w:tc>
         <w:tc>
           <w:tcPr>
-            <w:tcW w:w="1122" w:type="dxa"/>
+            <w:tcW w:w="1124" w:type="dxa"/>
             <w:tcBorders>
               <w:top w:val="single" w:sz="4" w:space="0" w:color="BFC7D1"/>
               <w:left w:val="single" w:sz="4" w:space="0" w:color="BFC7D1"/>
@@ -25849,7 +25849,7 @@
         </w:tc>
         <w:tc>
           <w:tcPr>
-            <w:tcW w:w="2081" w:type="dxa"/>
+            <w:tcW w:w="2736" w:type="dxa"/>
             <w:tcBorders>
               <w:top w:val="single" w:sz="4" w:space="0" w:color="BFC7D1"/>
               <w:left w:val="single" w:sz="4" w:space="0" w:color="BFC7D1"/>
@@ -25908,7 +25908,7 @@
         </w:tc>
         <w:tc>
           <w:tcPr>
-            <w:tcW w:w="2254" w:type="dxa"/>
+            <w:tcW w:w="1979" w:type="dxa"/>
             <w:tcBorders>
               <w:top w:val="single" w:sz="4" w:space="0" w:color="BFC7D1"/>
               <w:left w:val="single" w:sz="4" w:space="0" w:color="BFC7D1"/>
@@ -25985,7 +25985,7 @@
         </w:tc>
         <w:tc>
           <w:tcPr>
-            <w:tcW w:w="2652" w:type="dxa"/>
+            <w:tcW w:w="2270" w:type="dxa"/>
             <w:tcBorders>
               <w:top w:val="single" w:sz="4" w:space="0" w:color="BFC7D1"/>
               <w:left w:val="single" w:sz="4" w:space="0" w:color="BFC7D1"/>
@@ -26022,7 +26022,7 @@
         </w:tc>
         <w:tc>
           <w:tcPr>
-            <w:tcW w:w="1122" w:type="dxa"/>
+            <w:tcW w:w="1124" w:type="dxa"/>
             <w:tcBorders>
               <w:top w:val="single" w:sz="4" w:space="0" w:color="BFC7D1"/>
               <w:left w:val="single" w:sz="4" w:space="0" w:color="BFC7D1"/>
@@ -26059,7 +26059,7 @@
         </w:tc>
         <w:tc>
           <w:tcPr>
-            <w:tcW w:w="2081" w:type="dxa"/>
+            <w:tcW w:w="2736" w:type="dxa"/>
             <w:tcBorders>
               <w:top w:val="single" w:sz="4" w:space="0" w:color="BFC7D1"/>
               <w:left w:val="single" w:sz="4" w:space="0" w:color="BFC7D1"/>
@@ -26096,7 +26096,7 @@
         </w:tc>
         <w:tc>
           <w:tcPr>
-            <w:tcW w:w="2254" w:type="dxa"/>
+            <w:tcW w:w="1979" w:type="dxa"/>
             <w:tcBorders>
               <w:top w:val="single" w:sz="4" w:space="0" w:color="BFC7D1"/>
               <w:left w:val="single" w:sz="4" w:space="0" w:color="BFC7D1"/>
@@ -26173,7 +26173,7 @@
         </w:tc>
         <w:tc>
           <w:tcPr>
-            <w:tcW w:w="2652" w:type="dxa"/>
+            <w:tcW w:w="2270" w:type="dxa"/>
             <w:tcBorders>
               <w:top w:val="single" w:sz="4" w:space="0" w:color="BFC7D1"/>
               <w:left w:val="single" w:sz="4" w:space="0" w:color="BFC7D1"/>
@@ -26210,7 +26210,7 @@
         </w:tc>
         <w:tc>
           <w:tcPr>
-            <w:tcW w:w="1122" w:type="dxa"/>
+            <w:tcW w:w="1124" w:type="dxa"/>
             <w:tcBorders>
               <w:top w:val="single" w:sz="4" w:space="0" w:color="BFC7D1"/>
               <w:left w:val="single" w:sz="4" w:space="0" w:color="BFC7D1"/>
@@ -26247,7 +26247,7 @@
         </w:tc>
         <w:tc>
           <w:tcPr>
-            <w:tcW w:w="2081" w:type="dxa"/>
+            <w:tcW w:w="2736" w:type="dxa"/>
             <w:tcBorders>
               <w:top w:val="single" w:sz="4" w:space="0" w:color="BFC7D1"/>
               <w:left w:val="single" w:sz="4" w:space="0" w:color="BFC7D1"/>
@@ -26284,7 +26284,7 @@
         </w:tc>
         <w:tc>
           <w:tcPr>
-            <w:tcW w:w="2254" w:type="dxa"/>
+            <w:tcW w:w="1979" w:type="dxa"/>
             <w:tcBorders>
               <w:top w:val="single" w:sz="4" w:space="0" w:color="BFC7D1"/>
               <w:left w:val="single" w:sz="4" w:space="0" w:color="BFC7D1"/>
@@ -26361,7 +26361,7 @@
         </w:tc>
         <w:tc>
           <w:tcPr>
-            <w:tcW w:w="2652" w:type="dxa"/>
+            <w:tcW w:w="2270" w:type="dxa"/>
             <w:tcBorders>
               <w:top w:val="single" w:sz="4" w:space="0" w:color="BFC7D1"/>
               <w:left w:val="single" w:sz="4" w:space="0" w:color="BFC7D1"/>
@@ -26398,7 +26398,7 @@
         </w:tc>
         <w:tc>
           <w:tcPr>
-            <w:tcW w:w="1122" w:type="dxa"/>
+            <w:tcW w:w="1124" w:type="dxa"/>
             <w:tcBorders>
               <w:top w:val="single" w:sz="4" w:space="0" w:color="BFC7D1"/>
               <w:left w:val="single" w:sz="4" w:space="0" w:color="BFC7D1"/>
@@ -26435,7 +26435,7 @@
         </w:tc>
         <w:tc>
           <w:tcPr>
-            <w:tcW w:w="2081" w:type="dxa"/>
+            <w:tcW w:w="2736" w:type="dxa"/>
             <w:tcBorders>
               <w:top w:val="single" w:sz="4" w:space="0" w:color="BFC7D1"/>
               <w:left w:val="single" w:sz="4" w:space="0" w:color="BFC7D1"/>
@@ -26483,7 +26483,7 @@
         </w:tc>
         <w:tc>
           <w:tcPr>
-            <w:tcW w:w="2254" w:type="dxa"/>
+            <w:tcW w:w="1979" w:type="dxa"/>
             <w:tcBorders>
               <w:top w:val="single" w:sz="4" w:space="0" w:color="BFC7D1"/>
               <w:left w:val="single" w:sz="4" w:space="0" w:color="BFC7D1"/>
@@ -26560,7 +26560,7 @@
         </w:tc>
         <w:tc>
           <w:tcPr>
-            <w:tcW w:w="2652" w:type="dxa"/>
+            <w:tcW w:w="2270" w:type="dxa"/>
             <w:tcBorders>
               <w:top w:val="single" w:sz="4" w:space="0" w:color="BFC7D1"/>
               <w:left w:val="single" w:sz="4" w:space="0" w:color="BFC7D1"/>
@@ -26597,7 +26597,7 @@
         </w:tc>
         <w:tc>
           <w:tcPr>
-            <w:tcW w:w="1122" w:type="dxa"/>
+            <w:tcW w:w="1124" w:type="dxa"/>
             <w:tcBorders>
               <w:top w:val="single" w:sz="4" w:space="0" w:color="BFC7D1"/>
               <w:left w:val="single" w:sz="4" w:space="0" w:color="BFC7D1"/>
@@ -26634,7 +26634,7 @@
         </w:tc>
         <w:tc>
           <w:tcPr>
-            <w:tcW w:w="2081" w:type="dxa"/>
+            <w:tcW w:w="2736" w:type="dxa"/>
             <w:tcBorders>
               <w:top w:val="single" w:sz="4" w:space="0" w:color="BFC7D1"/>
               <w:left w:val="single" w:sz="4" w:space="0" w:color="BFC7D1"/>
@@ -26671,7 +26671,7 @@
         </w:tc>
         <w:tc>
           <w:tcPr>
-            <w:tcW w:w="2254" w:type="dxa"/>
+            <w:tcW w:w="1979" w:type="dxa"/>
             <w:tcBorders>
               <w:top w:val="single" w:sz="4" w:space="0" w:color="BFC7D1"/>
               <w:left w:val="single" w:sz="4" w:space="0" w:color="BFC7D1"/>
@@ -26724,7 +26724,7 @@
         <w:pStyle w:val="Heading1"/>
         <w:rPr/>
       </w:pPr>
-      <w:bookmarkStart w:id="19" w:name="__RefHeading___Toc6022_1867798824"/>
+      <w:bookmarkStart w:id="19" w:name="__RefHeading___Toc6022_3089171863"/>
       <w:bookmarkEnd w:id="19"/>
       <w:r>
         <w:rPr>
@@ -26753,10 +26753,10 @@
       </w:tblPr>
       <w:tblGrid>
         <w:gridCol w:w="906"/>
-        <w:gridCol w:w="1962"/>
+        <w:gridCol w:w="2583"/>
         <w:gridCol w:w="1123"/>
-        <w:gridCol w:w="3092"/>
-        <w:gridCol w:w="1932"/>
+        <w:gridCol w:w="2609"/>
+        <w:gridCol w:w="1794"/>
       </w:tblGrid>
       <w:tr>
         <w:trPr>
@@ -26803,7 +26803,7 @@
         </w:tc>
         <w:tc>
           <w:tcPr>
-            <w:tcW w:w="1962" w:type="dxa"/>
+            <w:tcW w:w="2583" w:type="dxa"/>
             <w:tcBorders>
               <w:top w:val="single" w:sz="4" w:space="0" w:color="BFC7D1"/>
               <w:left w:val="single" w:sz="4" w:space="0" w:color="BFC7D1"/>
@@ -26881,7 +26881,7 @@
         </w:tc>
         <w:tc>
           <w:tcPr>
-            <w:tcW w:w="3092" w:type="dxa"/>
+            <w:tcW w:w="2609" w:type="dxa"/>
             <w:tcBorders>
               <w:top w:val="single" w:sz="4" w:space="0" w:color="BFC7D1"/>
               <w:left w:val="single" w:sz="4" w:space="0" w:color="BFC7D1"/>
@@ -26920,7 +26920,7 @@
         </w:tc>
         <w:tc>
           <w:tcPr>
-            <w:tcW w:w="1932" w:type="dxa"/>
+            <w:tcW w:w="1794" w:type="dxa"/>
             <w:tcBorders>
               <w:top w:val="single" w:sz="4" w:space="0" w:color="BFC7D1"/>
               <w:left w:val="single" w:sz="4" w:space="0" w:color="BFC7D1"/>
@@ -26999,7 +26999,7 @@
         </w:tc>
         <w:tc>
           <w:tcPr>
-            <w:tcW w:w="1962" w:type="dxa"/>
+            <w:tcW w:w="2583" w:type="dxa"/>
             <w:tcBorders>
               <w:top w:val="single" w:sz="4" w:space="0" w:color="BFC7D1"/>
               <w:left w:val="single" w:sz="4" w:space="0" w:color="BFC7D1"/>
@@ -27073,7 +27073,7 @@
         </w:tc>
         <w:tc>
           <w:tcPr>
-            <w:tcW w:w="3092" w:type="dxa"/>
+            <w:tcW w:w="2609" w:type="dxa"/>
             <w:tcBorders>
               <w:top w:val="single" w:sz="4" w:space="0" w:color="BFC7D1"/>
               <w:left w:val="single" w:sz="4" w:space="0" w:color="BFC7D1"/>
@@ -27110,7 +27110,7 @@
         </w:tc>
         <w:tc>
           <w:tcPr>
-            <w:tcW w:w="1932" w:type="dxa"/>
+            <w:tcW w:w="1794" w:type="dxa"/>
             <w:tcBorders>
               <w:top w:val="single" w:sz="4" w:space="0" w:color="BFC7D1"/>
               <w:left w:val="single" w:sz="4" w:space="0" w:color="BFC7D1"/>
@@ -27187,7 +27187,7 @@
         </w:tc>
         <w:tc>
           <w:tcPr>
-            <w:tcW w:w="1962" w:type="dxa"/>
+            <w:tcW w:w="2583" w:type="dxa"/>
             <w:tcBorders>
               <w:top w:val="single" w:sz="4" w:space="0" w:color="BFC7D1"/>
               <w:left w:val="single" w:sz="4" w:space="0" w:color="BFC7D1"/>
@@ -27261,7 +27261,7 @@
         </w:tc>
         <w:tc>
           <w:tcPr>
-            <w:tcW w:w="3092" w:type="dxa"/>
+            <w:tcW w:w="2609" w:type="dxa"/>
             <w:tcBorders>
               <w:top w:val="single" w:sz="4" w:space="0" w:color="BFC7D1"/>
               <w:left w:val="single" w:sz="4" w:space="0" w:color="BFC7D1"/>
@@ -27298,7 +27298,7 @@
         </w:tc>
         <w:tc>
           <w:tcPr>
-            <w:tcW w:w="1932" w:type="dxa"/>
+            <w:tcW w:w="1794" w:type="dxa"/>
             <w:tcBorders>
               <w:top w:val="single" w:sz="4" w:space="0" w:color="BFC7D1"/>
               <w:left w:val="single" w:sz="4" w:space="0" w:color="BFC7D1"/>
@@ -27375,7 +27375,7 @@
         </w:tc>
         <w:tc>
           <w:tcPr>
-            <w:tcW w:w="1962" w:type="dxa"/>
+            <w:tcW w:w="2583" w:type="dxa"/>
             <w:tcBorders>
               <w:top w:val="single" w:sz="4" w:space="0" w:color="BFC7D1"/>
               <w:left w:val="single" w:sz="4" w:space="0" w:color="BFC7D1"/>
@@ -27449,7 +27449,7 @@
         </w:tc>
         <w:tc>
           <w:tcPr>
-            <w:tcW w:w="3092" w:type="dxa"/>
+            <w:tcW w:w="2609" w:type="dxa"/>
             <w:tcBorders>
               <w:top w:val="single" w:sz="4" w:space="0" w:color="BFC7D1"/>
               <w:left w:val="single" w:sz="4" w:space="0" w:color="BFC7D1"/>
@@ -27486,7 +27486,7 @@
         </w:tc>
         <w:tc>
           <w:tcPr>
-            <w:tcW w:w="1932" w:type="dxa"/>
+            <w:tcW w:w="1794" w:type="dxa"/>
             <w:tcBorders>
               <w:top w:val="single" w:sz="4" w:space="0" w:color="BFC7D1"/>
               <w:left w:val="single" w:sz="4" w:space="0" w:color="BFC7D1"/>
@@ -27563,7 +27563,7 @@
         </w:tc>
         <w:tc>
           <w:tcPr>
-            <w:tcW w:w="1962" w:type="dxa"/>
+            <w:tcW w:w="2583" w:type="dxa"/>
             <w:tcBorders>
               <w:top w:val="single" w:sz="4" w:space="0" w:color="BFC7D1"/>
               <w:left w:val="single" w:sz="4" w:space="0" w:color="BFC7D1"/>
@@ -27637,7 +27637,7 @@
         </w:tc>
         <w:tc>
           <w:tcPr>
-            <w:tcW w:w="3092" w:type="dxa"/>
+            <w:tcW w:w="2609" w:type="dxa"/>
             <w:tcBorders>
               <w:top w:val="single" w:sz="4" w:space="0" w:color="BFC7D1"/>
               <w:left w:val="single" w:sz="4" w:space="0" w:color="BFC7D1"/>
@@ -27674,7 +27674,7 @@
         </w:tc>
         <w:tc>
           <w:tcPr>
-            <w:tcW w:w="1932" w:type="dxa"/>
+            <w:tcW w:w="1794" w:type="dxa"/>
             <w:tcBorders>
               <w:top w:val="single" w:sz="4" w:space="0" w:color="BFC7D1"/>
               <w:left w:val="single" w:sz="4" w:space="0" w:color="BFC7D1"/>
@@ -27751,7 +27751,7 @@
         </w:tc>
         <w:tc>
           <w:tcPr>
-            <w:tcW w:w="1962" w:type="dxa"/>
+            <w:tcW w:w="2583" w:type="dxa"/>
             <w:tcBorders>
               <w:top w:val="single" w:sz="4" w:space="0" w:color="BFC7D1"/>
               <w:left w:val="single" w:sz="4" w:space="0" w:color="BFC7D1"/>
@@ -27825,7 +27825,7 @@
         </w:tc>
         <w:tc>
           <w:tcPr>
-            <w:tcW w:w="3092" w:type="dxa"/>
+            <w:tcW w:w="2609" w:type="dxa"/>
             <w:tcBorders>
               <w:top w:val="single" w:sz="4" w:space="0" w:color="BFC7D1"/>
               <w:left w:val="single" w:sz="4" w:space="0" w:color="BFC7D1"/>
@@ -27862,7 +27862,7 @@
         </w:tc>
         <w:tc>
           <w:tcPr>
-            <w:tcW w:w="1932" w:type="dxa"/>
+            <w:tcW w:w="1794" w:type="dxa"/>
             <w:tcBorders>
               <w:top w:val="single" w:sz="4" w:space="0" w:color="BFC7D1"/>
               <w:left w:val="single" w:sz="4" w:space="0" w:color="BFC7D1"/>
@@ -27939,7 +27939,7 @@
         </w:tc>
         <w:tc>
           <w:tcPr>
-            <w:tcW w:w="1962" w:type="dxa"/>
+            <w:tcW w:w="2583" w:type="dxa"/>
             <w:tcBorders>
               <w:top w:val="single" w:sz="4" w:space="0" w:color="BFC7D1"/>
               <w:left w:val="single" w:sz="4" w:space="0" w:color="BFC7D1"/>
@@ -28013,7 +28013,7 @@
         </w:tc>
         <w:tc>
           <w:tcPr>
-            <w:tcW w:w="3092" w:type="dxa"/>
+            <w:tcW w:w="2609" w:type="dxa"/>
             <w:tcBorders>
               <w:top w:val="single" w:sz="4" w:space="0" w:color="BFC7D1"/>
               <w:left w:val="single" w:sz="4" w:space="0" w:color="BFC7D1"/>
@@ -28050,7 +28050,7 @@
         </w:tc>
         <w:tc>
           <w:tcPr>
-            <w:tcW w:w="1932" w:type="dxa"/>
+            <w:tcW w:w="1794" w:type="dxa"/>
             <w:tcBorders>
               <w:top w:val="single" w:sz="4" w:space="0" w:color="BFC7D1"/>
               <w:left w:val="single" w:sz="4" w:space="0" w:color="BFC7D1"/>
@@ -28127,7 +28127,7 @@
         </w:tc>
         <w:tc>
           <w:tcPr>
-            <w:tcW w:w="1962" w:type="dxa"/>
+            <w:tcW w:w="2583" w:type="dxa"/>
             <w:tcBorders>
               <w:top w:val="single" w:sz="4" w:space="0" w:color="BFC7D1"/>
               <w:left w:val="single" w:sz="4" w:space="0" w:color="BFC7D1"/>
@@ -28201,7 +28201,7 @@
         </w:tc>
         <w:tc>
           <w:tcPr>
-            <w:tcW w:w="3092" w:type="dxa"/>
+            <w:tcW w:w="2609" w:type="dxa"/>
             <w:tcBorders>
               <w:top w:val="single" w:sz="4" w:space="0" w:color="BFC7D1"/>
               <w:left w:val="single" w:sz="4" w:space="0" w:color="BFC7D1"/>
@@ -28238,7 +28238,7 @@
         </w:tc>
         <w:tc>
           <w:tcPr>
-            <w:tcW w:w="1932" w:type="dxa"/>
+            <w:tcW w:w="1794" w:type="dxa"/>
             <w:tcBorders>
               <w:top w:val="single" w:sz="4" w:space="0" w:color="BFC7D1"/>
               <w:left w:val="single" w:sz="4" w:space="0" w:color="BFC7D1"/>
@@ -28293,7 +28293,7 @@
         <w:pStyle w:val="Heading1"/>
         <w:rPr/>
       </w:pPr>
-      <w:bookmarkStart w:id="20" w:name="__RefHeading___Toc6024_1867798824"/>
+      <w:bookmarkStart w:id="20" w:name="__RefHeading___Toc6024_3089171863"/>
       <w:bookmarkEnd w:id="20"/>
       <w:r>
         <w:rPr>
@@ -28322,10 +28322,10 @@
       </w:tblPr>
       <w:tblGrid>
         <w:gridCol w:w="906"/>
-        <w:gridCol w:w="3070"/>
-        <w:gridCol w:w="1124"/>
-        <w:gridCol w:w="2020"/>
-        <w:gridCol w:w="1894"/>
+        <w:gridCol w:w="2533"/>
+        <w:gridCol w:w="1123"/>
+        <w:gridCol w:w="2742"/>
+        <w:gridCol w:w="1710"/>
       </w:tblGrid>
       <w:tr>
         <w:trPr>
@@ -28372,7 +28372,7 @@
         </w:tc>
         <w:tc>
           <w:tcPr>
-            <w:tcW w:w="3070" w:type="dxa"/>
+            <w:tcW w:w="2533" w:type="dxa"/>
             <w:tcBorders>
               <w:top w:val="single" w:sz="4" w:space="0" w:color="BFC7D1"/>
               <w:left w:val="single" w:sz="4" w:space="0" w:color="BFC7D1"/>
@@ -28411,7 +28411,7 @@
         </w:tc>
         <w:tc>
           <w:tcPr>
-            <w:tcW w:w="1124" w:type="dxa"/>
+            <w:tcW w:w="1123" w:type="dxa"/>
             <w:tcBorders>
               <w:top w:val="single" w:sz="4" w:space="0" w:color="BFC7D1"/>
               <w:left w:val="single" w:sz="4" w:space="0" w:color="BFC7D1"/>
@@ -28450,7 +28450,7 @@
         </w:tc>
         <w:tc>
           <w:tcPr>
-            <w:tcW w:w="2020" w:type="dxa"/>
+            <w:tcW w:w="2742" w:type="dxa"/>
             <w:tcBorders>
               <w:top w:val="single" w:sz="4" w:space="0" w:color="BFC7D1"/>
               <w:left w:val="single" w:sz="4" w:space="0" w:color="BFC7D1"/>
@@ -28489,7 +28489,7 @@
         </w:tc>
         <w:tc>
           <w:tcPr>
-            <w:tcW w:w="1894" w:type="dxa"/>
+            <w:tcW w:w="1710" w:type="dxa"/>
             <w:tcBorders>
               <w:top w:val="single" w:sz="4" w:space="0" w:color="BFC7D1"/>
               <w:left w:val="single" w:sz="4" w:space="0" w:color="BFC7D1"/>
@@ -28568,7 +28568,7 @@
         </w:tc>
         <w:tc>
           <w:tcPr>
-            <w:tcW w:w="3070" w:type="dxa"/>
+            <w:tcW w:w="2533" w:type="dxa"/>
             <w:tcBorders>
               <w:top w:val="single" w:sz="4" w:space="0" w:color="BFC7D1"/>
               <w:left w:val="single" w:sz="4" w:space="0" w:color="BFC7D1"/>
@@ -28605,7 +28605,7 @@
         </w:tc>
         <w:tc>
           <w:tcPr>
-            <w:tcW w:w="1124" w:type="dxa"/>
+            <w:tcW w:w="1123" w:type="dxa"/>
             <w:tcBorders>
               <w:top w:val="single" w:sz="4" w:space="0" w:color="BFC7D1"/>
               <w:left w:val="single" w:sz="4" w:space="0" w:color="BFC7D1"/>
@@ -28642,7 +28642,7 @@
         </w:tc>
         <w:tc>
           <w:tcPr>
-            <w:tcW w:w="2020" w:type="dxa"/>
+            <w:tcW w:w="2742" w:type="dxa"/>
             <w:tcBorders>
               <w:top w:val="single" w:sz="4" w:space="0" w:color="BFC7D1"/>
               <w:left w:val="single" w:sz="4" w:space="0" w:color="BFC7D1"/>
@@ -28679,7 +28679,7 @@
         </w:tc>
         <w:tc>
           <w:tcPr>
-            <w:tcW w:w="1894" w:type="dxa"/>
+            <w:tcW w:w="1710" w:type="dxa"/>
             <w:tcBorders>
               <w:top w:val="single" w:sz="4" w:space="0" w:color="BFC7D1"/>
               <w:left w:val="single" w:sz="4" w:space="0" w:color="BFC7D1"/>
@@ -28756,7 +28756,7 @@
         </w:tc>
         <w:tc>
           <w:tcPr>
-            <w:tcW w:w="3070" w:type="dxa"/>
+            <w:tcW w:w="2533" w:type="dxa"/>
             <w:tcBorders>
               <w:top w:val="single" w:sz="4" w:space="0" w:color="BFC7D1"/>
               <w:left w:val="single" w:sz="4" w:space="0" w:color="BFC7D1"/>
@@ -28793,7 +28793,7 @@
         </w:tc>
         <w:tc>
           <w:tcPr>
-            <w:tcW w:w="1124" w:type="dxa"/>
+            <w:tcW w:w="1123" w:type="dxa"/>
             <w:tcBorders>
               <w:top w:val="single" w:sz="4" w:space="0" w:color="BFC7D1"/>
               <w:left w:val="single" w:sz="4" w:space="0" w:color="BFC7D1"/>
@@ -28830,7 +28830,7 @@
         </w:tc>
         <w:tc>
           <w:tcPr>
-            <w:tcW w:w="2020" w:type="dxa"/>
+            <w:tcW w:w="2742" w:type="dxa"/>
             <w:tcBorders>
               <w:top w:val="single" w:sz="4" w:space="0" w:color="BFC7D1"/>
               <w:left w:val="single" w:sz="4" w:space="0" w:color="BFC7D1"/>
@@ -28867,7 +28867,7 @@
         </w:tc>
         <w:tc>
           <w:tcPr>
-            <w:tcW w:w="1894" w:type="dxa"/>
+            <w:tcW w:w="1710" w:type="dxa"/>
             <w:tcBorders>
               <w:top w:val="single" w:sz="4" w:space="0" w:color="BFC7D1"/>
               <w:left w:val="single" w:sz="4" w:space="0" w:color="BFC7D1"/>
@@ -28944,7 +28944,7 @@
         </w:tc>
         <w:tc>
           <w:tcPr>
-            <w:tcW w:w="3070" w:type="dxa"/>
+            <w:tcW w:w="2533" w:type="dxa"/>
             <w:tcBorders>
               <w:top w:val="single" w:sz="4" w:space="0" w:color="BFC7D1"/>
               <w:left w:val="single" w:sz="4" w:space="0" w:color="BFC7D1"/>
@@ -28981,7 +28981,7 @@
         </w:tc>
         <w:tc>
           <w:tcPr>
-            <w:tcW w:w="1124" w:type="dxa"/>
+            <w:tcW w:w="1123" w:type="dxa"/>
             <w:tcBorders>
               <w:top w:val="single" w:sz="4" w:space="0" w:color="BFC7D1"/>
               <w:left w:val="single" w:sz="4" w:space="0" w:color="BFC7D1"/>
@@ -29018,7 +29018,7 @@
         </w:tc>
         <w:tc>
           <w:tcPr>
-            <w:tcW w:w="2020" w:type="dxa"/>
+            <w:tcW w:w="2742" w:type="dxa"/>
             <w:tcBorders>
               <w:top w:val="single" w:sz="4" w:space="0" w:color="BFC7D1"/>
               <w:left w:val="single" w:sz="4" w:space="0" w:color="BFC7D1"/>
@@ -29099,7 +29099,7 @@
         </w:tc>
         <w:tc>
           <w:tcPr>
-            <w:tcW w:w="1894" w:type="dxa"/>
+            <w:tcW w:w="1710" w:type="dxa"/>
             <w:tcBorders>
               <w:top w:val="single" w:sz="4" w:space="0" w:color="BFC7D1"/>
               <w:left w:val="single" w:sz="4" w:space="0" w:color="BFC7D1"/>
@@ -29176,7 +29176,7 @@
         </w:tc>
         <w:tc>
           <w:tcPr>
-            <w:tcW w:w="3070" w:type="dxa"/>
+            <w:tcW w:w="2533" w:type="dxa"/>
             <w:tcBorders>
               <w:top w:val="single" w:sz="4" w:space="0" w:color="BFC7D1"/>
               <w:left w:val="single" w:sz="4" w:space="0" w:color="BFC7D1"/>
@@ -29213,7 +29213,7 @@
         </w:tc>
         <w:tc>
           <w:tcPr>
-            <w:tcW w:w="1124" w:type="dxa"/>
+            <w:tcW w:w="1123" w:type="dxa"/>
             <w:tcBorders>
               <w:top w:val="single" w:sz="4" w:space="0" w:color="BFC7D1"/>
               <w:left w:val="single" w:sz="4" w:space="0" w:color="BFC7D1"/>
@@ -29250,7 +29250,7 @@
         </w:tc>
         <w:tc>
           <w:tcPr>
-            <w:tcW w:w="2020" w:type="dxa"/>
+            <w:tcW w:w="2742" w:type="dxa"/>
             <w:tcBorders>
               <w:top w:val="single" w:sz="4" w:space="0" w:color="BFC7D1"/>
               <w:left w:val="single" w:sz="4" w:space="0" w:color="BFC7D1"/>
@@ -29287,7 +29287,7 @@
         </w:tc>
         <w:tc>
           <w:tcPr>
-            <w:tcW w:w="1894" w:type="dxa"/>
+            <w:tcW w:w="1710" w:type="dxa"/>
             <w:tcBorders>
               <w:top w:val="single" w:sz="4" w:space="0" w:color="BFC7D1"/>
               <w:left w:val="single" w:sz="4" w:space="0" w:color="BFC7D1"/>
@@ -29364,7 +29364,7 @@
         </w:tc>
         <w:tc>
           <w:tcPr>
-            <w:tcW w:w="3070" w:type="dxa"/>
+            <w:tcW w:w="2533" w:type="dxa"/>
             <w:tcBorders>
               <w:top w:val="single" w:sz="4" w:space="0" w:color="BFC7D1"/>
               <w:left w:val="single" w:sz="4" w:space="0" w:color="BFC7D1"/>
@@ -29401,7 +29401,7 @@
         </w:tc>
         <w:tc>
           <w:tcPr>
-            <w:tcW w:w="1124" w:type="dxa"/>
+            <w:tcW w:w="1123" w:type="dxa"/>
             <w:tcBorders>
               <w:top w:val="single" w:sz="4" w:space="0" w:color="BFC7D1"/>
               <w:left w:val="single" w:sz="4" w:space="0" w:color="BFC7D1"/>
@@ -29438,7 +29438,7 @@
         </w:tc>
         <w:tc>
           <w:tcPr>
-            <w:tcW w:w="2020" w:type="dxa"/>
+            <w:tcW w:w="2742" w:type="dxa"/>
             <w:tcBorders>
               <w:top w:val="single" w:sz="4" w:space="0" w:color="BFC7D1"/>
               <w:left w:val="single" w:sz="4" w:space="0" w:color="BFC7D1"/>
@@ -29475,7 +29475,7 @@
         </w:tc>
         <w:tc>
           <w:tcPr>
-            <w:tcW w:w="1894" w:type="dxa"/>
+            <w:tcW w:w="1710" w:type="dxa"/>
             <w:tcBorders>
               <w:top w:val="single" w:sz="4" w:space="0" w:color="BFC7D1"/>
               <w:left w:val="single" w:sz="4" w:space="0" w:color="BFC7D1"/>
@@ -29530,7 +29530,7 @@
         <w:pStyle w:val="Heading1"/>
         <w:rPr/>
       </w:pPr>
-      <w:bookmarkStart w:id="21" w:name="__RefHeading___Toc6026_1867798824"/>
+      <w:bookmarkStart w:id="21" w:name="__RefHeading___Toc6026_3089171863"/>
       <w:bookmarkEnd w:id="21"/>
       <w:r>
         <w:rPr>
@@ -29545,7 +29545,7 @@
     <w:tbl>
       <w:tblPr>
         <w:tblStyle w:val="TableGrid"/>
-        <w:tblW w:w="9014" w:type="dxa"/>
+        <w:tblW w:w="9015" w:type="dxa"/>
         <w:jc w:val="left"/>
         <w:tblInd w:w="0" w:type="dxa"/>
         <w:tblLayout w:type="fixed"/>
@@ -29559,10 +29559,10 @@
       </w:tblPr>
       <w:tblGrid>
         <w:gridCol w:w="906"/>
-        <w:gridCol w:w="2020"/>
+        <w:gridCol w:w="2612"/>
         <w:gridCol w:w="1123"/>
-        <w:gridCol w:w="3136"/>
-        <w:gridCol w:w="1829"/>
+        <w:gridCol w:w="2644"/>
+        <w:gridCol w:w="1730"/>
       </w:tblGrid>
       <w:tr>
         <w:trPr>
@@ -29609,7 +29609,7 @@
         </w:tc>
         <w:tc>
           <w:tcPr>
-            <w:tcW w:w="2020" w:type="dxa"/>
+            <w:tcW w:w="2612" w:type="dxa"/>
             <w:tcBorders>
               <w:top w:val="single" w:sz="4" w:space="0" w:color="BFC7D1"/>
               <w:left w:val="single" w:sz="4" w:space="0" w:color="BFC7D1"/>
@@ -29687,7 +29687,7 @@
         </w:tc>
         <w:tc>
           <w:tcPr>
-            <w:tcW w:w="3136" w:type="dxa"/>
+            <w:tcW w:w="2644" w:type="dxa"/>
             <w:tcBorders>
               <w:top w:val="single" w:sz="4" w:space="0" w:color="BFC7D1"/>
               <w:left w:val="single" w:sz="4" w:space="0" w:color="BFC7D1"/>
@@ -29726,7 +29726,7 @@
         </w:tc>
         <w:tc>
           <w:tcPr>
-            <w:tcW w:w="1829" w:type="dxa"/>
+            <w:tcW w:w="1730" w:type="dxa"/>
             <w:tcBorders>
               <w:top w:val="single" w:sz="4" w:space="0" w:color="BFC7D1"/>
               <w:left w:val="single" w:sz="4" w:space="0" w:color="BFC7D1"/>
@@ -29805,7 +29805,7 @@
         </w:tc>
         <w:tc>
           <w:tcPr>
-            <w:tcW w:w="2020" w:type="dxa"/>
+            <w:tcW w:w="2612" w:type="dxa"/>
             <w:tcBorders>
               <w:top w:val="single" w:sz="4" w:space="0" w:color="BFC7D1"/>
               <w:left w:val="single" w:sz="4" w:space="0" w:color="BFC7D1"/>
@@ -29879,7 +29879,7 @@
         </w:tc>
         <w:tc>
           <w:tcPr>
-            <w:tcW w:w="3136" w:type="dxa"/>
+            <w:tcW w:w="2644" w:type="dxa"/>
             <w:tcBorders>
               <w:top w:val="single" w:sz="4" w:space="0" w:color="BFC7D1"/>
               <w:left w:val="single" w:sz="4" w:space="0" w:color="BFC7D1"/>
@@ -29916,7 +29916,7 @@
         </w:tc>
         <w:tc>
           <w:tcPr>
-            <w:tcW w:w="1829" w:type="dxa"/>
+            <w:tcW w:w="1730" w:type="dxa"/>
             <w:tcBorders>
               <w:top w:val="single" w:sz="4" w:space="0" w:color="BFC7D1"/>
               <w:left w:val="single" w:sz="4" w:space="0" w:color="BFC7D1"/>
@@ -29993,7 +29993,7 @@
         </w:tc>
         <w:tc>
           <w:tcPr>
-            <w:tcW w:w="2020" w:type="dxa"/>
+            <w:tcW w:w="2612" w:type="dxa"/>
             <w:tcBorders>
               <w:top w:val="single" w:sz="4" w:space="0" w:color="BFC7D1"/>
               <w:left w:val="single" w:sz="4" w:space="0" w:color="BFC7D1"/>
@@ -30067,7 +30067,7 @@
         </w:tc>
         <w:tc>
           <w:tcPr>
-            <w:tcW w:w="3136" w:type="dxa"/>
+            <w:tcW w:w="2644" w:type="dxa"/>
             <w:tcBorders>
               <w:top w:val="single" w:sz="4" w:space="0" w:color="BFC7D1"/>
               <w:left w:val="single" w:sz="4" w:space="0" w:color="BFC7D1"/>
@@ -30104,7 +30104,7 @@
         </w:tc>
         <w:tc>
           <w:tcPr>
-            <w:tcW w:w="1829" w:type="dxa"/>
+            <w:tcW w:w="1730" w:type="dxa"/>
             <w:tcBorders>
               <w:top w:val="single" w:sz="4" w:space="0" w:color="BFC7D1"/>
               <w:left w:val="single" w:sz="4" w:space="0" w:color="BFC7D1"/>
@@ -30181,7 +30181,7 @@
         </w:tc>
         <w:tc>
           <w:tcPr>
-            <w:tcW w:w="2020" w:type="dxa"/>
+            <w:tcW w:w="2612" w:type="dxa"/>
             <w:tcBorders>
               <w:top w:val="single" w:sz="4" w:space="0" w:color="BFC7D1"/>
               <w:left w:val="single" w:sz="4" w:space="0" w:color="BFC7D1"/>
@@ -30255,7 +30255,7 @@
         </w:tc>
         <w:tc>
           <w:tcPr>
-            <w:tcW w:w="3136" w:type="dxa"/>
+            <w:tcW w:w="2644" w:type="dxa"/>
             <w:tcBorders>
               <w:top w:val="single" w:sz="4" w:space="0" w:color="BFC7D1"/>
               <w:left w:val="single" w:sz="4" w:space="0" w:color="BFC7D1"/>
@@ -30292,7 +30292,7 @@
         </w:tc>
         <w:tc>
           <w:tcPr>
-            <w:tcW w:w="1829" w:type="dxa"/>
+            <w:tcW w:w="1730" w:type="dxa"/>
             <w:tcBorders>
               <w:top w:val="single" w:sz="4" w:space="0" w:color="BFC7D1"/>
               <w:left w:val="single" w:sz="4" w:space="0" w:color="BFC7D1"/>
@@ -30369,7 +30369,7 @@
         </w:tc>
         <w:tc>
           <w:tcPr>
-            <w:tcW w:w="2020" w:type="dxa"/>
+            <w:tcW w:w="2612" w:type="dxa"/>
             <w:tcBorders>
               <w:top w:val="single" w:sz="4" w:space="0" w:color="BFC7D1"/>
               <w:left w:val="single" w:sz="4" w:space="0" w:color="BFC7D1"/>
@@ -30443,7 +30443,7 @@
         </w:tc>
         <w:tc>
           <w:tcPr>
-            <w:tcW w:w="3136" w:type="dxa"/>
+            <w:tcW w:w="2644" w:type="dxa"/>
             <w:tcBorders>
               <w:top w:val="single" w:sz="4" w:space="0" w:color="BFC7D1"/>
               <w:left w:val="single" w:sz="4" w:space="0" w:color="BFC7D1"/>
@@ -30480,7 +30480,7 @@
         </w:tc>
         <w:tc>
           <w:tcPr>
-            <w:tcW w:w="1829" w:type="dxa"/>
+            <w:tcW w:w="1730" w:type="dxa"/>
             <w:tcBorders>
               <w:top w:val="single" w:sz="4" w:space="0" w:color="BFC7D1"/>
               <w:left w:val="single" w:sz="4" w:space="0" w:color="BFC7D1"/>
@@ -30557,7 +30557,7 @@
         </w:tc>
         <w:tc>
           <w:tcPr>
-            <w:tcW w:w="2020" w:type="dxa"/>
+            <w:tcW w:w="2612" w:type="dxa"/>
             <w:tcBorders>
               <w:top w:val="single" w:sz="4" w:space="0" w:color="BFC7D1"/>
               <w:left w:val="single" w:sz="4" w:space="0" w:color="BFC7D1"/>
@@ -30631,7 +30631,7 @@
         </w:tc>
         <w:tc>
           <w:tcPr>
-            <w:tcW w:w="3136" w:type="dxa"/>
+            <w:tcW w:w="2644" w:type="dxa"/>
             <w:tcBorders>
               <w:top w:val="single" w:sz="4" w:space="0" w:color="BFC7D1"/>
               <w:left w:val="single" w:sz="4" w:space="0" w:color="BFC7D1"/>
@@ -30668,7 +30668,7 @@
         </w:tc>
         <w:tc>
           <w:tcPr>
-            <w:tcW w:w="1829" w:type="dxa"/>
+            <w:tcW w:w="1730" w:type="dxa"/>
             <w:tcBorders>
               <w:top w:val="single" w:sz="4" w:space="0" w:color="BFC7D1"/>
               <w:left w:val="single" w:sz="4" w:space="0" w:color="BFC7D1"/>
@@ -30745,7 +30745,7 @@
         </w:tc>
         <w:tc>
           <w:tcPr>
-            <w:tcW w:w="2020" w:type="dxa"/>
+            <w:tcW w:w="2612" w:type="dxa"/>
             <w:tcBorders>
               <w:top w:val="single" w:sz="4" w:space="0" w:color="BFC7D1"/>
               <w:left w:val="single" w:sz="4" w:space="0" w:color="BFC7D1"/>
@@ -30819,7 +30819,7 @@
         </w:tc>
         <w:tc>
           <w:tcPr>
-            <w:tcW w:w="3136" w:type="dxa"/>
+            <w:tcW w:w="2644" w:type="dxa"/>
             <w:tcBorders>
               <w:top w:val="single" w:sz="4" w:space="0" w:color="BFC7D1"/>
               <w:left w:val="single" w:sz="4" w:space="0" w:color="BFC7D1"/>
@@ -30856,7 +30856,7 @@
         </w:tc>
         <w:tc>
           <w:tcPr>
-            <w:tcW w:w="1829" w:type="dxa"/>
+            <w:tcW w:w="1730" w:type="dxa"/>
             <w:tcBorders>
               <w:top w:val="single" w:sz="4" w:space="0" w:color="BFC7D1"/>
               <w:left w:val="single" w:sz="4" w:space="0" w:color="BFC7D1"/>
@@ -30911,7 +30911,7 @@
         <w:pStyle w:val="Heading1"/>
         <w:rPr/>
       </w:pPr>
-      <w:bookmarkStart w:id="22" w:name="__RefHeading___Toc6028_1867798824"/>
+      <w:bookmarkStart w:id="22" w:name="__RefHeading___Toc6028_3089171863"/>
       <w:bookmarkEnd w:id="22"/>
       <w:r>
         <w:rPr>
@@ -30926,7 +30926,7 @@
     <w:tbl>
       <w:tblPr>
         <w:tblStyle w:val="TableGrid"/>
-        <w:tblW w:w="9015" w:type="dxa"/>
+        <w:tblW w:w="9014" w:type="dxa"/>
         <w:jc w:val="left"/>
         <w:tblInd w:w="0" w:type="dxa"/>
         <w:tblLayout w:type="fixed"/>
@@ -30940,10 +30940,10 @@
       </w:tblPr>
       <w:tblGrid>
         <w:gridCol w:w="906"/>
-        <w:gridCol w:w="2407"/>
+        <w:gridCol w:w="2850"/>
         <w:gridCol w:w="1123"/>
-        <w:gridCol w:w="3434"/>
-        <w:gridCol w:w="1145"/>
+        <w:gridCol w:w="2995"/>
+        <w:gridCol w:w="1140"/>
       </w:tblGrid>
       <w:tr>
         <w:trPr>
@@ -30990,7 +30990,7 @@
         </w:tc>
         <w:tc>
           <w:tcPr>
-            <w:tcW w:w="2407" w:type="dxa"/>
+            <w:tcW w:w="2850" w:type="dxa"/>
             <w:tcBorders>
               <w:top w:val="single" w:sz="4" w:space="0" w:color="BFC7D1"/>
               <w:left w:val="single" w:sz="4" w:space="0" w:color="BFC7D1"/>
@@ -31068,7 +31068,7 @@
         </w:tc>
         <w:tc>
           <w:tcPr>
-            <w:tcW w:w="3434" w:type="dxa"/>
+            <w:tcW w:w="2995" w:type="dxa"/>
             <w:tcBorders>
               <w:top w:val="single" w:sz="4" w:space="0" w:color="BFC7D1"/>
               <w:left w:val="single" w:sz="4" w:space="0" w:color="BFC7D1"/>
@@ -31107,7 +31107,7 @@
         </w:tc>
         <w:tc>
           <w:tcPr>
-            <w:tcW w:w="1145" w:type="dxa"/>
+            <w:tcW w:w="1140" w:type="dxa"/>
             <w:tcBorders>
               <w:top w:val="single" w:sz="4" w:space="0" w:color="BFC7D1"/>
               <w:left w:val="single" w:sz="4" w:space="0" w:color="BFC7D1"/>
@@ -31186,7 +31186,7 @@
         </w:tc>
         <w:tc>
           <w:tcPr>
-            <w:tcW w:w="2407" w:type="dxa"/>
+            <w:tcW w:w="2850" w:type="dxa"/>
             <w:tcBorders>
               <w:top w:val="single" w:sz="4" w:space="0" w:color="BFC7D1"/>
               <w:left w:val="single" w:sz="4" w:space="0" w:color="BFC7D1"/>
@@ -31260,7 +31260,7 @@
         </w:tc>
         <w:tc>
           <w:tcPr>
-            <w:tcW w:w="3434" w:type="dxa"/>
+            <w:tcW w:w="2995" w:type="dxa"/>
             <w:tcBorders>
               <w:top w:val="single" w:sz="4" w:space="0" w:color="BFC7D1"/>
               <w:left w:val="single" w:sz="4" w:space="0" w:color="BFC7D1"/>
@@ -31297,7 +31297,7 @@
         </w:tc>
         <w:tc>
           <w:tcPr>
-            <w:tcW w:w="1145" w:type="dxa"/>
+            <w:tcW w:w="1140" w:type="dxa"/>
             <w:tcBorders>
               <w:top w:val="single" w:sz="4" w:space="0" w:color="BFC7D1"/>
               <w:left w:val="single" w:sz="4" w:space="0" w:color="BFC7D1"/>
@@ -31374,7 +31374,7 @@
         </w:tc>
         <w:tc>
           <w:tcPr>
-            <w:tcW w:w="2407" w:type="dxa"/>
+            <w:tcW w:w="2850" w:type="dxa"/>
             <w:tcBorders>
               <w:top w:val="single" w:sz="4" w:space="0" w:color="BFC7D1"/>
               <w:left w:val="single" w:sz="4" w:space="0" w:color="BFC7D1"/>
@@ -31448,7 +31448,7 @@
         </w:tc>
         <w:tc>
           <w:tcPr>
-            <w:tcW w:w="3434" w:type="dxa"/>
+            <w:tcW w:w="2995" w:type="dxa"/>
             <w:tcBorders>
               <w:top w:val="single" w:sz="4" w:space="0" w:color="BFC7D1"/>
               <w:left w:val="single" w:sz="4" w:space="0" w:color="BFC7D1"/>
@@ -31485,7 +31485,7 @@
         </w:tc>
         <w:tc>
           <w:tcPr>
-            <w:tcW w:w="1145" w:type="dxa"/>
+            <w:tcW w:w="1140" w:type="dxa"/>
             <w:tcBorders>
               <w:top w:val="single" w:sz="4" w:space="0" w:color="BFC7D1"/>
               <w:left w:val="single" w:sz="4" w:space="0" w:color="BFC7D1"/>
@@ -31562,7 +31562,7 @@
         </w:tc>
         <w:tc>
           <w:tcPr>
-            <w:tcW w:w="2407" w:type="dxa"/>
+            <w:tcW w:w="2850" w:type="dxa"/>
             <w:tcBorders>
               <w:top w:val="single" w:sz="4" w:space="0" w:color="BFC7D1"/>
               <w:left w:val="single" w:sz="4" w:space="0" w:color="BFC7D1"/>
@@ -31636,7 +31636,7 @@
         </w:tc>
         <w:tc>
           <w:tcPr>
-            <w:tcW w:w="3434" w:type="dxa"/>
+            <w:tcW w:w="2995" w:type="dxa"/>
             <w:tcBorders>
               <w:top w:val="single" w:sz="4" w:space="0" w:color="BFC7D1"/>
               <w:left w:val="single" w:sz="4" w:space="0" w:color="BFC7D1"/>
@@ -31673,7 +31673,7 @@
         </w:tc>
         <w:tc>
           <w:tcPr>
-            <w:tcW w:w="1145" w:type="dxa"/>
+            <w:tcW w:w="1140" w:type="dxa"/>
             <w:tcBorders>
               <w:top w:val="single" w:sz="4" w:space="0" w:color="BFC7D1"/>
               <w:left w:val="single" w:sz="4" w:space="0" w:color="BFC7D1"/>
@@ -31750,7 +31750,7 @@
         </w:tc>
         <w:tc>
           <w:tcPr>
-            <w:tcW w:w="2407" w:type="dxa"/>
+            <w:tcW w:w="2850" w:type="dxa"/>
             <w:tcBorders>
               <w:top w:val="single" w:sz="4" w:space="0" w:color="BFC7D1"/>
               <w:left w:val="single" w:sz="4" w:space="0" w:color="BFC7D1"/>
@@ -31824,7 +31824,7 @@
         </w:tc>
         <w:tc>
           <w:tcPr>
-            <w:tcW w:w="3434" w:type="dxa"/>
+            <w:tcW w:w="2995" w:type="dxa"/>
             <w:tcBorders>
               <w:top w:val="single" w:sz="4" w:space="0" w:color="BFC7D1"/>
               <w:left w:val="single" w:sz="4" w:space="0" w:color="BFC7D1"/>
@@ -31861,7 +31861,7 @@
         </w:tc>
         <w:tc>
           <w:tcPr>
-            <w:tcW w:w="1145" w:type="dxa"/>
+            <w:tcW w:w="1140" w:type="dxa"/>
             <w:tcBorders>
               <w:top w:val="single" w:sz="4" w:space="0" w:color="BFC7D1"/>
               <w:left w:val="single" w:sz="4" w:space="0" w:color="BFC7D1"/>
@@ -31916,7 +31916,7 @@
         <w:pStyle w:val="Heading1"/>
         <w:rPr/>
       </w:pPr>
-      <w:bookmarkStart w:id="23" w:name="__RefHeading___Toc6030_1867798824"/>
+      <w:bookmarkStart w:id="23" w:name="__RefHeading___Toc6030_3089171863"/>
       <w:bookmarkEnd w:id="23"/>
       <w:r>
         <w:rPr>
@@ -31945,8 +31945,8 @@
       </w:tblPr>
       <w:tblGrid>
         <w:gridCol w:w="906"/>
-        <w:gridCol w:w="3781"/>
-        <w:gridCol w:w="4327"/>
+        <w:gridCol w:w="4058"/>
+        <w:gridCol w:w="4050"/>
       </w:tblGrid>
       <w:tr>
         <w:trPr>
@@ -31993,7 +31993,7 @@
         </w:tc>
         <w:tc>
           <w:tcPr>
-            <w:tcW w:w="3781" w:type="dxa"/>
+            <w:tcW w:w="4058" w:type="dxa"/>
             <w:tcBorders>
               <w:top w:val="single" w:sz="4" w:space="0" w:color="BFC7D1"/>
               <w:left w:val="single" w:sz="4" w:space="0" w:color="BFC7D1"/>
@@ -32032,7 +32032,7 @@
         </w:tc>
         <w:tc>
           <w:tcPr>
-            <w:tcW w:w="4327" w:type="dxa"/>
+            <w:tcW w:w="4050" w:type="dxa"/>
             <w:tcBorders>
               <w:top w:val="single" w:sz="4" w:space="0" w:color="BFC7D1"/>
               <w:left w:val="single" w:sz="4" w:space="0" w:color="BFC7D1"/>
@@ -32111,7 +32111,7 @@
         </w:tc>
         <w:tc>
           <w:tcPr>
-            <w:tcW w:w="3781" w:type="dxa"/>
+            <w:tcW w:w="4058" w:type="dxa"/>
             <w:tcBorders>
               <w:top w:val="single" w:sz="4" w:space="0" w:color="BFC7D1"/>
               <w:left w:val="single" w:sz="4" w:space="0" w:color="BFC7D1"/>
@@ -32148,7 +32148,7 @@
         </w:tc>
         <w:tc>
           <w:tcPr>
-            <w:tcW w:w="4327" w:type="dxa"/>
+            <w:tcW w:w="4050" w:type="dxa"/>
             <w:tcBorders>
               <w:top w:val="single" w:sz="4" w:space="0" w:color="BFC7D1"/>
               <w:left w:val="single" w:sz="4" w:space="0" w:color="BFC7D1"/>
@@ -32225,7 +32225,7 @@
         </w:tc>
         <w:tc>
           <w:tcPr>
-            <w:tcW w:w="3781" w:type="dxa"/>
+            <w:tcW w:w="4058" w:type="dxa"/>
             <w:tcBorders>
               <w:top w:val="single" w:sz="4" w:space="0" w:color="BFC7D1"/>
               <w:left w:val="single" w:sz="4" w:space="0" w:color="BFC7D1"/>
@@ -32262,7 +32262,7 @@
         </w:tc>
         <w:tc>
           <w:tcPr>
-            <w:tcW w:w="4327" w:type="dxa"/>
+            <w:tcW w:w="4050" w:type="dxa"/>
             <w:tcBorders>
               <w:top w:val="single" w:sz="4" w:space="0" w:color="BFC7D1"/>
               <w:left w:val="single" w:sz="4" w:space="0" w:color="BFC7D1"/>
@@ -32339,7 +32339,7 @@
         </w:tc>
         <w:tc>
           <w:tcPr>
-            <w:tcW w:w="3781" w:type="dxa"/>
+            <w:tcW w:w="4058" w:type="dxa"/>
             <w:tcBorders>
               <w:top w:val="single" w:sz="4" w:space="0" w:color="BFC7D1"/>
               <w:left w:val="single" w:sz="4" w:space="0" w:color="BFC7D1"/>
@@ -32376,7 +32376,7 @@
         </w:tc>
         <w:tc>
           <w:tcPr>
-            <w:tcW w:w="4327" w:type="dxa"/>
+            <w:tcW w:w="4050" w:type="dxa"/>
             <w:tcBorders>
               <w:top w:val="single" w:sz="4" w:space="0" w:color="BFC7D1"/>
               <w:left w:val="single" w:sz="4" w:space="0" w:color="BFC7D1"/>
@@ -32453,7 +32453,7 @@
         </w:tc>
         <w:tc>
           <w:tcPr>
-            <w:tcW w:w="3781" w:type="dxa"/>
+            <w:tcW w:w="4058" w:type="dxa"/>
             <w:tcBorders>
               <w:top w:val="single" w:sz="4" w:space="0" w:color="BFC7D1"/>
               <w:left w:val="single" w:sz="4" w:space="0" w:color="BFC7D1"/>
@@ -32490,7 +32490,7 @@
         </w:tc>
         <w:tc>
           <w:tcPr>
-            <w:tcW w:w="4327" w:type="dxa"/>
+            <w:tcW w:w="4050" w:type="dxa"/>
             <w:tcBorders>
               <w:top w:val="single" w:sz="4" w:space="0" w:color="BFC7D1"/>
               <w:left w:val="single" w:sz="4" w:space="0" w:color="BFC7D1"/>
@@ -32567,7 +32567,7 @@
         </w:tc>
         <w:tc>
           <w:tcPr>
-            <w:tcW w:w="3781" w:type="dxa"/>
+            <w:tcW w:w="4058" w:type="dxa"/>
             <w:tcBorders>
               <w:top w:val="single" w:sz="4" w:space="0" w:color="BFC7D1"/>
               <w:left w:val="single" w:sz="4" w:space="0" w:color="BFC7D1"/>
@@ -32604,7 +32604,7 @@
         </w:tc>
         <w:tc>
           <w:tcPr>
-            <w:tcW w:w="4327" w:type="dxa"/>
+            <w:tcW w:w="4050" w:type="dxa"/>
             <w:tcBorders>
               <w:top w:val="single" w:sz="4" w:space="0" w:color="BFC7D1"/>
               <w:left w:val="single" w:sz="4" w:space="0" w:color="BFC7D1"/>
@@ -32681,7 +32681,7 @@
         </w:tc>
         <w:tc>
           <w:tcPr>
-            <w:tcW w:w="3781" w:type="dxa"/>
+            <w:tcW w:w="4058" w:type="dxa"/>
             <w:tcBorders>
               <w:top w:val="single" w:sz="4" w:space="0" w:color="BFC7D1"/>
               <w:left w:val="single" w:sz="4" w:space="0" w:color="BFC7D1"/>
@@ -32718,7 +32718,7 @@
         </w:tc>
         <w:tc>
           <w:tcPr>
-            <w:tcW w:w="4327" w:type="dxa"/>
+            <w:tcW w:w="4050" w:type="dxa"/>
             <w:tcBorders>
               <w:top w:val="single" w:sz="4" w:space="0" w:color="BFC7D1"/>
               <w:left w:val="single" w:sz="4" w:space="0" w:color="BFC7D1"/>
@@ -32795,7 +32795,7 @@
         </w:tc>
         <w:tc>
           <w:tcPr>
-            <w:tcW w:w="3781" w:type="dxa"/>
+            <w:tcW w:w="4058" w:type="dxa"/>
             <w:tcBorders>
               <w:top w:val="single" w:sz="4" w:space="0" w:color="BFC7D1"/>
               <w:left w:val="single" w:sz="4" w:space="0" w:color="BFC7D1"/>
@@ -32832,7 +32832,7 @@
         </w:tc>
         <w:tc>
           <w:tcPr>
-            <w:tcW w:w="4327" w:type="dxa"/>
+            <w:tcW w:w="4050" w:type="dxa"/>
             <w:tcBorders>
               <w:top w:val="single" w:sz="4" w:space="0" w:color="BFC7D1"/>
               <w:left w:val="single" w:sz="4" w:space="0" w:color="BFC7D1"/>
@@ -32909,7 +32909,7 @@
         </w:tc>
         <w:tc>
           <w:tcPr>
-            <w:tcW w:w="3781" w:type="dxa"/>
+            <w:tcW w:w="4058" w:type="dxa"/>
             <w:tcBorders>
               <w:top w:val="single" w:sz="4" w:space="0" w:color="BFC7D1"/>
               <w:left w:val="single" w:sz="4" w:space="0" w:color="BFC7D1"/>
@@ -32946,7 +32946,7 @@
         </w:tc>
         <w:tc>
           <w:tcPr>
-            <w:tcW w:w="4327" w:type="dxa"/>
+            <w:tcW w:w="4050" w:type="dxa"/>
             <w:tcBorders>
               <w:top w:val="single" w:sz="4" w:space="0" w:color="BFC7D1"/>
               <w:left w:val="single" w:sz="4" w:space="0" w:color="BFC7D1"/>
@@ -33023,7 +33023,7 @@
         </w:tc>
         <w:tc>
           <w:tcPr>
-            <w:tcW w:w="3781" w:type="dxa"/>
+            <w:tcW w:w="4058" w:type="dxa"/>
             <w:tcBorders>
               <w:top w:val="single" w:sz="4" w:space="0" w:color="BFC7D1"/>
               <w:left w:val="single" w:sz="4" w:space="0" w:color="BFC7D1"/>
@@ -33060,7 +33060,7 @@
         </w:tc>
         <w:tc>
           <w:tcPr>
-            <w:tcW w:w="4327" w:type="dxa"/>
+            <w:tcW w:w="4050" w:type="dxa"/>
             <w:tcBorders>
               <w:top w:val="single" w:sz="4" w:space="0" w:color="BFC7D1"/>
               <w:left w:val="single" w:sz="4" w:space="0" w:color="BFC7D1"/>
@@ -33137,7 +33137,7 @@
         </w:tc>
         <w:tc>
           <w:tcPr>
-            <w:tcW w:w="3781" w:type="dxa"/>
+            <w:tcW w:w="4058" w:type="dxa"/>
             <w:tcBorders>
               <w:top w:val="single" w:sz="4" w:space="0" w:color="BFC7D1"/>
               <w:left w:val="single" w:sz="4" w:space="0" w:color="BFC7D1"/>
@@ -33174,7 +33174,7 @@
         </w:tc>
         <w:tc>
           <w:tcPr>
-            <w:tcW w:w="4327" w:type="dxa"/>
+            <w:tcW w:w="4050" w:type="dxa"/>
             <w:tcBorders>
               <w:top w:val="single" w:sz="4" w:space="0" w:color="BFC7D1"/>
               <w:left w:val="single" w:sz="4" w:space="0" w:color="BFC7D1"/>
@@ -33243,7 +33243,7 @@
           <w:spacing w:val="0"/>
         </w:rPr>
       </w:pPr>
-      <w:bookmarkStart w:id="24" w:name="__RefHeading___Toc6032_1867798824"/>
+      <w:bookmarkStart w:id="24" w:name="__RefHeading___Toc6032_3089171863"/>
       <w:bookmarkStart w:id="25" w:name="_Toc233203395"/>
       <w:bookmarkEnd w:id="24"/>
       <w:r>
@@ -35015,7 +35015,7 @@
       <w:r>
         <w:rPr/>
         <w:drawing>
-          <wp:anchor behindDoc="1" distT="0" distB="0" distL="0" distR="0" simplePos="0" locked="0" layoutInCell="0" allowOverlap="1" relativeHeight="27">
+          <wp:anchor behindDoc="1" distT="0" distB="0" distL="0" distR="0" simplePos="0" locked="0" layoutInCell="0" allowOverlap="1" relativeHeight="29">
             <wp:simplePos x="0" y="0"/>
             <wp:positionH relativeFrom="margin">
               <wp:align>center</wp:align>
@@ -35086,7 +35086,7 @@
     <w:r>
       <w:rPr/>
       <w:drawing>
-        <wp:anchor behindDoc="1" distT="0" distB="0" distL="0" distR="0" simplePos="0" locked="0" layoutInCell="0" allowOverlap="1" relativeHeight="26">
+        <wp:anchor behindDoc="1" distT="0" distB="0" distL="0" distR="0" simplePos="0" locked="0" layoutInCell="0" allowOverlap="1" relativeHeight="28">
           <wp:simplePos x="0" y="0"/>
           <wp:positionH relativeFrom="page">
             <wp:align>left</wp:align>
@@ -35145,7 +35145,7 @@
     <w:r>
       <w:rPr/>
       <w:drawing>
-        <wp:anchor behindDoc="1" distT="0" distB="0" distL="0" distR="0" simplePos="0" locked="0" layoutInCell="0" allowOverlap="1" relativeHeight="26">
+        <wp:anchor behindDoc="1" distT="0" distB="0" distL="0" distR="0" simplePos="0" locked="0" layoutInCell="0" allowOverlap="1" relativeHeight="28">
           <wp:simplePos x="0" y="0"/>
           <wp:positionH relativeFrom="page">
             <wp:align>left</wp:align>

--- a/docs/package/out/BrokerVerse_Security_Due_Diligence_Questionnaire.docx
+++ b/docs/package/out/BrokerVerse_Security_Due_Diligence_Questionnaire.docx
@@ -10,7 +10,7 @@
       <w:r>
         <w:rPr/>
         <w:drawing>
-          <wp:anchor behindDoc="1" distT="0" distB="0" distL="0" distR="0" simplePos="0" locked="0" layoutInCell="0" allowOverlap="1" relativeHeight="30">
+          <wp:anchor behindDoc="1" distT="0" distB="0" distL="0" distR="0" simplePos="0" locked="0" layoutInCell="0" allowOverlap="1" relativeHeight="29">
             <wp:simplePos x="0" y="0"/>
             <wp:positionH relativeFrom="margin">
               <wp:posOffset>-914400</wp:posOffset>
@@ -55,7 +55,7 @@
           </wp:anchor>
         </w:drawing>
         <w:drawing>
-          <wp:anchor behindDoc="1" distT="0" distB="0" distL="0" distR="0" simplePos="0" locked="0" layoutInCell="0" allowOverlap="1" relativeHeight="41">
+          <wp:anchor behindDoc="1" distT="0" distB="0" distL="0" distR="0" simplePos="0" locked="0" layoutInCell="0" allowOverlap="1" relativeHeight="40">
             <wp:simplePos x="0" y="0"/>
             <wp:positionH relativeFrom="margin">
               <wp:align>center</wp:align>
@@ -111,7 +111,7 @@
         <mc:AlternateContent>
           <mc:Choice Requires="wps">
             <w:drawing>
-              <wp:anchor behindDoc="0" distT="45720" distB="45720" distL="114300" distR="114300" simplePos="0" locked="0" layoutInCell="0" allowOverlap="1" relativeHeight="31" wp14:anchorId="3D43415C">
+              <wp:anchor behindDoc="0" distT="45720" distB="45720" distL="114300" distR="114300" simplePos="0" locked="0" layoutInCell="0" allowOverlap="1" relativeHeight="30" wp14:anchorId="3D43415C">
                 <wp:simplePos x="0" y="0"/>
                 <wp:positionH relativeFrom="page">
                   <wp:posOffset>194310</wp:posOffset>
@@ -226,7 +226,7 @@
         <mc:AlternateContent>
           <mc:Choice Requires="wps">
             <w:drawing>
-              <wp:anchor behindDoc="0" distT="45720" distB="45720" distL="113030" distR="114935" simplePos="0" locked="0" layoutInCell="0" allowOverlap="1" relativeHeight="33" wp14:anchorId="58C23128">
+              <wp:anchor behindDoc="0" distT="45720" distB="45720" distL="113030" distR="114935" simplePos="0" locked="0" layoutInCell="0" allowOverlap="1" relativeHeight="32" wp14:anchorId="58C23128">
                 <wp:simplePos x="0" y="0"/>
                 <wp:positionH relativeFrom="page">
                   <wp:posOffset>3094990</wp:posOffset>
@@ -341,7 +341,7 @@
         <mc:AlternateContent>
           <mc:Choice Requires="wps">
             <w:drawing>
-              <wp:anchor behindDoc="0" distT="45720" distB="45720" distL="114300" distR="113665" simplePos="0" locked="0" layoutInCell="0" allowOverlap="1" relativeHeight="35" wp14:anchorId="1BF25123">
+              <wp:anchor behindDoc="0" distT="45720" distB="45720" distL="114300" distR="113665" simplePos="0" locked="0" layoutInCell="0" allowOverlap="1" relativeHeight="34" wp14:anchorId="1BF25123">
                 <wp:simplePos x="0" y="0"/>
                 <wp:positionH relativeFrom="page">
                   <wp:posOffset>4992370</wp:posOffset>
@@ -456,7 +456,7 @@
         <mc:AlternateContent>
           <mc:Choice Requires="wps">
             <w:drawing>
-              <wp:anchor behindDoc="0" distT="45720" distB="46355" distL="114300" distR="114300" simplePos="0" locked="0" layoutInCell="0" allowOverlap="1" relativeHeight="37" wp14:anchorId="01DE2BF4">
+              <wp:anchor behindDoc="0" distT="45720" distB="46355" distL="114300" distR="114300" simplePos="0" locked="0" layoutInCell="0" allowOverlap="1" relativeHeight="36" wp14:anchorId="01DE2BF4">
                 <wp:simplePos x="0" y="0"/>
                 <wp:positionH relativeFrom="margin">
                   <wp:align>center</wp:align>
@@ -601,7 +601,7 @@
         <mc:AlternateContent>
           <mc:Choice Requires="wps">
             <w:drawing>
-              <wp:anchor behindDoc="0" distT="45720" distB="50800" distL="114300" distR="114300" simplePos="0" locked="0" layoutInCell="0" allowOverlap="1" relativeHeight="39" wp14:anchorId="204C02CC">
+              <wp:anchor behindDoc="0" distT="45720" distB="50800" distL="114300" distR="114300" simplePos="0" locked="0" layoutInCell="0" allowOverlap="1" relativeHeight="38" wp14:anchorId="204C02CC">
                 <wp:simplePos x="0" y="0"/>
                 <wp:positionH relativeFrom="margin">
                   <wp:align>center</wp:align>
@@ -789,7 +789,7 @@
             </w:rPr>
             <w:fldChar w:fldCharType="separate"/>
           </w:r>
-          <w:hyperlink w:anchor="__RefHeading___Toc111480_4195859891">
+          <w:hyperlink w:anchor="__RefHeading___Toc5994_2232792091">
             <w:r>
               <w:rPr>
                 <w:webHidden/>
@@ -824,7 +824,7 @@
             </w:tabs>
             <w:rPr/>
           </w:pPr>
-          <w:hyperlink w:anchor="__RefHeading___Toc111482_4195859891">
+          <w:hyperlink w:anchor="__RefHeading___Toc5996_2232792091">
             <w:r>
               <w:rPr>
                 <w:webHidden/>
@@ -853,7 +853,7 @@
             </w:tabs>
             <w:rPr/>
           </w:pPr>
-          <w:hyperlink w:anchor="__RefHeading___Toc111484_4195859891">
+          <w:hyperlink w:anchor="__RefHeading___Toc5998_2232792091">
             <w:r>
               <w:rPr>
                 <w:webHidden/>
@@ -875,7 +875,7 @@
             </w:tabs>
             <w:rPr/>
           </w:pPr>
-          <w:hyperlink w:anchor="__RefHeading___Toc111486_4195859891">
+          <w:hyperlink w:anchor="__RefHeading___Toc6000_2232792091">
             <w:r>
               <w:rPr>
                 <w:webHidden/>
@@ -897,7 +897,7 @@
             </w:tabs>
             <w:rPr/>
           </w:pPr>
-          <w:hyperlink w:anchor="__RefHeading___Toc111488_4195859891">
+          <w:hyperlink w:anchor="__RefHeading___Toc6002_2232792091">
             <w:r>
               <w:rPr>
                 <w:webHidden/>
@@ -919,7 +919,7 @@
             </w:tabs>
             <w:rPr/>
           </w:pPr>
-          <w:hyperlink w:anchor="__RefHeading___Toc111490_4195859891">
+          <w:hyperlink w:anchor="__RefHeading___Toc6004_2232792091">
             <w:r>
               <w:rPr>
                 <w:webHidden/>
@@ -941,7 +941,7 @@
             </w:tabs>
             <w:rPr/>
           </w:pPr>
-          <w:hyperlink w:anchor="__RefHeading___Toc111492_4195859891">
+          <w:hyperlink w:anchor="__RefHeading___Toc6006_2232792091">
             <w:r>
               <w:rPr>
                 <w:webHidden/>
@@ -963,7 +963,7 @@
             </w:tabs>
             <w:rPr/>
           </w:pPr>
-          <w:hyperlink w:anchor="__RefHeading___Toc111494_4195859891">
+          <w:hyperlink w:anchor="__RefHeading___Toc6008_2232792091">
             <w:r>
               <w:rPr>
                 <w:webHidden/>
@@ -985,7 +985,7 @@
             </w:tabs>
             <w:rPr/>
           </w:pPr>
-          <w:hyperlink w:anchor="__RefHeading___Toc111496_4195859891">
+          <w:hyperlink w:anchor="__RefHeading___Toc6010_2232792091">
             <w:r>
               <w:rPr>
                 <w:webHidden/>
@@ -1007,7 +1007,7 @@
             </w:tabs>
             <w:rPr/>
           </w:pPr>
-          <w:hyperlink w:anchor="__RefHeading___Toc111498_4195859891">
+          <w:hyperlink w:anchor="__RefHeading___Toc6012_2232792091">
             <w:r>
               <w:rPr>
                 <w:webHidden/>
@@ -1015,7 +1015,7 @@
               </w:rPr>
               <w:t>7. Access control</w:t>
               <w:tab/>
-              <w:t>13</w:t>
+              <w:t>12</w:t>
             </w:r>
           </w:hyperlink>
         </w:p>
@@ -1029,7 +1029,7 @@
             </w:tabs>
             <w:rPr/>
           </w:pPr>
-          <w:hyperlink w:anchor="__RefHeading___Toc111500_4195859891">
+          <w:hyperlink w:anchor="__RefHeading___Toc6014_2232792091">
             <w:r>
               <w:rPr>
                 <w:webHidden/>
@@ -1037,7 +1037,7 @@
               </w:rPr>
               <w:t>8. Cryptography and key management</w:t>
               <w:tab/>
-              <w:t>15</w:t>
+              <w:t>14</w:t>
             </w:r>
           </w:hyperlink>
         </w:p>
@@ -1051,7 +1051,7 @@
             </w:tabs>
             <w:rPr/>
           </w:pPr>
-          <w:hyperlink w:anchor="__RefHeading___Toc111502_4195859891">
+          <w:hyperlink w:anchor="__RefHeading___Toc6016_2232792091">
             <w:r>
               <w:rPr>
                 <w:webHidden/>
@@ -1059,7 +1059,7 @@
               </w:rPr>
               <w:t>9. Application and infrastructure security</w:t>
               <w:tab/>
-              <w:t>16</w:t>
+              <w:t>15</w:t>
             </w:r>
           </w:hyperlink>
         </w:p>
@@ -1073,7 +1073,7 @@
             </w:tabs>
             <w:rPr/>
           </w:pPr>
-          <w:hyperlink w:anchor="__RefHeading___Toc111504_4195859891">
+          <w:hyperlink w:anchor="__RefHeading___Toc6018_2232792091">
             <w:r>
               <w:rPr>
                 <w:webHidden/>
@@ -1081,7 +1081,7 @@
               </w:rPr>
               <w:t>10. Logging and monitoring</w:t>
               <w:tab/>
-              <w:t>18</w:t>
+              <w:t>17</w:t>
             </w:r>
           </w:hyperlink>
         </w:p>
@@ -1095,7 +1095,7 @@
             </w:tabs>
             <w:rPr/>
           </w:pPr>
-          <w:hyperlink w:anchor="__RefHeading___Toc111506_4195859891">
+          <w:hyperlink w:anchor="__RefHeading___Toc6020_2232792091">
             <w:r>
               <w:rPr>
                 <w:webHidden/>
@@ -1103,7 +1103,7 @@
               </w:rPr>
               <w:t>11. Vulnerability and patch management</w:t>
               <w:tab/>
-              <w:t>19</w:t>
+              <w:t>18</w:t>
             </w:r>
           </w:hyperlink>
         </w:p>
@@ -1117,7 +1117,7 @@
             </w:tabs>
             <w:rPr/>
           </w:pPr>
-          <w:hyperlink w:anchor="__RefHeading___Toc111508_4195859891">
+          <w:hyperlink w:anchor="__RefHeading___Toc6022_2232792091">
             <w:r>
               <w:rPr>
                 <w:webHidden/>
@@ -1125,7 +1125,7 @@
               </w:rPr>
               <w:t>12. Secure development and change management</w:t>
               <w:tab/>
-              <w:t>20</w:t>
+              <w:t>19</w:t>
             </w:r>
           </w:hyperlink>
         </w:p>
@@ -1139,7 +1139,7 @@
             </w:tabs>
             <w:rPr/>
           </w:pPr>
-          <w:hyperlink w:anchor="__RefHeading___Toc111510_4195859891">
+          <w:hyperlink w:anchor="__RefHeading___Toc6024_2232792091">
             <w:r>
               <w:rPr>
                 <w:webHidden/>
@@ -1147,7 +1147,7 @@
               </w:rPr>
               <w:t>13. Backup, continuity and disaster recovery</w:t>
               <w:tab/>
-              <w:t>21</w:t>
+              <w:t>20</w:t>
             </w:r>
           </w:hyperlink>
         </w:p>
@@ -1161,7 +1161,7 @@
             </w:tabs>
             <w:rPr/>
           </w:pPr>
-          <w:hyperlink w:anchor="__RefHeading___Toc111512_4195859891">
+          <w:hyperlink w:anchor="__RefHeading___Toc6026_2232792091">
             <w:r>
               <w:rPr>
                 <w:webHidden/>
@@ -1169,7 +1169,7 @@
               </w:rPr>
               <w:t>14. Incident management</w:t>
               <w:tab/>
-              <w:t>22</w:t>
+              <w:t>21</w:t>
             </w:r>
           </w:hyperlink>
         </w:p>
@@ -1183,7 +1183,7 @@
             </w:tabs>
             <w:rPr/>
           </w:pPr>
-          <w:hyperlink w:anchor="__RefHeading___Toc111514_4195859891">
+          <w:hyperlink w:anchor="__RefHeading___Toc6028_2232792091">
             <w:r>
               <w:rPr>
                 <w:webHidden/>
@@ -1191,7 +1191,7 @@
               </w:rPr>
               <w:t>15. Subcontractors, hosting and data residency</w:t>
               <w:tab/>
-              <w:t>23</w:t>
+              <w:t>22</w:t>
             </w:r>
           </w:hyperlink>
         </w:p>
@@ -1205,7 +1205,7 @@
             </w:tabs>
             <w:rPr/>
           </w:pPr>
-          <w:hyperlink w:anchor="__RefHeading___Toc111516_4195859891">
+          <w:hyperlink w:anchor="__RefHeading___Toc6030_2232792091">
             <w:r>
               <w:rPr>
                 <w:webHidden/>
@@ -1213,7 +1213,7 @@
               </w:rPr>
               <w:t>16. Audit and assurance</w:t>
               <w:tab/>
-              <w:t>24</w:t>
+              <w:t>23</w:t>
             </w:r>
           </w:hyperlink>
         </w:p>
@@ -1227,7 +1227,7 @@
             </w:tabs>
             <w:rPr/>
           </w:pPr>
-          <w:hyperlink w:anchor="__RefHeading___Toc111518_4195859891">
+          <w:hyperlink w:anchor="__RefHeading___Toc6032_2232792091">
             <w:r>
               <w:rPr>
                 <w:webHidden/>
@@ -1235,7 +1235,7 @@
               </w:rPr>
               <w:t>17. Open items before release to a broker</w:t>
               <w:tab/>
-              <w:t>25</w:t>
+              <w:t>24</w:t>
             </w:r>
           </w:hyperlink>
         </w:p>
@@ -1249,7 +1249,7 @@
             </w:tabs>
             <w:rPr/>
           </w:pPr>
-          <w:hyperlink w:anchor="__RefHeading___Toc111520_4195859891">
+          <w:hyperlink w:anchor="__RefHeading___Toc6034_2232792091">
             <w:r>
               <w:rPr>
                 <w:webHidden/>
@@ -1264,7 +1264,7 @@
                 <w:rStyle w:val="IndexLink"/>
               </w:rPr>
               <w:tab/>
-              <w:t>26</w:t>
+              <w:t>25</w:t>
             </w:r>
           </w:hyperlink>
           <w:r>
@@ -1297,7 +1297,7 @@
       <w:r>
         <w:br w:type="page"/>
       </w:r>
-      <w:bookmarkStart w:id="0" w:name="__RefHeading___Toc111480_4195859891"/>
+      <w:bookmarkStart w:id="0" w:name="__RefHeading___Toc5994_2232792091"/>
       <w:bookmarkStart w:id="1" w:name="_Toc48319687"/>
       <w:bookmarkStart w:id="2" w:name="_Toc11824118"/>
       <w:bookmarkEnd w:id="0"/>
@@ -1940,7 +1940,7 @@
           <w:spacing w:val="0"/>
         </w:rPr>
       </w:pPr>
-      <w:bookmarkStart w:id="4" w:name="__RefHeading___Toc111482_4195859891"/>
+      <w:bookmarkStart w:id="4" w:name="__RefHeading___Toc5996_2232792091"/>
       <w:bookmarkStart w:id="5" w:name="_Toc233203388"/>
       <w:bookmarkEnd w:id="4"/>
       <w:r>
@@ -4351,7 +4351,7 @@
         <w:pageBreakBefore w:val="false"/>
         <w:rPr/>
       </w:pPr>
-      <w:bookmarkStart w:id="6" w:name="__RefHeading___Toc111484_4195859891"/>
+      <w:bookmarkStart w:id="6" w:name="__RefHeading___Toc5998_2232792091"/>
       <w:bookmarkEnd w:id="6"/>
       <w:r>
         <w:rPr>
@@ -4368,7 +4368,7 @@
         <w:pStyle w:val="Heading2"/>
         <w:rPr/>
       </w:pPr>
-      <w:bookmarkStart w:id="7" w:name="__RefHeading___Toc111486_4195859891"/>
+      <w:bookmarkStart w:id="7" w:name="__RefHeading___Toc6000_2232792091"/>
       <w:bookmarkEnd w:id="7"/>
       <w:r>
         <w:rPr>
@@ -4432,7 +4432,7 @@
         <w:pStyle w:val="Heading2"/>
         <w:rPr/>
       </w:pPr>
-      <w:bookmarkStart w:id="8" w:name="__RefHeading___Toc111488_4195859891"/>
+      <w:bookmarkStart w:id="8" w:name="__RefHeading___Toc6002_2232792091"/>
       <w:bookmarkEnd w:id="8"/>
       <w:r>
         <w:rPr>
@@ -4684,7 +4684,7 @@
         <w:pStyle w:val="Heading2"/>
         <w:rPr/>
       </w:pPr>
-      <w:bookmarkStart w:id="9" w:name="__RefHeading___Toc111490_4195859891"/>
+      <w:bookmarkStart w:id="9" w:name="__RefHeading___Toc6004_2232792091"/>
       <w:bookmarkEnd w:id="9"/>
       <w:r>
         <w:rPr>
@@ -5879,23 +5879,13 @@
     </w:tbl>
     <w:p>
       <w:pPr>
-        <w:pStyle w:val="Normal"/>
-        <w:spacing w:before="0" w:after="80"/>
+        <w:pStyle w:val="Heading1"/>
         <w:rPr/>
       </w:pPr>
       <w:r>
-        <w:rPr/>
-      </w:r>
-      <w:r>
         <w:br w:type="page"/>
       </w:r>
-    </w:p>
-    <w:p>
-      <w:pPr>
-        <w:pStyle w:val="Heading1"/>
-        <w:rPr/>
-      </w:pPr>
-      <w:bookmarkStart w:id="10" w:name="__RefHeading___Toc111492_4195859891"/>
+      <w:bookmarkStart w:id="10" w:name="__RefHeading___Toc6006_2232792091"/>
       <w:bookmarkEnd w:id="10"/>
       <w:r>
         <w:rPr>
@@ -8764,23 +8754,13 @@
     </w:tbl>
     <w:p>
       <w:pPr>
-        <w:pStyle w:val="Normal"/>
-        <w:spacing w:before="0" w:after="80"/>
+        <w:pStyle w:val="Heading1"/>
         <w:rPr/>
       </w:pPr>
       <w:r>
-        <w:rPr/>
-      </w:r>
-      <w:r>
         <w:br w:type="page"/>
       </w:r>
-    </w:p>
-    <w:p>
-      <w:pPr>
-        <w:pStyle w:val="Heading1"/>
-        <w:rPr/>
-      </w:pPr>
-      <w:bookmarkStart w:id="11" w:name="__RefHeading___Toc111494_4195859891"/>
+      <w:bookmarkStart w:id="11" w:name="__RefHeading___Toc6008_2232792091"/>
       <w:bookmarkEnd w:id="11"/>
       <w:r>
         <w:rPr>
@@ -10709,23 +10689,13 @@
     </w:tbl>
     <w:p>
       <w:pPr>
-        <w:pStyle w:val="Normal"/>
-        <w:spacing w:before="0" w:after="80"/>
+        <w:pStyle w:val="Heading1"/>
         <w:rPr/>
       </w:pPr>
       <w:r>
-        <w:rPr/>
-      </w:r>
-      <w:r>
         <w:br w:type="page"/>
       </w:r>
-    </w:p>
-    <w:p>
-      <w:pPr>
-        <w:pStyle w:val="Heading1"/>
-        <w:rPr/>
-      </w:pPr>
-      <w:bookmarkStart w:id="12" w:name="__RefHeading___Toc111496_4195859891"/>
+      <w:bookmarkStart w:id="12" w:name="__RefHeading___Toc6010_2232792091"/>
       <w:bookmarkEnd w:id="12"/>
       <w:r>
         <w:rPr>
@@ -13870,23 +13840,13 @@
     </w:tbl>
     <w:p>
       <w:pPr>
-        <w:pStyle w:val="Normal"/>
-        <w:spacing w:before="0" w:after="80"/>
+        <w:pStyle w:val="Heading1"/>
         <w:rPr/>
       </w:pPr>
       <w:r>
-        <w:rPr/>
-      </w:r>
-      <w:r>
         <w:br w:type="page"/>
       </w:r>
-    </w:p>
-    <w:p>
-      <w:pPr>
-        <w:pStyle w:val="Heading1"/>
-        <w:rPr/>
-      </w:pPr>
-      <w:bookmarkStart w:id="13" w:name="__RefHeading___Toc111498_4195859891"/>
+      <w:bookmarkStart w:id="13" w:name="__RefHeading___Toc6012_2232792091"/>
       <w:bookmarkEnd w:id="13"/>
       <w:r>
         <w:rPr>
@@ -17429,23 +17389,13 @@
     </w:tbl>
     <w:p>
       <w:pPr>
-        <w:pStyle w:val="Normal"/>
-        <w:spacing w:before="0" w:after="80"/>
+        <w:pStyle w:val="Heading1"/>
         <w:rPr/>
       </w:pPr>
       <w:r>
-        <w:rPr/>
-      </w:r>
-      <w:r>
         <w:br w:type="page"/>
       </w:r>
-    </w:p>
-    <w:p>
-      <w:pPr>
-        <w:pStyle w:val="Heading1"/>
-        <w:rPr/>
-      </w:pPr>
-      <w:bookmarkStart w:id="14" w:name="__RefHeading___Toc111500_4195859891"/>
+      <w:bookmarkStart w:id="14" w:name="__RefHeading___Toc6014_2232792091"/>
       <w:bookmarkEnd w:id="14"/>
       <w:r>
         <w:rPr>
@@ -18887,23 +18837,13 @@
     </w:tbl>
     <w:p>
       <w:pPr>
-        <w:pStyle w:val="Normal"/>
-        <w:spacing w:before="0" w:after="80"/>
+        <w:pStyle w:val="Heading1"/>
         <w:rPr/>
       </w:pPr>
       <w:r>
-        <w:rPr/>
-      </w:r>
-      <w:r>
         <w:br w:type="page"/>
       </w:r>
-    </w:p>
-    <w:p>
-      <w:pPr>
-        <w:pStyle w:val="Heading1"/>
-        <w:rPr/>
-      </w:pPr>
-      <w:bookmarkStart w:id="15" w:name="__RefHeading___Toc111502_4195859891"/>
+      <w:bookmarkStart w:id="15" w:name="__RefHeading___Toc6016_2232792091"/>
       <w:bookmarkEnd w:id="15"/>
       <w:r>
         <w:rPr>
@@ -21462,23 +21402,13 @@
     </w:tbl>
     <w:p>
       <w:pPr>
-        <w:pStyle w:val="Normal"/>
-        <w:spacing w:before="0" w:after="80"/>
+        <w:pStyle w:val="Heading1"/>
         <w:rPr/>
       </w:pPr>
       <w:r>
-        <w:rPr/>
-      </w:r>
-      <w:r>
         <w:br w:type="page"/>
       </w:r>
-    </w:p>
-    <w:p>
-      <w:pPr>
-        <w:pStyle w:val="Heading1"/>
-        <w:rPr/>
-      </w:pPr>
-      <w:bookmarkStart w:id="16" w:name="__RefHeading___Toc111504_4195859891"/>
+      <w:bookmarkStart w:id="16" w:name="__RefHeading___Toc6018_2232792091"/>
       <w:bookmarkEnd w:id="16"/>
       <w:r>
         <w:rPr>
@@ -23274,23 +23204,13 @@
     </w:tbl>
     <w:p>
       <w:pPr>
-        <w:pStyle w:val="Normal"/>
-        <w:spacing w:before="0" w:after="80"/>
+        <w:pStyle w:val="Heading1"/>
         <w:rPr/>
       </w:pPr>
       <w:r>
-        <w:rPr/>
-      </w:r>
-      <w:r>
         <w:br w:type="page"/>
       </w:r>
-    </w:p>
-    <w:p>
-      <w:pPr>
-        <w:pStyle w:val="Heading1"/>
-        <w:rPr/>
-      </w:pPr>
-      <w:bookmarkStart w:id="17" w:name="__RefHeading___Toc111506_4195859891"/>
+      <w:bookmarkStart w:id="17" w:name="__RefHeading___Toc6020_2232792091"/>
       <w:bookmarkEnd w:id="17"/>
       <w:r>
         <w:rPr>
@@ -24710,23 +24630,13 @@
     </w:tbl>
     <w:p>
       <w:pPr>
-        <w:pStyle w:val="Normal"/>
-        <w:spacing w:before="0" w:after="80"/>
+        <w:pStyle w:val="Heading1"/>
         <w:rPr/>
       </w:pPr>
       <w:r>
-        <w:rPr/>
-      </w:r>
-      <w:r>
         <w:br w:type="page"/>
       </w:r>
-    </w:p>
-    <w:p>
-      <w:pPr>
-        <w:pStyle w:val="Heading1"/>
-        <w:rPr/>
-      </w:pPr>
-      <w:bookmarkStart w:id="18" w:name="__RefHeading___Toc111508_4195859891"/>
+      <w:bookmarkStart w:id="18" w:name="__RefHeading___Toc6022_2232792091"/>
       <w:bookmarkEnd w:id="18"/>
       <w:r>
         <w:rPr>
@@ -26730,23 +26640,13 @@
     </w:tbl>
     <w:p>
       <w:pPr>
-        <w:pStyle w:val="Normal"/>
-        <w:spacing w:before="0" w:after="80"/>
+        <w:pStyle w:val="Heading1"/>
         <w:rPr/>
       </w:pPr>
       <w:r>
-        <w:rPr/>
-      </w:r>
-      <w:r>
         <w:br w:type="page"/>
       </w:r>
-    </w:p>
-    <w:p>
-      <w:pPr>
-        <w:pStyle w:val="Heading1"/>
-        <w:rPr/>
-      </w:pPr>
-      <w:bookmarkStart w:id="19" w:name="__RefHeading___Toc111510_4195859891"/>
+      <w:bookmarkStart w:id="19" w:name="__RefHeading___Toc6024_2232792091"/>
       <w:bookmarkEnd w:id="19"/>
       <w:r>
         <w:rPr>
@@ -28299,23 +28199,13 @@
     </w:tbl>
     <w:p>
       <w:pPr>
-        <w:pStyle w:val="Normal"/>
-        <w:spacing w:before="0" w:after="80"/>
+        <w:pStyle w:val="Heading1"/>
         <w:rPr/>
       </w:pPr>
       <w:r>
-        <w:rPr/>
-      </w:r>
-      <w:r>
         <w:br w:type="page"/>
       </w:r>
-    </w:p>
-    <w:p>
-      <w:pPr>
-        <w:pStyle w:val="Heading1"/>
-        <w:rPr/>
-      </w:pPr>
-      <w:bookmarkStart w:id="20" w:name="__RefHeading___Toc111512_4195859891"/>
+      <w:bookmarkStart w:id="20" w:name="__RefHeading___Toc6026_2232792091"/>
       <w:bookmarkEnd w:id="20"/>
       <w:r>
         <w:rPr>
@@ -29536,23 +29426,13 @@
     </w:tbl>
     <w:p>
       <w:pPr>
-        <w:pStyle w:val="Normal"/>
-        <w:spacing w:before="0" w:after="80"/>
+        <w:pStyle w:val="Heading1"/>
         <w:rPr/>
       </w:pPr>
       <w:r>
-        <w:rPr/>
-      </w:r>
-      <w:r>
         <w:br w:type="page"/>
       </w:r>
-    </w:p>
-    <w:p>
-      <w:pPr>
-        <w:pStyle w:val="Heading1"/>
-        <w:rPr/>
-      </w:pPr>
-      <w:bookmarkStart w:id="21" w:name="__RefHeading___Toc111514_4195859891"/>
+      <w:bookmarkStart w:id="21" w:name="__RefHeading___Toc6028_2232792091"/>
       <w:bookmarkEnd w:id="21"/>
       <w:r>
         <w:rPr>
@@ -30917,23 +30797,13 @@
     </w:tbl>
     <w:p>
       <w:pPr>
-        <w:pStyle w:val="Normal"/>
-        <w:spacing w:before="0" w:after="80"/>
+        <w:pStyle w:val="Heading1"/>
         <w:rPr/>
       </w:pPr>
       <w:r>
-        <w:rPr/>
-      </w:r>
-      <w:r>
         <w:br w:type="page"/>
       </w:r>
-    </w:p>
-    <w:p>
-      <w:pPr>
-        <w:pStyle w:val="Heading1"/>
-        <w:rPr/>
-      </w:pPr>
-      <w:bookmarkStart w:id="22" w:name="__RefHeading___Toc111516_4195859891"/>
+      <w:bookmarkStart w:id="22" w:name="__RefHeading___Toc6030_2232792091"/>
       <w:bookmarkEnd w:id="22"/>
       <w:r>
         <w:rPr>
@@ -31922,23 +31792,13 @@
     </w:tbl>
     <w:p>
       <w:pPr>
-        <w:pStyle w:val="Normal"/>
-        <w:spacing w:before="0" w:after="80"/>
+        <w:pStyle w:val="Heading1"/>
         <w:rPr/>
       </w:pPr>
       <w:r>
-        <w:rPr/>
-      </w:r>
-      <w:r>
         <w:br w:type="page"/>
       </w:r>
-    </w:p>
-    <w:p>
-      <w:pPr>
-        <w:pStyle w:val="Heading1"/>
-        <w:rPr/>
-      </w:pPr>
-      <w:bookmarkStart w:id="23" w:name="__RefHeading___Toc111518_4195859891"/>
+      <w:bookmarkStart w:id="23" w:name="__RefHeading___Toc6032_2232792091"/>
       <w:bookmarkEnd w:id="23"/>
       <w:r>
         <w:rPr>
@@ -33235,19 +33095,6 @@
     </w:tbl>
     <w:p>
       <w:pPr>
-        <w:pStyle w:val="Normal"/>
-        <w:spacing w:before="0" w:after="80"/>
-        <w:rPr/>
-      </w:pPr>
-      <w:r>
-        <w:rPr/>
-      </w:r>
-      <w:r>
-        <w:br w:type="page"/>
-      </w:r>
-    </w:p>
-    <w:p>
-      <w:pPr>
         <w:pStyle w:val="Heading1"/>
         <w:tabs>
           <w:tab w:val="clear" w:pos="720"/>
@@ -33265,7 +33112,10 @@
           <w:spacing w:val="0"/>
         </w:rPr>
       </w:pPr>
-      <w:bookmarkStart w:id="24" w:name="__RefHeading___Toc111520_4195859891"/>
+      <w:r>
+        <w:br w:type="page"/>
+      </w:r>
+      <w:bookmarkStart w:id="24" w:name="__RefHeading___Toc6034_2232792091"/>
       <w:bookmarkStart w:id="25" w:name="_Toc233203395"/>
       <w:bookmarkEnd w:id="24"/>
       <w:r>
@@ -35024,7 +34874,7 @@
       <w:r>
         <w:rPr/>
         <w:drawing>
-          <wp:anchor behindDoc="1" distT="0" distB="0" distL="0" distR="0" simplePos="0" locked="0" layoutInCell="0" allowOverlap="1" relativeHeight="29">
+          <wp:anchor behindDoc="1" distT="0" distB="0" distL="0" distR="0" simplePos="0" locked="0" layoutInCell="0" allowOverlap="1" relativeHeight="28">
             <wp:simplePos x="0" y="0"/>
             <wp:positionH relativeFrom="margin">
               <wp:align>center</wp:align>
@@ -35095,7 +34945,7 @@
     <w:r>
       <w:rPr/>
       <w:drawing>
-        <wp:anchor behindDoc="1" distT="0" distB="0" distL="0" distR="0" simplePos="0" locked="0" layoutInCell="0" allowOverlap="1" relativeHeight="28">
+        <wp:anchor behindDoc="1" distT="0" distB="0" distL="0" distR="0" simplePos="0" locked="0" layoutInCell="0" allowOverlap="1" relativeHeight="27">
           <wp:simplePos x="0" y="0"/>
           <wp:positionH relativeFrom="page">
             <wp:align>left</wp:align>
@@ -35154,7 +35004,7 @@
     <w:r>
       <w:rPr/>
       <w:drawing>
-        <wp:anchor behindDoc="1" distT="0" distB="0" distL="0" distR="0" simplePos="0" locked="0" layoutInCell="0" allowOverlap="1" relativeHeight="28">
+        <wp:anchor behindDoc="1" distT="0" distB="0" distL="0" distR="0" simplePos="0" locked="0" layoutInCell="0" allowOverlap="1" relativeHeight="27">
           <wp:simplePos x="0" y="0"/>
           <wp:positionH relativeFrom="page">
             <wp:align>left</wp:align>

--- a/docs/package/out/BrokerVerse_Security_Due_Diligence_Questionnaire.docx
+++ b/docs/package/out/BrokerVerse_Security_Due_Diligence_Questionnaire.docx
@@ -789,7 +789,7 @@
             </w:rPr>
             <w:fldChar w:fldCharType="separate"/>
           </w:r>
-          <w:hyperlink w:anchor="__RefHeading___Toc5994_2232792091">
+          <w:hyperlink w:anchor="__RefHeading___Toc5952_409683129">
             <w:r>
               <w:rPr>
                 <w:webHidden/>
@@ -824,7 +824,7 @@
             </w:tabs>
             <w:rPr/>
           </w:pPr>
-          <w:hyperlink w:anchor="__RefHeading___Toc5996_2232792091">
+          <w:hyperlink w:anchor="__RefHeading___Toc5954_409683129">
             <w:r>
               <w:rPr>
                 <w:webHidden/>
@@ -853,7 +853,7 @@
             </w:tabs>
             <w:rPr/>
           </w:pPr>
-          <w:hyperlink w:anchor="__RefHeading___Toc5998_2232792091">
+          <w:hyperlink w:anchor="__RefHeading___Toc5956_409683129">
             <w:r>
               <w:rPr>
                 <w:webHidden/>
@@ -875,7 +875,7 @@
             </w:tabs>
             <w:rPr/>
           </w:pPr>
-          <w:hyperlink w:anchor="__RefHeading___Toc6000_2232792091">
+          <w:hyperlink w:anchor="__RefHeading___Toc5958_409683129">
             <w:r>
               <w:rPr>
                 <w:webHidden/>
@@ -897,7 +897,7 @@
             </w:tabs>
             <w:rPr/>
           </w:pPr>
-          <w:hyperlink w:anchor="__RefHeading___Toc6002_2232792091">
+          <w:hyperlink w:anchor="__RefHeading___Toc5960_409683129">
             <w:r>
               <w:rPr>
                 <w:webHidden/>
@@ -919,7 +919,7 @@
             </w:tabs>
             <w:rPr/>
           </w:pPr>
-          <w:hyperlink w:anchor="__RefHeading___Toc6004_2232792091">
+          <w:hyperlink w:anchor="__RefHeading___Toc5962_409683129">
             <w:r>
               <w:rPr>
                 <w:webHidden/>
@@ -941,7 +941,7 @@
             </w:tabs>
             <w:rPr/>
           </w:pPr>
-          <w:hyperlink w:anchor="__RefHeading___Toc6006_2232792091">
+          <w:hyperlink w:anchor="__RefHeading___Toc5964_409683129">
             <w:r>
               <w:rPr>
                 <w:webHidden/>
@@ -963,7 +963,7 @@
             </w:tabs>
             <w:rPr/>
           </w:pPr>
-          <w:hyperlink w:anchor="__RefHeading___Toc6008_2232792091">
+          <w:hyperlink w:anchor="__RefHeading___Toc5966_409683129">
             <w:r>
               <w:rPr>
                 <w:webHidden/>
@@ -985,7 +985,7 @@
             </w:tabs>
             <w:rPr/>
           </w:pPr>
-          <w:hyperlink w:anchor="__RefHeading___Toc6010_2232792091">
+          <w:hyperlink w:anchor="__RefHeading___Toc5968_409683129">
             <w:r>
               <w:rPr>
                 <w:webHidden/>
@@ -1007,7 +1007,7 @@
             </w:tabs>
             <w:rPr/>
           </w:pPr>
-          <w:hyperlink w:anchor="__RefHeading___Toc6012_2232792091">
+          <w:hyperlink w:anchor="__RefHeading___Toc5970_409683129">
             <w:r>
               <w:rPr>
                 <w:webHidden/>
@@ -1029,7 +1029,7 @@
             </w:tabs>
             <w:rPr/>
           </w:pPr>
-          <w:hyperlink w:anchor="__RefHeading___Toc6014_2232792091">
+          <w:hyperlink w:anchor="__RefHeading___Toc5972_409683129">
             <w:r>
               <w:rPr>
                 <w:webHidden/>
@@ -1051,7 +1051,7 @@
             </w:tabs>
             <w:rPr/>
           </w:pPr>
-          <w:hyperlink w:anchor="__RefHeading___Toc6016_2232792091">
+          <w:hyperlink w:anchor="__RefHeading___Toc5974_409683129">
             <w:r>
               <w:rPr>
                 <w:webHidden/>
@@ -1073,7 +1073,7 @@
             </w:tabs>
             <w:rPr/>
           </w:pPr>
-          <w:hyperlink w:anchor="__RefHeading___Toc6018_2232792091">
+          <w:hyperlink w:anchor="__RefHeading___Toc5976_409683129">
             <w:r>
               <w:rPr>
                 <w:webHidden/>
@@ -1095,7 +1095,7 @@
             </w:tabs>
             <w:rPr/>
           </w:pPr>
-          <w:hyperlink w:anchor="__RefHeading___Toc6020_2232792091">
+          <w:hyperlink w:anchor="__RefHeading___Toc5978_409683129">
             <w:r>
               <w:rPr>
                 <w:webHidden/>
@@ -1117,7 +1117,7 @@
             </w:tabs>
             <w:rPr/>
           </w:pPr>
-          <w:hyperlink w:anchor="__RefHeading___Toc6022_2232792091">
+          <w:hyperlink w:anchor="__RefHeading___Toc5980_409683129">
             <w:r>
               <w:rPr>
                 <w:webHidden/>
@@ -1139,7 +1139,7 @@
             </w:tabs>
             <w:rPr/>
           </w:pPr>
-          <w:hyperlink w:anchor="__RefHeading___Toc6024_2232792091">
+          <w:hyperlink w:anchor="__RefHeading___Toc5982_409683129">
             <w:r>
               <w:rPr>
                 <w:webHidden/>
@@ -1161,7 +1161,7 @@
             </w:tabs>
             <w:rPr/>
           </w:pPr>
-          <w:hyperlink w:anchor="__RefHeading___Toc6026_2232792091">
+          <w:hyperlink w:anchor="__RefHeading___Toc5984_409683129">
             <w:r>
               <w:rPr>
                 <w:webHidden/>
@@ -1183,7 +1183,7 @@
             </w:tabs>
             <w:rPr/>
           </w:pPr>
-          <w:hyperlink w:anchor="__RefHeading___Toc6028_2232792091">
+          <w:hyperlink w:anchor="__RefHeading___Toc5986_409683129">
             <w:r>
               <w:rPr>
                 <w:webHidden/>
@@ -1205,7 +1205,7 @@
             </w:tabs>
             <w:rPr/>
           </w:pPr>
-          <w:hyperlink w:anchor="__RefHeading___Toc6030_2232792091">
+          <w:hyperlink w:anchor="__RefHeading___Toc5988_409683129">
             <w:r>
               <w:rPr>
                 <w:webHidden/>
@@ -1227,7 +1227,7 @@
             </w:tabs>
             <w:rPr/>
           </w:pPr>
-          <w:hyperlink w:anchor="__RefHeading___Toc6032_2232792091">
+          <w:hyperlink w:anchor="__RefHeading___Toc5990_409683129">
             <w:r>
               <w:rPr>
                 <w:webHidden/>
@@ -1249,7 +1249,7 @@
             </w:tabs>
             <w:rPr/>
           </w:pPr>
-          <w:hyperlink w:anchor="__RefHeading___Toc6034_2232792091">
+          <w:hyperlink w:anchor="__RefHeading___Toc5992_409683129">
             <w:r>
               <w:rPr>
                 <w:webHidden/>
@@ -1297,7 +1297,7 @@
       <w:r>
         <w:br w:type="page"/>
       </w:r>
-      <w:bookmarkStart w:id="0" w:name="__RefHeading___Toc5994_2232792091"/>
+      <w:bookmarkStart w:id="0" w:name="__RefHeading___Toc5952_409683129"/>
       <w:bookmarkStart w:id="1" w:name="_Toc48319687"/>
       <w:bookmarkStart w:id="2" w:name="_Toc11824118"/>
       <w:bookmarkEnd w:id="0"/>
@@ -1940,7 +1940,7 @@
           <w:spacing w:val="0"/>
         </w:rPr>
       </w:pPr>
-      <w:bookmarkStart w:id="4" w:name="__RefHeading___Toc5996_2232792091"/>
+      <w:bookmarkStart w:id="4" w:name="__RefHeading___Toc5954_409683129"/>
       <w:bookmarkStart w:id="5" w:name="_Toc233203388"/>
       <w:bookmarkEnd w:id="4"/>
       <w:r>
@@ -4351,7 +4351,7 @@
         <w:pageBreakBefore w:val="false"/>
         <w:rPr/>
       </w:pPr>
-      <w:bookmarkStart w:id="6" w:name="__RefHeading___Toc5998_2232792091"/>
+      <w:bookmarkStart w:id="6" w:name="__RefHeading___Toc5956_409683129"/>
       <w:bookmarkEnd w:id="6"/>
       <w:r>
         <w:rPr>
@@ -4368,7 +4368,7 @@
         <w:pStyle w:val="Heading2"/>
         <w:rPr/>
       </w:pPr>
-      <w:bookmarkStart w:id="7" w:name="__RefHeading___Toc6000_2232792091"/>
+      <w:bookmarkStart w:id="7" w:name="__RefHeading___Toc5958_409683129"/>
       <w:bookmarkEnd w:id="7"/>
       <w:r>
         <w:rPr>
@@ -4432,7 +4432,7 @@
         <w:pStyle w:val="Heading2"/>
         <w:rPr/>
       </w:pPr>
-      <w:bookmarkStart w:id="8" w:name="__RefHeading___Toc6002_2232792091"/>
+      <w:bookmarkStart w:id="8" w:name="__RefHeading___Toc5960_409683129"/>
       <w:bookmarkEnd w:id="8"/>
       <w:r>
         <w:rPr>
@@ -4684,7 +4684,7 @@
         <w:pStyle w:val="Heading2"/>
         <w:rPr/>
       </w:pPr>
-      <w:bookmarkStart w:id="9" w:name="__RefHeading___Toc6004_2232792091"/>
+      <w:bookmarkStart w:id="9" w:name="__RefHeading___Toc5962_409683129"/>
       <w:bookmarkEnd w:id="9"/>
       <w:r>
         <w:rPr>
@@ -5885,7 +5885,7 @@
       <w:r>
         <w:br w:type="page"/>
       </w:r>
-      <w:bookmarkStart w:id="10" w:name="__RefHeading___Toc6006_2232792091"/>
+      <w:bookmarkStart w:id="10" w:name="__RefHeading___Toc5964_409683129"/>
       <w:bookmarkEnd w:id="10"/>
       <w:r>
         <w:rPr>
@@ -8760,7 +8760,7 @@
       <w:r>
         <w:br w:type="page"/>
       </w:r>
-      <w:bookmarkStart w:id="11" w:name="__RefHeading___Toc6008_2232792091"/>
+      <w:bookmarkStart w:id="11" w:name="__RefHeading___Toc5966_409683129"/>
       <w:bookmarkEnd w:id="11"/>
       <w:r>
         <w:rPr>
@@ -10695,7 +10695,7 @@
       <w:r>
         <w:br w:type="page"/>
       </w:r>
-      <w:bookmarkStart w:id="12" w:name="__RefHeading___Toc6010_2232792091"/>
+      <w:bookmarkStart w:id="12" w:name="__RefHeading___Toc5968_409683129"/>
       <w:bookmarkEnd w:id="12"/>
       <w:r>
         <w:rPr>
@@ -11827,7 +11827,7 @@
                 <w:szCs w:val="24"/>
                 <w:lang w:val="en-US" w:eastAsia="ja-JP" w:bidi="ar-SA"/>
               </w:rPr>
-              <w:t>Master &gt; Data Privacy &gt; Consent Register and consent per purpose on the client and prospect (processing, marketing, sharing with insurers), with channel, notice version and evidence. Delivered after the release test of 03 October 2026; re-test of BV-SEC-034 pending [to confirm re-test date]</w:t>
+              <w:t>Master &gt; Data Privacy &gt; Consent Register and consent per purpose on the client and prospect (processing, marketing, sharing with insurers), with channel, notice version and evidence. Delivered after the release test and re-tested on 03 October 2026 (BV-SEC-034 passed)</w:t>
             </w:r>
           </w:p>
         </w:tc>
@@ -12037,7 +12037,7 @@
                 <w:szCs w:val="24"/>
                 <w:lang w:val="en-US" w:eastAsia="ja-JP" w:bidi="ar-SA"/>
               </w:rPr>
-              <w:t>), personal data export as JSON or Excel. Re-test of BV-SEC-035 pending [to confirm]</w:t>
+              <w:t>), personal data export as JSON or Excel. Re-tested on 03 October 2026 (BV-SEC-035 passed)</w:t>
             </w:r>
           </w:p>
         </w:tc>
@@ -13846,7 +13846,7 @@
       <w:r>
         <w:br w:type="page"/>
       </w:r>
-      <w:bookmarkStart w:id="13" w:name="__RefHeading___Toc6012_2232792091"/>
+      <w:bookmarkStart w:id="13" w:name="__RefHeading___Toc5970_409683129"/>
       <w:bookmarkEnd w:id="13"/>
       <w:r>
         <w:rPr>
@@ -17395,7 +17395,7 @@
       <w:r>
         <w:br w:type="page"/>
       </w:r>
-      <w:bookmarkStart w:id="14" w:name="__RefHeading___Toc6014_2232792091"/>
+      <w:bookmarkStart w:id="14" w:name="__RefHeading___Toc5972_409683129"/>
       <w:bookmarkEnd w:id="14"/>
       <w:r>
         <w:rPr>
@@ -18843,7 +18843,7 @@
       <w:r>
         <w:br w:type="page"/>
       </w:r>
-      <w:bookmarkStart w:id="15" w:name="__RefHeading___Toc6016_2232792091"/>
+      <w:bookmarkStart w:id="15" w:name="__RefHeading___Toc5974_409683129"/>
       <w:bookmarkEnd w:id="15"/>
       <w:r>
         <w:rPr>
@@ -21408,7 +21408,7 @@
       <w:r>
         <w:br w:type="page"/>
       </w:r>
-      <w:bookmarkStart w:id="16" w:name="__RefHeading___Toc6018_2232792091"/>
+      <w:bookmarkStart w:id="16" w:name="__RefHeading___Toc5976_409683129"/>
       <w:bookmarkEnd w:id="16"/>
       <w:r>
         <w:rPr>
@@ -23210,7 +23210,7 @@
       <w:r>
         <w:br w:type="page"/>
       </w:r>
-      <w:bookmarkStart w:id="17" w:name="__RefHeading___Toc6020_2232792091"/>
+      <w:bookmarkStart w:id="17" w:name="__RefHeading___Toc5978_409683129"/>
       <w:bookmarkEnd w:id="17"/>
       <w:r>
         <w:rPr>
@@ -24636,7 +24636,7 @@
       <w:r>
         <w:br w:type="page"/>
       </w:r>
-      <w:bookmarkStart w:id="18" w:name="__RefHeading___Toc6022_2232792091"/>
+      <w:bookmarkStart w:id="18" w:name="__RefHeading___Toc5980_409683129"/>
       <w:bookmarkEnd w:id="18"/>
       <w:r>
         <w:rPr>
@@ -26646,7 +26646,7 @@
       <w:r>
         <w:br w:type="page"/>
       </w:r>
-      <w:bookmarkStart w:id="19" w:name="__RefHeading___Toc6024_2232792091"/>
+      <w:bookmarkStart w:id="19" w:name="__RefHeading___Toc5982_409683129"/>
       <w:bookmarkEnd w:id="19"/>
       <w:r>
         <w:rPr>
@@ -28205,7 +28205,7 @@
       <w:r>
         <w:br w:type="page"/>
       </w:r>
-      <w:bookmarkStart w:id="20" w:name="__RefHeading___Toc6026_2232792091"/>
+      <w:bookmarkStart w:id="20" w:name="__RefHeading___Toc5984_409683129"/>
       <w:bookmarkEnd w:id="20"/>
       <w:r>
         <w:rPr>
@@ -29432,7 +29432,7 @@
       <w:r>
         <w:br w:type="page"/>
       </w:r>
-      <w:bookmarkStart w:id="21" w:name="__RefHeading___Toc6028_2232792091"/>
+      <w:bookmarkStart w:id="21" w:name="__RefHeading___Toc5986_409683129"/>
       <w:bookmarkEnd w:id="21"/>
       <w:r>
         <w:rPr>
@@ -30803,7 +30803,7 @@
       <w:r>
         <w:br w:type="page"/>
       </w:r>
-      <w:bookmarkStart w:id="22" w:name="__RefHeading___Toc6030_2232792091"/>
+      <w:bookmarkStart w:id="22" w:name="__RefHeading___Toc5988_409683129"/>
       <w:bookmarkEnd w:id="22"/>
       <w:r>
         <w:rPr>
@@ -31798,7 +31798,7 @@
       <w:r>
         <w:br w:type="page"/>
       </w:r>
-      <w:bookmarkStart w:id="23" w:name="__RefHeading___Toc6032_2232792091"/>
+      <w:bookmarkStart w:id="23" w:name="__RefHeading___Toc5990_409683129"/>
       <w:bookmarkEnd w:id="23"/>
       <w:r>
         <w:rPr>
@@ -31827,8 +31827,8 @@
       </w:tblPr>
       <w:tblGrid>
         <w:gridCol w:w="906"/>
-        <w:gridCol w:w="4058"/>
-        <w:gridCol w:w="4050"/>
+        <w:gridCol w:w="4063"/>
+        <w:gridCol w:w="4045"/>
       </w:tblGrid>
       <w:tr>
         <w:trPr>
@@ -31875,7 +31875,7 @@
         </w:tc>
         <w:tc>
           <w:tcPr>
-            <w:tcW w:w="4058" w:type="dxa"/>
+            <w:tcW w:w="4063" w:type="dxa"/>
             <w:tcBorders>
               <w:top w:val="single" w:sz="4" w:space="0" w:color="BFC7D1"/>
               <w:left w:val="single" w:sz="4" w:space="0" w:color="BFC7D1"/>
@@ -31914,7 +31914,7 @@
         </w:tc>
         <w:tc>
           <w:tcPr>
-            <w:tcW w:w="4050" w:type="dxa"/>
+            <w:tcW w:w="4045" w:type="dxa"/>
             <w:tcBorders>
               <w:top w:val="single" w:sz="4" w:space="0" w:color="BFC7D1"/>
               <w:left w:val="single" w:sz="4" w:space="0" w:color="BFC7D1"/>
@@ -31993,7 +31993,7 @@
         </w:tc>
         <w:tc>
           <w:tcPr>
-            <w:tcW w:w="4058" w:type="dxa"/>
+            <w:tcW w:w="4063" w:type="dxa"/>
             <w:tcBorders>
               <w:top w:val="single" w:sz="4" w:space="0" w:color="BFC7D1"/>
               <w:left w:val="single" w:sz="4" w:space="0" w:color="BFC7D1"/>
@@ -32030,7 +32030,7 @@
         </w:tc>
         <w:tc>
           <w:tcPr>
-            <w:tcW w:w="4050" w:type="dxa"/>
+            <w:tcW w:w="4045" w:type="dxa"/>
             <w:tcBorders>
               <w:top w:val="single" w:sz="4" w:space="0" w:color="BFC7D1"/>
               <w:left w:val="single" w:sz="4" w:space="0" w:color="BFC7D1"/>
@@ -32107,7 +32107,7 @@
         </w:tc>
         <w:tc>
           <w:tcPr>
-            <w:tcW w:w="4058" w:type="dxa"/>
+            <w:tcW w:w="4063" w:type="dxa"/>
             <w:tcBorders>
               <w:top w:val="single" w:sz="4" w:space="0" w:color="BFC7D1"/>
               <w:left w:val="single" w:sz="4" w:space="0" w:color="BFC7D1"/>
@@ -32144,7 +32144,7 @@
         </w:tc>
         <w:tc>
           <w:tcPr>
-            <w:tcW w:w="4050" w:type="dxa"/>
+            <w:tcW w:w="4045" w:type="dxa"/>
             <w:tcBorders>
               <w:top w:val="single" w:sz="4" w:space="0" w:color="BFC7D1"/>
               <w:left w:val="single" w:sz="4" w:space="0" w:color="BFC7D1"/>
@@ -32221,7 +32221,7 @@
         </w:tc>
         <w:tc>
           <w:tcPr>
-            <w:tcW w:w="4058" w:type="dxa"/>
+            <w:tcW w:w="4063" w:type="dxa"/>
             <w:tcBorders>
               <w:top w:val="single" w:sz="4" w:space="0" w:color="BFC7D1"/>
               <w:left w:val="single" w:sz="4" w:space="0" w:color="BFC7D1"/>
@@ -32258,7 +32258,7 @@
         </w:tc>
         <w:tc>
           <w:tcPr>
-            <w:tcW w:w="4050" w:type="dxa"/>
+            <w:tcW w:w="4045" w:type="dxa"/>
             <w:tcBorders>
               <w:top w:val="single" w:sz="4" w:space="0" w:color="BFC7D1"/>
               <w:left w:val="single" w:sz="4" w:space="0" w:color="BFC7D1"/>
@@ -32335,7 +32335,7 @@
         </w:tc>
         <w:tc>
           <w:tcPr>
-            <w:tcW w:w="4058" w:type="dxa"/>
+            <w:tcW w:w="4063" w:type="dxa"/>
             <w:tcBorders>
               <w:top w:val="single" w:sz="4" w:space="0" w:color="BFC7D1"/>
               <w:left w:val="single" w:sz="4" w:space="0" w:color="BFC7D1"/>
@@ -32372,7 +32372,7 @@
         </w:tc>
         <w:tc>
           <w:tcPr>
-            <w:tcW w:w="4050" w:type="dxa"/>
+            <w:tcW w:w="4045" w:type="dxa"/>
             <w:tcBorders>
               <w:top w:val="single" w:sz="4" w:space="0" w:color="BFC7D1"/>
               <w:left w:val="single" w:sz="4" w:space="0" w:color="BFC7D1"/>
@@ -32449,7 +32449,7 @@
         </w:tc>
         <w:tc>
           <w:tcPr>
-            <w:tcW w:w="4058" w:type="dxa"/>
+            <w:tcW w:w="4063" w:type="dxa"/>
             <w:tcBorders>
               <w:top w:val="single" w:sz="4" w:space="0" w:color="BFC7D1"/>
               <w:left w:val="single" w:sz="4" w:space="0" w:color="BFC7D1"/>
@@ -32486,7 +32486,7 @@
         </w:tc>
         <w:tc>
           <w:tcPr>
-            <w:tcW w:w="4050" w:type="dxa"/>
+            <w:tcW w:w="4045" w:type="dxa"/>
             <w:tcBorders>
               <w:top w:val="single" w:sz="4" w:space="0" w:color="BFC7D1"/>
               <w:left w:val="single" w:sz="4" w:space="0" w:color="BFC7D1"/>
@@ -32563,7 +32563,7 @@
         </w:tc>
         <w:tc>
           <w:tcPr>
-            <w:tcW w:w="4058" w:type="dxa"/>
+            <w:tcW w:w="4063" w:type="dxa"/>
             <w:tcBorders>
               <w:top w:val="single" w:sz="4" w:space="0" w:color="BFC7D1"/>
               <w:left w:val="single" w:sz="4" w:space="0" w:color="BFC7D1"/>
@@ -32600,7 +32600,7 @@
         </w:tc>
         <w:tc>
           <w:tcPr>
-            <w:tcW w:w="4050" w:type="dxa"/>
+            <w:tcW w:w="4045" w:type="dxa"/>
             <w:tcBorders>
               <w:top w:val="single" w:sz="4" w:space="0" w:color="BFC7D1"/>
               <w:left w:val="single" w:sz="4" w:space="0" w:color="BFC7D1"/>
@@ -32677,7 +32677,7 @@
         </w:tc>
         <w:tc>
           <w:tcPr>
-            <w:tcW w:w="4058" w:type="dxa"/>
+            <w:tcW w:w="4063" w:type="dxa"/>
             <w:tcBorders>
               <w:top w:val="single" w:sz="4" w:space="0" w:color="BFC7D1"/>
               <w:left w:val="single" w:sz="4" w:space="0" w:color="BFC7D1"/>
@@ -32708,13 +32708,13 @@
                 <w:szCs w:val="24"/>
                 <w:lang w:val="en-US" w:eastAsia="ja-JP" w:bidi="ar-SA"/>
               </w:rPr>
-              <w:t>One patching standard across DPA and AIS (VUL-02)</w:t>
-            </w:r>
-          </w:p>
-        </w:tc>
-        <w:tc>
-          <w:tcPr>
-            <w:tcW w:w="4050" w:type="dxa"/>
+              <w:t>Philippine hosting partner and support team location (SUB-03, SUB-05)</w:t>
+            </w:r>
+          </w:p>
+        </w:tc>
+        <w:tc>
+          <w:tcPr>
+            <w:tcW w:w="4045" w:type="dxa"/>
             <w:tcBorders>
               <w:top w:val="single" w:sz="4" w:space="0" w:color="BFC7D1"/>
               <w:left w:val="single" w:sz="4" w:space="0" w:color="BFC7D1"/>
@@ -32745,7 +32745,7 @@
                 <w:szCs w:val="24"/>
                 <w:lang w:val="en-US" w:eastAsia="ja-JP" w:bidi="ar-SA"/>
               </w:rPr>
-              <w:t>iorta TechNXT engineering</w:t>
+              <w:t>iorta TechNXT management</w:t>
             </w:r>
           </w:p>
         </w:tc>
@@ -32791,7 +32791,7 @@
         </w:tc>
         <w:tc>
           <w:tcPr>
-            <w:tcW w:w="4058" w:type="dxa"/>
+            <w:tcW w:w="4063" w:type="dxa"/>
             <w:tcBorders>
               <w:top w:val="single" w:sz="4" w:space="0" w:color="BFC7D1"/>
               <w:left w:val="single" w:sz="4" w:space="0" w:color="BFC7D1"/>
@@ -32822,13 +32822,13 @@
                 <w:szCs w:val="24"/>
                 <w:lang w:val="en-US" w:eastAsia="ja-JP" w:bidi="ar-SA"/>
               </w:rPr>
-              <w:t>Philippine hosting partner and support team location (SUB-03, SUB-05)</w:t>
-            </w:r>
-          </w:p>
-        </w:tc>
-        <w:tc>
-          <w:tcPr>
-            <w:tcW w:w="4050" w:type="dxa"/>
+              <w:t>IC circular numbers and IC examination right (REG-01, REG-03, AUD-03)</w:t>
+            </w:r>
+          </w:p>
+        </w:tc>
+        <w:tc>
+          <w:tcPr>
+            <w:tcW w:w="4045" w:type="dxa"/>
             <w:tcBorders>
               <w:top w:val="single" w:sz="4" w:space="0" w:color="BFC7D1"/>
               <w:left w:val="single" w:sz="4" w:space="0" w:color="BFC7D1"/>
@@ -32859,235 +32859,7 @@
                 <w:szCs w:val="24"/>
                 <w:lang w:val="en-US" w:eastAsia="ja-JP" w:bidi="ar-SA"/>
               </w:rPr>
-              <w:t>iorta TechNXT management</w:t>
-            </w:r>
-          </w:p>
-        </w:tc>
-      </w:tr>
-      <w:tr>
-        <w:trPr/>
-        <w:tc>
-          <w:tcPr>
-            <w:tcW w:w="906" w:type="dxa"/>
-            <w:tcBorders>
-              <w:top w:val="single" w:sz="4" w:space="0" w:color="BFC7D1"/>
-              <w:left w:val="single" w:sz="4" w:space="0" w:color="BFC7D1"/>
-              <w:bottom w:val="single" w:sz="4" w:space="0" w:color="BFC7D1"/>
-              <w:right w:val="single" w:sz="4" w:space="0" w:color="BFC7D1"/>
-            </w:tcBorders>
-          </w:tcPr>
-          <w:p>
-            <w:pPr>
-              <w:pStyle w:val="Normal"/>
-              <w:widowControl/>
-              <w:spacing w:lineRule="auto" w:line="240" w:before="0" w:after="20"/>
-              <w:jc w:val="left"/>
-              <w:rPr>
-                <w:rFonts w:ascii="Aptos" w:hAnsi="Aptos" w:eastAsia="ＭＳ 明朝" w:cs="Arial"/>
-                <w:kern w:val="0"/>
-                <w:sz w:val="24"/>
-                <w:szCs w:val="24"/>
-                <w:lang w:val="en-US" w:eastAsia="ja-JP" w:bidi="ar-SA"/>
-              </w:rPr>
-            </w:pPr>
-            <w:r>
-              <w:rPr>
-                <w:rFonts w:eastAsia="Segoe UI" w:cs="Segoe UI" w:ascii="Segoe UI" w:hAnsi="Segoe UI"/>
-                <w:color w:val="101820"/>
-                <w:kern w:val="0"/>
-                <w:sz w:val="18"/>
-                <w:szCs w:val="24"/>
-                <w:lang w:val="en-US" w:eastAsia="ja-JP" w:bidi="ar-SA"/>
-              </w:rPr>
-              <w:t>9</w:t>
-            </w:r>
-          </w:p>
-        </w:tc>
-        <w:tc>
-          <w:tcPr>
-            <w:tcW w:w="4058" w:type="dxa"/>
-            <w:tcBorders>
-              <w:top w:val="single" w:sz="4" w:space="0" w:color="BFC7D1"/>
-              <w:left w:val="single" w:sz="4" w:space="0" w:color="BFC7D1"/>
-              <w:bottom w:val="single" w:sz="4" w:space="0" w:color="BFC7D1"/>
-              <w:right w:val="single" w:sz="4" w:space="0" w:color="BFC7D1"/>
-            </w:tcBorders>
-          </w:tcPr>
-          <w:p>
-            <w:pPr>
-              <w:pStyle w:val="Normal"/>
-              <w:widowControl/>
-              <w:spacing w:lineRule="auto" w:line="240" w:before="0" w:after="20"/>
-              <w:jc w:val="left"/>
-              <w:rPr>
-                <w:rFonts w:ascii="Aptos" w:hAnsi="Aptos" w:eastAsia="ＭＳ 明朝" w:cs="Arial"/>
-                <w:kern w:val="0"/>
-                <w:sz w:val="24"/>
-                <w:szCs w:val="24"/>
-                <w:lang w:val="en-US" w:eastAsia="ja-JP" w:bidi="ar-SA"/>
-              </w:rPr>
-            </w:pPr>
-            <w:r>
-              <w:rPr>
-                <w:rFonts w:eastAsia="Segoe UI" w:cs="Segoe UI" w:ascii="Segoe UI" w:hAnsi="Segoe UI"/>
-                <w:color w:val="101820"/>
-                <w:kern w:val="0"/>
-                <w:sz w:val="18"/>
-                <w:szCs w:val="24"/>
-                <w:lang w:val="en-US" w:eastAsia="ja-JP" w:bidi="ar-SA"/>
-              </w:rPr>
-              <w:t>IC circular numbers and IC examination right (REG-01, REG-03, AUD-03)</w:t>
-            </w:r>
-          </w:p>
-        </w:tc>
-        <w:tc>
-          <w:tcPr>
-            <w:tcW w:w="4050" w:type="dxa"/>
-            <w:tcBorders>
-              <w:top w:val="single" w:sz="4" w:space="0" w:color="BFC7D1"/>
-              <w:left w:val="single" w:sz="4" w:space="0" w:color="BFC7D1"/>
-              <w:bottom w:val="single" w:sz="4" w:space="0" w:color="BFC7D1"/>
-              <w:right w:val="single" w:sz="4" w:space="0" w:color="BFC7D1"/>
-            </w:tcBorders>
-          </w:tcPr>
-          <w:p>
-            <w:pPr>
-              <w:pStyle w:val="Normal"/>
-              <w:widowControl/>
-              <w:spacing w:lineRule="auto" w:line="240" w:before="0" w:after="20"/>
-              <w:jc w:val="left"/>
-              <w:rPr>
-                <w:rFonts w:ascii="Aptos" w:hAnsi="Aptos" w:eastAsia="ＭＳ 明朝" w:cs="Arial"/>
-                <w:kern w:val="0"/>
-                <w:sz w:val="24"/>
-                <w:szCs w:val="24"/>
-                <w:lang w:val="en-US" w:eastAsia="ja-JP" w:bidi="ar-SA"/>
-              </w:rPr>
-            </w:pPr>
-            <w:r>
-              <w:rPr>
-                <w:rFonts w:eastAsia="Segoe UI" w:cs="Segoe UI" w:ascii="Segoe UI" w:hAnsi="Segoe UI"/>
-                <w:color w:val="101820"/>
-                <w:kern w:val="0"/>
-                <w:sz w:val="18"/>
-                <w:szCs w:val="24"/>
-                <w:lang w:val="en-US" w:eastAsia="ja-JP" w:bidi="ar-SA"/>
-              </w:rPr>
               <w:t>Broker compliance officer with iorta TechNXT legal</w:t>
-            </w:r>
-          </w:p>
-        </w:tc>
-      </w:tr>
-      <w:tr>
-        <w:trPr/>
-        <w:tc>
-          <w:tcPr>
-            <w:tcW w:w="906" w:type="dxa"/>
-            <w:tcBorders>
-              <w:top w:val="single" w:sz="4" w:space="0" w:color="BFC7D1"/>
-              <w:left w:val="single" w:sz="4" w:space="0" w:color="BFC7D1"/>
-              <w:bottom w:val="single" w:sz="4" w:space="0" w:color="BFC7D1"/>
-              <w:right w:val="single" w:sz="4" w:space="0" w:color="BFC7D1"/>
-            </w:tcBorders>
-          </w:tcPr>
-          <w:p>
-            <w:pPr>
-              <w:pStyle w:val="Normal"/>
-              <w:widowControl/>
-              <w:spacing w:lineRule="auto" w:line="240" w:before="0" w:after="20"/>
-              <w:jc w:val="left"/>
-              <w:rPr>
-                <w:rFonts w:ascii="Aptos" w:hAnsi="Aptos" w:eastAsia="ＭＳ 明朝" w:cs="Arial"/>
-                <w:kern w:val="0"/>
-                <w:sz w:val="24"/>
-                <w:szCs w:val="24"/>
-                <w:lang w:val="en-US" w:eastAsia="ja-JP" w:bidi="ar-SA"/>
-              </w:rPr>
-            </w:pPr>
-            <w:r>
-              <w:rPr>
-                <w:rFonts w:eastAsia="Segoe UI" w:cs="Segoe UI" w:ascii="Segoe UI" w:hAnsi="Segoe UI"/>
-                <w:color w:val="101820"/>
-                <w:kern w:val="0"/>
-                <w:sz w:val="18"/>
-                <w:szCs w:val="24"/>
-                <w:lang w:val="en-US" w:eastAsia="ja-JP" w:bidi="ar-SA"/>
-              </w:rPr>
-              <w:t>10</w:t>
-            </w:r>
-          </w:p>
-        </w:tc>
-        <w:tc>
-          <w:tcPr>
-            <w:tcW w:w="4058" w:type="dxa"/>
-            <w:tcBorders>
-              <w:top w:val="single" w:sz="4" w:space="0" w:color="BFC7D1"/>
-              <w:left w:val="single" w:sz="4" w:space="0" w:color="BFC7D1"/>
-              <w:bottom w:val="single" w:sz="4" w:space="0" w:color="BFC7D1"/>
-              <w:right w:val="single" w:sz="4" w:space="0" w:color="BFC7D1"/>
-            </w:tcBorders>
-          </w:tcPr>
-          <w:p>
-            <w:pPr>
-              <w:pStyle w:val="Normal"/>
-              <w:widowControl/>
-              <w:spacing w:lineRule="auto" w:line="240" w:before="0" w:after="20"/>
-              <w:jc w:val="left"/>
-              <w:rPr>
-                <w:rFonts w:ascii="Aptos" w:hAnsi="Aptos" w:eastAsia="ＭＳ 明朝" w:cs="Arial"/>
-                <w:kern w:val="0"/>
-                <w:sz w:val="24"/>
-                <w:szCs w:val="24"/>
-                <w:lang w:val="en-US" w:eastAsia="ja-JP" w:bidi="ar-SA"/>
-              </w:rPr>
-            </w:pPr>
-            <w:r>
-              <w:rPr>
-                <w:rFonts w:eastAsia="Segoe UI" w:cs="Segoe UI" w:ascii="Segoe UI" w:hAnsi="Segoe UI"/>
-                <w:color w:val="101820"/>
-                <w:kern w:val="0"/>
-                <w:sz w:val="18"/>
-                <w:szCs w:val="24"/>
-                <w:lang w:val="en-US" w:eastAsia="ja-JP" w:bidi="ar-SA"/>
-              </w:rPr>
-              <w:t>Re-test of the data privacy cases BV-SEC-034 and BV-SEC-035 (DPA-05, DPA-06)</w:t>
-            </w:r>
-          </w:p>
-        </w:tc>
-        <w:tc>
-          <w:tcPr>
-            <w:tcW w:w="4050" w:type="dxa"/>
-            <w:tcBorders>
-              <w:top w:val="single" w:sz="4" w:space="0" w:color="BFC7D1"/>
-              <w:left w:val="single" w:sz="4" w:space="0" w:color="BFC7D1"/>
-              <w:bottom w:val="single" w:sz="4" w:space="0" w:color="BFC7D1"/>
-              <w:right w:val="single" w:sz="4" w:space="0" w:color="BFC7D1"/>
-            </w:tcBorders>
-          </w:tcPr>
-          <w:p>
-            <w:pPr>
-              <w:pStyle w:val="Normal"/>
-              <w:widowControl/>
-              <w:spacing w:lineRule="auto" w:line="240" w:before="0" w:after="20"/>
-              <w:jc w:val="left"/>
-              <w:rPr>
-                <w:rFonts w:ascii="Aptos" w:hAnsi="Aptos" w:eastAsia="ＭＳ 明朝" w:cs="Arial"/>
-                <w:kern w:val="0"/>
-                <w:sz w:val="24"/>
-                <w:szCs w:val="24"/>
-                <w:lang w:val="en-US" w:eastAsia="ja-JP" w:bidi="ar-SA"/>
-              </w:rPr>
-            </w:pPr>
-            <w:r>
-              <w:rPr>
-                <w:rFonts w:eastAsia="Segoe UI" w:cs="Segoe UI" w:ascii="Segoe UI" w:hAnsi="Segoe UI"/>
-                <w:color w:val="101820"/>
-                <w:kern w:val="0"/>
-                <w:sz w:val="18"/>
-                <w:szCs w:val="24"/>
-                <w:lang w:val="en-US" w:eastAsia="ja-JP" w:bidi="ar-SA"/>
-              </w:rPr>
-              <w:t>iorta TechNXT QA</w:t>
             </w:r>
           </w:p>
         </w:tc>
@@ -33115,7 +32887,7 @@
       <w:r>
         <w:br w:type="page"/>
       </w:r>
-      <w:bookmarkStart w:id="24" w:name="__RefHeading___Toc6034_2232792091"/>
+      <w:bookmarkStart w:id="24" w:name="__RefHeading___Toc5992_409683129"/>
       <w:bookmarkStart w:id="25" w:name="_Toc233203395"/>
       <w:bookmarkEnd w:id="24"/>
       <w:r>
